--- a/assets/cv.docx
+++ b/assets/cv.docx
@@ -1604,63 +1604,7 @@
           <w:szCs w:val="20"/>
           <w14:ligatures w14:val="none"/>
         </w:rPr>
-        <w:t xml:space="preserve">Jie-Long </w:t>
-      </w:r>
-      <w:proofErr w:type="gramStart"/>
-      <w:r>
-        <w:rPr>
-          <w:rFonts w:ascii="Helvetica Neue" w:eastAsia="標楷體" w:hAnsi="Helvetica Neue" w:cs="新細明體"/>
-          <w:b/>
-          <w:bCs/>
-          <w:color w:val="334155"/>
-          <w:kern w:val="0"/>
-          <w:sz w:val="20"/>
-          <w:szCs w:val="20"/>
-          <w14:ligatures w14:val="none"/>
-        </w:rPr>
-        <w:t>Chen ,</w:t>
-      </w:r>
-      <w:proofErr w:type="gramEnd"/>
-      <w:r>
-        <w:rPr>
-          <w:rFonts w:ascii="Helvetica Neue" w:eastAsia="標楷體" w:hAnsi="Helvetica Neue" w:cs="新細明體"/>
-          <w:b/>
-          <w:bCs/>
-          <w:color w:val="334155"/>
-          <w:kern w:val="0"/>
-          <w:sz w:val="20"/>
-          <w:szCs w:val="20"/>
-          <w14:ligatures w14:val="none"/>
-        </w:rPr>
-        <w:t xml:space="preserve"> Tung-Chieh Kuo</w:t>
-      </w:r>
-      <w:proofErr w:type="gramStart"/>
-      <w:r>
-        <w:rPr>
-          <w:rFonts w:ascii="Helvetica Neue" w:eastAsia="標楷體" w:hAnsi="Helvetica Neue" w:cs="新細明體"/>
-          <w:b/>
-          <w:bCs/>
-          <w:color w:val="334155"/>
-          <w:kern w:val="0"/>
-          <w:sz w:val="20"/>
-          <w:szCs w:val="20"/>
-          <w14:ligatures w14:val="none"/>
-        </w:rPr>
-        <w:t>* ,</w:t>
-      </w:r>
-      <w:proofErr w:type="gramEnd"/>
-      <w:r>
-        <w:rPr>
-          <w:rFonts w:ascii="Helvetica Neue" w:eastAsia="標楷體" w:hAnsi="Helvetica Neue" w:cs="新細明體"/>
-          <w:b/>
-          <w:bCs/>
-          <w:color w:val="334155"/>
-          <w:kern w:val="0"/>
-          <w:sz w:val="20"/>
-          <w:szCs w:val="20"/>
-          <w14:ligatures w14:val="none"/>
-        </w:rPr>
-        <w:t xml:space="preserve"> Yen-Yun Liu. "Optimizing Storage and Computation Costs in Backup Systems: A Dynamic Decision Model Based on Information Entropy", SAR Journal - Science and Research, 2026. (submitted)</w:t>
+        <w:t>Wen-Feng Hsiao, Min-Chun Tsai, Jie-Long Chen*. "Real-Time Facial Expression Detection for Gamified Application", Journal of Information Management, 2026. (TSSCI, ACI) (submitted)</w:t>
       </w:r>
     </w:p>
     <w:p>
@@ -1693,7 +1637,150 @@
           <w:szCs w:val="20"/>
           <w14:ligatures w14:val="none"/>
         </w:rPr>
-        <w:t>Wen-Feng Hsiao, Min-Chun Tsai, Jie-Long Chen*. "Real-Time Facial Expression Detection for Gamified Application", Journal of Information Management, 2026. (TSSCI, ACI) (submitted)</w:t>
+        <w:t>陳杰龍</w:t>
+      </w:r>
+      <w:r>
+        <w:rPr>
+          <w:rFonts w:ascii="Helvetica Neue" w:eastAsia="標楷體" w:hAnsi="Helvetica Neue" w:cs="新細明體"/>
+          <w:b/>
+          <w:bCs/>
+          <w:color w:val="334155"/>
+          <w:kern w:val="0"/>
+          <w:sz w:val="20"/>
+          <w:szCs w:val="20"/>
+          <w14:ligatures w14:val="none"/>
+        </w:rPr>
+        <w:t xml:space="preserve">, </w:t>
+      </w:r>
+      <w:r>
+        <w:rPr>
+          <w:rFonts w:ascii="Helvetica Neue" w:eastAsia="標楷體" w:hAnsi="Helvetica Neue" w:cs="新細明體"/>
+          <w:b/>
+          <w:bCs/>
+          <w:color w:val="334155"/>
+          <w:kern w:val="0"/>
+          <w:sz w:val="20"/>
+          <w:szCs w:val="20"/>
+          <w14:ligatures w14:val="none"/>
+        </w:rPr>
+        <w:t>鄭琬瑩</w:t>
+      </w:r>
+      <w:r>
+        <w:rPr>
+          <w:rFonts w:ascii="Helvetica Neue" w:eastAsia="標楷體" w:hAnsi="Helvetica Neue" w:cs="新細明體"/>
+          <w:b/>
+          <w:bCs/>
+          <w:color w:val="334155"/>
+          <w:kern w:val="0"/>
+          <w:sz w:val="20"/>
+          <w:szCs w:val="20"/>
+          <w14:ligatures w14:val="none"/>
+        </w:rPr>
+        <w:t xml:space="preserve">, </w:t>
+      </w:r>
+      <w:r>
+        <w:rPr>
+          <w:rFonts w:ascii="Helvetica Neue" w:eastAsia="標楷體" w:hAnsi="Helvetica Neue" w:cs="新細明體"/>
+          <w:b/>
+          <w:bCs/>
+          <w:color w:val="334155"/>
+          <w:kern w:val="0"/>
+          <w:sz w:val="20"/>
+          <w:szCs w:val="20"/>
+          <w14:ligatures w14:val="none"/>
+        </w:rPr>
+        <w:t>蕭文峰</w:t>
+      </w:r>
+      <w:r>
+        <w:rPr>
+          <w:rFonts w:ascii="Helvetica Neue" w:eastAsia="標楷體" w:hAnsi="Helvetica Neue" w:cs="新細明體"/>
+          <w:b/>
+          <w:bCs/>
+          <w:color w:val="334155"/>
+          <w:kern w:val="0"/>
+          <w:sz w:val="20"/>
+          <w:szCs w:val="20"/>
+          <w14:ligatures w14:val="none"/>
+        </w:rPr>
+        <w:t xml:space="preserve">*, </w:t>
+      </w:r>
+      <w:r>
+        <w:rPr>
+          <w:rFonts w:ascii="Helvetica Neue" w:eastAsia="標楷體" w:hAnsi="Helvetica Neue" w:cs="新細明體"/>
+          <w:b/>
+          <w:bCs/>
+          <w:color w:val="334155"/>
+          <w:kern w:val="0"/>
+          <w:sz w:val="20"/>
+          <w:szCs w:val="20"/>
+          <w14:ligatures w14:val="none"/>
+        </w:rPr>
+        <w:t>郭東婕</w:t>
+      </w:r>
+      <w:r>
+        <w:rPr>
+          <w:rFonts w:ascii="Helvetica Neue" w:eastAsia="標楷體" w:hAnsi="Helvetica Neue" w:cs="新細明體"/>
+          <w:b/>
+          <w:bCs/>
+          <w:color w:val="334155"/>
+          <w:kern w:val="0"/>
+          <w:sz w:val="20"/>
+          <w:szCs w:val="20"/>
+          <w14:ligatures w14:val="none"/>
+        </w:rPr>
+        <w:t>. "</w:t>
+      </w:r>
+      <w:r>
+        <w:rPr>
+          <w:rFonts w:ascii="Helvetica Neue" w:eastAsia="標楷體" w:hAnsi="Helvetica Neue" w:cs="新細明體"/>
+          <w:b/>
+          <w:bCs/>
+          <w:color w:val="334155"/>
+          <w:kern w:val="0"/>
+          <w:sz w:val="20"/>
+          <w:szCs w:val="20"/>
+          <w14:ligatures w14:val="none"/>
+        </w:rPr>
+        <w:t>應用於特殊教育國語學習之遊戲化學習平台的先導與可行性研究</w:t>
+      </w:r>
+      <w:r>
+        <w:rPr>
+          <w:rFonts w:ascii="Helvetica Neue" w:eastAsia="標楷體" w:hAnsi="Helvetica Neue" w:cs="新細明體"/>
+          <w:b/>
+          <w:bCs/>
+          <w:color w:val="334155"/>
+          <w:kern w:val="0"/>
+          <w:sz w:val="20"/>
+          <w:szCs w:val="20"/>
+          <w14:ligatures w14:val="none"/>
+        </w:rPr>
+        <w:t xml:space="preserve">", </w:t>
+      </w:r>
+      <w:r>
+        <w:rPr>
+          <w:rFonts w:ascii="Helvetica Neue" w:eastAsia="標楷體" w:hAnsi="Helvetica Neue" w:cs="新細明體"/>
+          <w:b/>
+          <w:bCs/>
+          <w:color w:val="334155"/>
+          <w:kern w:val="0"/>
+          <w:sz w:val="20"/>
+          <w:szCs w:val="20"/>
+          <w14:ligatures w14:val="none"/>
+        </w:rPr>
+        <w:t>特殊教育學報</w:t>
+      </w:r>
+      <w:r>
+        <w:rPr>
+          <w:rFonts w:ascii="Helvetica Neue" w:eastAsia="標楷體" w:hAnsi="Helvetica Neue" w:cs="新細明體"/>
+          <w:b/>
+          <w:bCs/>
+          <w:color w:val="334155"/>
+          <w:kern w:val="0"/>
+          <w:sz w:val="20"/>
+          <w:szCs w:val="20"/>
+          <w14:ligatures w14:val="none"/>
+        </w:rPr>
+        <w:t>, 2026. (TSSCI, ACI) (submitted)</w:t>
       </w:r>
     </w:p>
     <w:p>
@@ -1726,7 +1813,79 @@
           <w:szCs w:val="20"/>
           <w14:ligatures w14:val="none"/>
         </w:rPr>
-        <w:t>陳杰龍</w:t>
+        <w:t xml:space="preserve">Jie-Long </w:t>
+      </w:r>
+      <w:proofErr w:type="gramStart"/>
+      <w:r>
+        <w:rPr>
+          <w:rFonts w:ascii="Helvetica Neue" w:eastAsia="標楷體" w:hAnsi="Helvetica Neue" w:cs="新細明體"/>
+          <w:b/>
+          <w:bCs/>
+          <w:color w:val="334155"/>
+          <w:kern w:val="0"/>
+          <w:sz w:val="20"/>
+          <w:szCs w:val="20"/>
+          <w14:ligatures w14:val="none"/>
+        </w:rPr>
+        <w:t>Chen ,</w:t>
+      </w:r>
+      <w:proofErr w:type="gramEnd"/>
+      <w:r>
+        <w:rPr>
+          <w:rFonts w:ascii="Helvetica Neue" w:eastAsia="標楷體" w:hAnsi="Helvetica Neue" w:cs="新細明體"/>
+          <w:b/>
+          <w:bCs/>
+          <w:color w:val="334155"/>
+          <w:kern w:val="0"/>
+          <w:sz w:val="20"/>
+          <w:szCs w:val="20"/>
+          <w14:ligatures w14:val="none"/>
+        </w:rPr>
+        <w:t xml:space="preserve"> Tung-Chieh Kuo</w:t>
+      </w:r>
+      <w:proofErr w:type="gramStart"/>
+      <w:r>
+        <w:rPr>
+          <w:rFonts w:ascii="Helvetica Neue" w:eastAsia="標楷體" w:hAnsi="Helvetica Neue" w:cs="新細明體"/>
+          <w:b/>
+          <w:bCs/>
+          <w:color w:val="334155"/>
+          <w:kern w:val="0"/>
+          <w:sz w:val="20"/>
+          <w:szCs w:val="20"/>
+          <w14:ligatures w14:val="none"/>
+        </w:rPr>
+        <w:t>* ,</w:t>
+      </w:r>
+      <w:proofErr w:type="gramEnd"/>
+      <w:r>
+        <w:rPr>
+          <w:rFonts w:ascii="Helvetica Neue" w:eastAsia="標楷體" w:hAnsi="Helvetica Neue" w:cs="新細明體"/>
+          <w:b/>
+          <w:bCs/>
+          <w:color w:val="334155"/>
+          <w:kern w:val="0"/>
+          <w:sz w:val="20"/>
+          <w:szCs w:val="20"/>
+          <w14:ligatures w14:val="none"/>
+        </w:rPr>
+        <w:t xml:space="preserve"> Yen-Yun Liu. "Optimizing Storage and Computation Costs in Backup Systems: A Dynamic Decision Model Based on Information Entropy", SAR Journal - Science and Research,</w:t>
+      </w:r>
+      <w:r>
+        <w:t xml:space="preserve"> </w:t>
+      </w:r>
+      <w:r>
+        <w:rPr>
+          <w:rFonts w:ascii="Helvetica Neue" w:eastAsia="標楷體" w:hAnsi="Helvetica Neue" w:cs="新細明體"/>
+          <w:b/>
+          <w:bCs/>
+          <w:color w:val="334155"/>
+          <w:kern w:val="0"/>
+          <w:sz w:val="20"/>
+          <w:szCs w:val="20"/>
+          <w14:ligatures w14:val="none"/>
+        </w:rPr>
+        <w:t>Vol.9, No.1</w:t>
       </w:r>
       <w:r>
         <w:rPr>
@@ -1752,124 +1911,7 @@
           <w:szCs w:val="20"/>
           <w14:ligatures w14:val="none"/>
         </w:rPr>
-        <w:t>鄭琬瑩</w:t>
-      </w:r>
-      <w:r>
-        <w:rPr>
-          <w:rFonts w:ascii="Helvetica Neue" w:eastAsia="標楷體" w:hAnsi="Helvetica Neue" w:cs="新細明體"/>
-          <w:b/>
-          <w:bCs/>
-          <w:color w:val="334155"/>
-          <w:kern w:val="0"/>
-          <w:sz w:val="20"/>
-          <w:szCs w:val="20"/>
-          <w14:ligatures w14:val="none"/>
-        </w:rPr>
-        <w:t xml:space="preserve">, </w:t>
-      </w:r>
-      <w:r>
-        <w:rPr>
-          <w:rFonts w:ascii="Helvetica Neue" w:eastAsia="標楷體" w:hAnsi="Helvetica Neue" w:cs="新細明體"/>
-          <w:b/>
-          <w:bCs/>
-          <w:color w:val="334155"/>
-          <w:kern w:val="0"/>
-          <w:sz w:val="20"/>
-          <w:szCs w:val="20"/>
-          <w14:ligatures w14:val="none"/>
-        </w:rPr>
-        <w:t>蕭文峰</w:t>
-      </w:r>
-      <w:r>
-        <w:rPr>
-          <w:rFonts w:ascii="Helvetica Neue" w:eastAsia="標楷體" w:hAnsi="Helvetica Neue" w:cs="新細明體"/>
-          <w:b/>
-          <w:bCs/>
-          <w:color w:val="334155"/>
-          <w:kern w:val="0"/>
-          <w:sz w:val="20"/>
-          <w:szCs w:val="20"/>
-          <w14:ligatures w14:val="none"/>
-        </w:rPr>
-        <w:t xml:space="preserve">*, </w:t>
-      </w:r>
-      <w:r>
-        <w:rPr>
-          <w:rFonts w:ascii="Helvetica Neue" w:eastAsia="標楷體" w:hAnsi="Helvetica Neue" w:cs="新細明體"/>
-          <w:b/>
-          <w:bCs/>
-          <w:color w:val="334155"/>
-          <w:kern w:val="0"/>
-          <w:sz w:val="20"/>
-          <w:szCs w:val="20"/>
-          <w14:ligatures w14:val="none"/>
-        </w:rPr>
-        <w:t>郭東婕</w:t>
-      </w:r>
-      <w:r>
-        <w:rPr>
-          <w:rFonts w:ascii="Helvetica Neue" w:eastAsia="標楷體" w:hAnsi="Helvetica Neue" w:cs="新細明體"/>
-          <w:b/>
-          <w:bCs/>
-          <w:color w:val="334155"/>
-          <w:kern w:val="0"/>
-          <w:sz w:val="20"/>
-          <w:szCs w:val="20"/>
-          <w14:ligatures w14:val="none"/>
-        </w:rPr>
-        <w:t>. "</w:t>
-      </w:r>
-      <w:r>
-        <w:rPr>
-          <w:rFonts w:ascii="Helvetica Neue" w:eastAsia="標楷體" w:hAnsi="Helvetica Neue" w:cs="新細明體"/>
-          <w:b/>
-          <w:bCs/>
-          <w:color w:val="334155"/>
-          <w:kern w:val="0"/>
-          <w:sz w:val="20"/>
-          <w:szCs w:val="20"/>
-          <w14:ligatures w14:val="none"/>
-        </w:rPr>
-        <w:t>應用於特殊教育國語學習之遊戲化學習平台的先導與可行性研究</w:t>
-      </w:r>
-      <w:r>
-        <w:rPr>
-          <w:rFonts w:ascii="Helvetica Neue" w:eastAsia="標楷體" w:hAnsi="Helvetica Neue" w:cs="新細明體"/>
-          <w:b/>
-          <w:bCs/>
-          <w:color w:val="334155"/>
-          <w:kern w:val="0"/>
-          <w:sz w:val="20"/>
-          <w:szCs w:val="20"/>
-          <w14:ligatures w14:val="none"/>
-        </w:rPr>
-        <w:t xml:space="preserve">", </w:t>
-      </w:r>
-      <w:r>
-        <w:rPr>
-          <w:rFonts w:ascii="Helvetica Neue" w:eastAsia="標楷體" w:hAnsi="Helvetica Neue" w:cs="新細明體"/>
-          <w:b/>
-          <w:bCs/>
-          <w:color w:val="334155"/>
-          <w:kern w:val="0"/>
-          <w:sz w:val="20"/>
-          <w:szCs w:val="20"/>
-          <w14:ligatures w14:val="none"/>
-        </w:rPr>
-        <w:t>特殊教育學報</w:t>
-      </w:r>
-      <w:r>
-        <w:rPr>
-          <w:rFonts w:ascii="Helvetica Neue" w:eastAsia="標楷體" w:hAnsi="Helvetica Neue" w:cs="新細明體"/>
-          <w:b/>
-          <w:bCs/>
-          <w:color w:val="334155"/>
-          <w:kern w:val="0"/>
-          <w:sz w:val="20"/>
-          <w:szCs w:val="20"/>
-          <w14:ligatures w14:val="none"/>
-        </w:rPr>
-        <w:t>, 2026. (TSSCI, ACI) (submitted)</w:t>
+        <w:t>2026.</w:t>
       </w:r>
     </w:p>
     <w:p>

--- a/assets/cv.docx
+++ b/assets/cv.docx
@@ -149,7 +149,7 @@
       </w:pPr>
       <w:r>
         <w:rPr>
-          <w:rFonts w:ascii="Helvetica Neue" w:eastAsia="標楷體" w:hAnsi="Helvetica Neue" w:cs="新細明體"/>
+          <w:rFonts w:ascii="Helvetica Neue" w:eastAsia="標楷體" w:hAnsi="Helvetica Neue" w:cs="新細明體" w:hint="eastAsia"/>
           <w:b/>
           <w:bCs/>
           <w:color w:val="334155"/>
@@ -162,33 +162,20 @@
       </w:r>
       <w:r>
         <w:rPr>
-          <w:rFonts w:ascii="Helvetica Neue" w:eastAsia="標楷體" w:hAnsi="Helvetica Neue" w:cs="新細明體"/>
-          <w:b/>
-          <w:bCs/>
-          <w:color w:val="334155"/>
-          <w:kern w:val="0"/>
-          <w:sz w:val="20"/>
-          <w:szCs w:val="20"/>
-          <w14:ligatures w14:val="none"/>
-        </w:rPr>
-        <w:t>,</w:t>
-      </w:r>
-      <w:r>
-        <w:rPr>
-          <w:rFonts w:ascii="Helvetica Neue" w:eastAsia="標楷體" w:hAnsi="Helvetica Neue" w:cs="新細明體"/>
-          <w:b/>
-          <w:bCs/>
-          <w:color w:val="334155"/>
-          <w:kern w:val="0"/>
-          <w:sz w:val="20"/>
-          <w:szCs w:val="20"/>
-          <w14:ligatures w14:val="none"/>
-        </w:rPr>
-        <w:t> </w:t>
-      </w:r>
-      <w:r>
-        <w:rPr>
-          <w:rFonts w:ascii="Helvetica Neue" w:eastAsia="標楷體" w:hAnsi="Helvetica Neue" w:cs="新細明體"/>
+          <w:rFonts w:ascii="Helvetica Neue" w:eastAsia="標楷體" w:hAnsi="Helvetica Neue" w:cs="新細明體" w:hint="eastAsia"/>
+          <w:b/>
+          <w:bCs/>
+          <w:color w:val="334155"/>
+          <w:kern w:val="0"/>
+          <w:sz w:val="20"/>
+          <w:szCs w:val="20"/>
+          <w14:ligatures w14:val="none"/>
+        </w:rPr>
+        <w:t xml:space="preserve">, </w:t>
+      </w:r>
+      <w:r>
+        <w:rPr>
+          <w:rFonts w:ascii="Helvetica Neue" w:eastAsia="標楷體" w:hAnsi="Helvetica Neue" w:cs="新細明體" w:hint="eastAsia"/>
           <w:b/>
           <w:bCs/>
           <w:color w:val="334155"/>
@@ -201,33 +188,20 @@
       </w:r>
       <w:r>
         <w:rPr>
-          <w:rFonts w:ascii="Helvetica Neue" w:eastAsia="標楷體" w:hAnsi="Helvetica Neue" w:cs="新細明體"/>
-          <w:b/>
-          <w:bCs/>
-          <w:color w:val="334155"/>
-          <w:kern w:val="0"/>
-          <w:sz w:val="20"/>
-          <w:szCs w:val="20"/>
-          <w14:ligatures w14:val="none"/>
-        </w:rPr>
-        <w:t>,</w:t>
-      </w:r>
-      <w:r>
-        <w:rPr>
-          <w:rFonts w:ascii="Helvetica Neue" w:eastAsia="標楷體" w:hAnsi="Helvetica Neue" w:cs="新細明體"/>
-          <w:b/>
-          <w:bCs/>
-          <w:color w:val="334155"/>
-          <w:kern w:val="0"/>
-          <w:sz w:val="20"/>
-          <w:szCs w:val="20"/>
-          <w14:ligatures w14:val="none"/>
-        </w:rPr>
-        <w:t> </w:t>
-      </w:r>
-      <w:r>
-        <w:rPr>
-          <w:rFonts w:ascii="Helvetica Neue" w:eastAsia="標楷體" w:hAnsi="Helvetica Neue" w:cs="新細明體"/>
+          <w:rFonts w:ascii="Helvetica Neue" w:eastAsia="標楷體" w:hAnsi="Helvetica Neue" w:cs="新細明體" w:hint="eastAsia"/>
+          <w:b/>
+          <w:bCs/>
+          <w:color w:val="334155"/>
+          <w:kern w:val="0"/>
+          <w:sz w:val="20"/>
+          <w:szCs w:val="20"/>
+          <w14:ligatures w14:val="none"/>
+        </w:rPr>
+        <w:t xml:space="preserve">, </w:t>
+      </w:r>
+      <w:r>
+        <w:rPr>
+          <w:rFonts w:ascii="Helvetica Neue" w:eastAsia="標楷體" w:hAnsi="Helvetica Neue" w:cs="新細明體" w:hint="eastAsia"/>
           <w:b/>
           <w:bCs/>
           <w:color w:val="334155"/>
@@ -240,46 +214,20 @@
       </w:r>
       <w:r>
         <w:rPr>
-          <w:rFonts w:ascii="Helvetica Neue" w:eastAsia="標楷體" w:hAnsi="Helvetica Neue" w:cs="新細明體"/>
-          <w:b/>
-          <w:bCs/>
-          <w:color w:val="334155"/>
-          <w:kern w:val="0"/>
-          <w:sz w:val="20"/>
-          <w:szCs w:val="20"/>
-          <w14:ligatures w14:val="none"/>
-        </w:rPr>
-        <w:t>,</w:t>
-      </w:r>
-      <w:r>
-        <w:rPr>
-          <w:rFonts w:ascii="Helvetica Neue" w:eastAsia="標楷體" w:hAnsi="Helvetica Neue" w:cs="新細明體"/>
-          <w:b/>
-          <w:bCs/>
-          <w:color w:val="334155"/>
-          <w:kern w:val="0"/>
-          <w:sz w:val="20"/>
-          <w:szCs w:val="20"/>
-          <w14:ligatures w14:val="none"/>
-        </w:rPr>
-        <w:t> </w:t>
-      </w:r>
-      <w:r>
-        <w:rPr>
-          <w:rFonts w:ascii="Helvetica Neue" w:eastAsia="標楷體" w:hAnsi="Helvetica Neue" w:cs="新細明體"/>
-          <w:b/>
-          <w:bCs/>
-          <w:color w:val="334155"/>
-          <w:kern w:val="0"/>
-          <w:sz w:val="20"/>
-          <w:szCs w:val="20"/>
-          <w14:ligatures w14:val="none"/>
-        </w:rPr>
-        <w:t>2026/09</w:t>
-      </w:r>
-      <w:r>
-        <w:rPr>
-          <w:rFonts w:ascii="Helvetica Neue" w:eastAsia="標楷體" w:hAnsi="Helvetica Neue" w:cs="新細明體"/>
+          <w:rFonts w:ascii="Helvetica Neue" w:eastAsia="標楷體" w:hAnsi="Helvetica Neue" w:cs="新細明體" w:hint="eastAsia"/>
+          <w:b/>
+          <w:bCs/>
+          <w:color w:val="334155"/>
+          <w:kern w:val="0"/>
+          <w:sz w:val="20"/>
+          <w:szCs w:val="20"/>
+          <w14:ligatures w14:val="none"/>
+        </w:rPr>
+        <w:t xml:space="preserve">, 2026/09 </w:t>
+      </w:r>
+      <w:r>
+        <w:rPr>
+          <w:rFonts w:ascii="Helvetica Neue" w:eastAsia="標楷體" w:hAnsi="Helvetica Neue" w:cs="新細明體" w:hint="eastAsia"/>
           <w:b/>
           <w:bCs/>
           <w:color w:val="334155"/>
@@ -832,7 +780,6 @@
         </w:rPr>
         <w:t> </w:t>
       </w:r>
-      <w:proofErr w:type="spellStart"/>
       <w:r>
         <w:rPr>
           <w:rFonts w:ascii="Helvetica Neue" w:eastAsia="標楷體" w:hAnsi="Helvetica Neue" w:cs="新細明體"/>
@@ -846,7 +793,6 @@
         </w:rPr>
         <w:t>CodeCrafters</w:t>
       </w:r>
-      <w:proofErr w:type="spellEnd"/>
       <w:r>
         <w:rPr>
           <w:rFonts w:ascii="Helvetica Neue" w:eastAsia="標楷體" w:hAnsi="Helvetica Neue" w:cs="新細明體"/>
@@ -1813,63 +1759,7 @@
           <w:szCs w:val="20"/>
           <w14:ligatures w14:val="none"/>
         </w:rPr>
-        <w:t xml:space="preserve">Jie-Long </w:t>
-      </w:r>
-      <w:proofErr w:type="gramStart"/>
-      <w:r>
-        <w:rPr>
-          <w:rFonts w:ascii="Helvetica Neue" w:eastAsia="標楷體" w:hAnsi="Helvetica Neue" w:cs="新細明體"/>
-          <w:b/>
-          <w:bCs/>
-          <w:color w:val="334155"/>
-          <w:kern w:val="0"/>
-          <w:sz w:val="20"/>
-          <w:szCs w:val="20"/>
-          <w14:ligatures w14:val="none"/>
-        </w:rPr>
-        <w:t>Chen ,</w:t>
-      </w:r>
-      <w:proofErr w:type="gramEnd"/>
-      <w:r>
-        <w:rPr>
-          <w:rFonts w:ascii="Helvetica Neue" w:eastAsia="標楷體" w:hAnsi="Helvetica Neue" w:cs="新細明體"/>
-          <w:b/>
-          <w:bCs/>
-          <w:color w:val="334155"/>
-          <w:kern w:val="0"/>
-          <w:sz w:val="20"/>
-          <w:szCs w:val="20"/>
-          <w14:ligatures w14:val="none"/>
-        </w:rPr>
-        <w:t xml:space="preserve"> Tung-Chieh Kuo</w:t>
-      </w:r>
-      <w:proofErr w:type="gramStart"/>
-      <w:r>
-        <w:rPr>
-          <w:rFonts w:ascii="Helvetica Neue" w:eastAsia="標楷體" w:hAnsi="Helvetica Neue" w:cs="新細明體"/>
-          <w:b/>
-          <w:bCs/>
-          <w:color w:val="334155"/>
-          <w:kern w:val="0"/>
-          <w:sz w:val="20"/>
-          <w:szCs w:val="20"/>
-          <w14:ligatures w14:val="none"/>
-        </w:rPr>
-        <w:t>* ,</w:t>
-      </w:r>
-      <w:proofErr w:type="gramEnd"/>
-      <w:r>
-        <w:rPr>
-          <w:rFonts w:ascii="Helvetica Neue" w:eastAsia="標楷體" w:hAnsi="Helvetica Neue" w:cs="新細明體"/>
-          <w:b/>
-          <w:bCs/>
-          <w:color w:val="334155"/>
-          <w:kern w:val="0"/>
-          <w:sz w:val="20"/>
-          <w:szCs w:val="20"/>
-          <w14:ligatures w14:val="none"/>
-        </w:rPr>
-        <w:t xml:space="preserve"> Yen-Yun Liu. "Optimizing Storage and Computation Costs in Backup Systems: A Dynamic Decision Model Based on Information Entropy", SAR Journal - Science and Research,</w:t>
+        <w:t>Jie-Long Chen , Tung-Chieh Kuo* , Yen-Yun Liu. "Optimizing Storage and Computation Costs in Backup Systems: A Dynamic Decision Model Based on Information Entropy", SAR Journal - Science and Research,</w:t>
       </w:r>
       <w:r>
         <w:t xml:space="preserve"> </w:t>
@@ -2409,35 +2299,7 @@
           <w:szCs w:val="20"/>
           <w14:ligatures w14:val="none"/>
         </w:rPr>
-        <w:t xml:space="preserve">Jie-Long Chen, Ching-Chung Chen, Arthur Chang. "A Comparative Analysis of Machine Learning Algorithms for Wheat Disease Classification in Taiwan Using the Orange Data Mining Tool." IEEE Conference on Computational Intelligence in Bioinformatics and Computational </w:t>
-      </w:r>
-      <w:proofErr w:type="gramStart"/>
-      <w:r>
-        <w:rPr>
-          <w:rFonts w:ascii="Helvetica Neue" w:eastAsia="標楷體" w:hAnsi="Helvetica Neue" w:cs="新細明體"/>
-          <w:b/>
-          <w:bCs/>
-          <w:color w:val="334155"/>
-          <w:kern w:val="0"/>
-          <w:sz w:val="20"/>
-          <w:szCs w:val="20"/>
-          <w14:ligatures w14:val="none"/>
-        </w:rPr>
-        <w:t>Biology ,</w:t>
-      </w:r>
-      <w:proofErr w:type="gramEnd"/>
-      <w:r>
-        <w:rPr>
-          <w:rFonts w:ascii="Helvetica Neue" w:eastAsia="標楷體" w:hAnsi="Helvetica Neue" w:cs="新細明體"/>
-          <w:b/>
-          <w:bCs/>
-          <w:color w:val="334155"/>
-          <w:kern w:val="0"/>
-          <w:sz w:val="20"/>
-          <w:szCs w:val="20"/>
-          <w14:ligatures w14:val="none"/>
-        </w:rPr>
-        <w:t xml:space="preserve"> Tainan, Aug 2025.</w:t>
+        <w:t>Jie-Long Chen, Ching-Chung Chen, Arthur Chang. "A Comparative Analysis of Machine Learning Algorithms for Wheat Disease Classification in Taiwan Using the Orange Data Mining Tool." IEEE Conference on Computational Intelligence in Bioinformatics and Computational Biology , Tainan, Aug 2025.</w:t>
       </w:r>
     </w:p>
     <w:p>
@@ -3977,7 +3839,6 @@
         </w:rPr>
         <w:t>創辦</w:t>
       </w:r>
-      <w:proofErr w:type="spellStart"/>
       <w:r>
         <w:rPr>
           <w:rFonts w:ascii="Helvetica Neue" w:eastAsia="標楷體" w:hAnsi="Helvetica Neue" w:cs="新細明體"/>
@@ -3991,7 +3852,6 @@
         </w:rPr>
         <w:t>CodeCrafters</w:t>
       </w:r>
-      <w:proofErr w:type="spellEnd"/>
       <w:r>
         <w:rPr>
           <w:rFonts w:ascii="Helvetica Neue" w:eastAsia="標楷體" w:hAnsi="Helvetica Neue" w:cs="新細明體"/>
@@ -4431,33 +4291,18 @@
           <w14:ligatures w14:val="none"/>
         </w:rPr>
       </w:pPr>
-      <w:proofErr w:type="spellStart"/>
-      <w:r>
-        <w:rPr>
-          <w:rFonts w:ascii="Helvetica Neue" w:eastAsia="標楷體" w:hAnsi="Helvetica Neue" w:cs="新細明體"/>
-          <w:b/>
-          <w:bCs/>
-          <w:color w:val="334155"/>
-          <w:kern w:val="0"/>
-          <w:sz w:val="20"/>
-          <w:szCs w:val="20"/>
-          <w14:ligatures w14:val="none"/>
-        </w:rPr>
-        <w:t>iPAS</w:t>
-      </w:r>
-      <w:proofErr w:type="spellEnd"/>
-      <w:r>
-        <w:rPr>
-          <w:rFonts w:ascii="Helvetica Neue" w:eastAsia="標楷體" w:hAnsi="Helvetica Neue" w:cs="新細明體"/>
-          <w:b/>
-          <w:bCs/>
-          <w:color w:val="334155"/>
-          <w:kern w:val="0"/>
-          <w:sz w:val="20"/>
-          <w:szCs w:val="20"/>
-          <w14:ligatures w14:val="none"/>
-        </w:rPr>
-        <w:t xml:space="preserve"> AI</w:t>
+      <w:r>
+        <w:rPr>
+          <w:rFonts w:ascii="Helvetica Neue" w:eastAsia="標楷體" w:hAnsi="Helvetica Neue" w:cs="新細明體"/>
+          <w:b/>
+          <w:bCs/>
+          <w:color w:val="334155"/>
+          <w:kern w:val="0"/>
+          <w:sz w:val="20"/>
+          <w:szCs w:val="20"/>
+          <w14:ligatures w14:val="none"/>
+        </w:rPr>
+        <w:t>iPAS AI</w:t>
       </w:r>
       <w:r>
         <w:rPr>
@@ -5364,35 +5209,7 @@
           <w14:ligatures w14:val="none"/>
         </w:rPr>
         <w:br/>
-        <w:t xml:space="preserve">OpenAI GPT-3 API, Flask, </w:t>
-      </w:r>
-      <w:proofErr w:type="spellStart"/>
-      <w:r>
-        <w:rPr>
-          <w:rFonts w:ascii="Helvetica Neue" w:eastAsia="標楷體" w:hAnsi="Helvetica Neue" w:cs="新細明體"/>
-          <w:b/>
-          <w:bCs/>
-          <w:color w:val="334155"/>
-          <w:kern w:val="0"/>
-          <w:sz w:val="20"/>
-          <w:szCs w:val="20"/>
-          <w14:ligatures w14:val="none"/>
-        </w:rPr>
-        <w:t>ngrok</w:t>
-      </w:r>
-      <w:proofErr w:type="spellEnd"/>
-      <w:r>
-        <w:rPr>
-          <w:rFonts w:ascii="Helvetica Neue" w:eastAsia="標楷體" w:hAnsi="Helvetica Neue" w:cs="新細明體"/>
-          <w:b/>
-          <w:bCs/>
-          <w:color w:val="334155"/>
-          <w:kern w:val="0"/>
-          <w:sz w:val="20"/>
-          <w:szCs w:val="20"/>
-          <w14:ligatures w14:val="none"/>
-        </w:rPr>
-        <w:t>.</w:t>
+        <w:t>OpenAI GPT-3 API, Flask, ngrok.</w:t>
       </w:r>
     </w:p>
     <w:p>
@@ -5493,7 +5310,6 @@
         </w:rPr>
         <w:t>、</w:t>
       </w:r>
-      <w:proofErr w:type="spellStart"/>
       <w:r>
         <w:rPr>
           <w:rFonts w:ascii="Helvetica Neue" w:eastAsia="標楷體" w:hAnsi="Helvetica Neue" w:cs="新細明體"/>
@@ -5507,7 +5323,6 @@
         </w:rPr>
         <w:t>Css</w:t>
       </w:r>
-      <w:proofErr w:type="spellEnd"/>
       <w:r>
         <w:rPr>
           <w:rFonts w:ascii="Helvetica Neue" w:eastAsia="標楷體" w:hAnsi="Helvetica Neue" w:cs="新細明體"/>
@@ -5842,35 +5657,7 @@
           <w14:ligatures w14:val="none"/>
         </w:rPr>
         <w:br/>
-        <w:t xml:space="preserve">Python, TensorFlow, </w:t>
-      </w:r>
-      <w:proofErr w:type="spellStart"/>
-      <w:r>
-        <w:rPr>
-          <w:rFonts w:ascii="Helvetica Neue" w:eastAsia="標楷體" w:hAnsi="Helvetica Neue" w:cs="新細明體"/>
-          <w:b/>
-          <w:bCs/>
-          <w:color w:val="334155"/>
-          <w:kern w:val="0"/>
-          <w:sz w:val="20"/>
-          <w:szCs w:val="20"/>
-          <w14:ligatures w14:val="none"/>
-        </w:rPr>
-        <w:t>Keras</w:t>
-      </w:r>
-      <w:proofErr w:type="spellEnd"/>
-      <w:r>
-        <w:rPr>
-          <w:rFonts w:ascii="Helvetica Neue" w:eastAsia="標楷體" w:hAnsi="Helvetica Neue" w:cs="新細明體"/>
-          <w:b/>
-          <w:bCs/>
-          <w:color w:val="334155"/>
-          <w:kern w:val="0"/>
-          <w:sz w:val="20"/>
-          <w:szCs w:val="20"/>
-          <w14:ligatures w14:val="none"/>
-        </w:rPr>
-        <w:t>.</w:t>
+        <w:t>Python, TensorFlow, Keras.</w:t>
       </w:r>
     </w:p>
     <w:p>

--- a/assets/cv.docx
+++ b/assets/cv.docx
@@ -780,6 +780,7 @@
         </w:rPr>
         <w:t> </w:t>
       </w:r>
+      <w:proofErr w:type="spellStart"/>
       <w:r>
         <w:rPr>
           <w:rFonts w:ascii="Helvetica Neue" w:eastAsia="標楷體" w:hAnsi="Helvetica Neue" w:cs="新細明體"/>
@@ -793,6 +794,7 @@
         </w:rPr>
         <w:t>CodeCrafters</w:t>
       </w:r>
+      <w:proofErr w:type="spellEnd"/>
       <w:r>
         <w:rPr>
           <w:rFonts w:ascii="Helvetica Neue" w:eastAsia="標楷體" w:hAnsi="Helvetica Neue" w:cs="新細明體"/>
@@ -1759,7 +1761,63 @@
           <w:szCs w:val="20"/>
           <w14:ligatures w14:val="none"/>
         </w:rPr>
-        <w:t>Jie-Long Chen , Tung-Chieh Kuo* , Yen-Yun Liu. "Optimizing Storage and Computation Costs in Backup Systems: A Dynamic Decision Model Based on Information Entropy", SAR Journal - Science and Research,</w:t>
+        <w:t xml:space="preserve">Jie-Long </w:t>
+      </w:r>
+      <w:proofErr w:type="gramStart"/>
+      <w:r>
+        <w:rPr>
+          <w:rFonts w:ascii="Helvetica Neue" w:eastAsia="標楷體" w:hAnsi="Helvetica Neue" w:cs="新細明體"/>
+          <w:b/>
+          <w:bCs/>
+          <w:color w:val="334155"/>
+          <w:kern w:val="0"/>
+          <w:sz w:val="20"/>
+          <w:szCs w:val="20"/>
+          <w14:ligatures w14:val="none"/>
+        </w:rPr>
+        <w:t>Chen ,</w:t>
+      </w:r>
+      <w:proofErr w:type="gramEnd"/>
+      <w:r>
+        <w:rPr>
+          <w:rFonts w:ascii="Helvetica Neue" w:eastAsia="標楷體" w:hAnsi="Helvetica Neue" w:cs="新細明體"/>
+          <w:b/>
+          <w:bCs/>
+          <w:color w:val="334155"/>
+          <w:kern w:val="0"/>
+          <w:sz w:val="20"/>
+          <w:szCs w:val="20"/>
+          <w14:ligatures w14:val="none"/>
+        </w:rPr>
+        <w:t xml:space="preserve"> Tung-Chieh Kuo</w:t>
+      </w:r>
+      <w:proofErr w:type="gramStart"/>
+      <w:r>
+        <w:rPr>
+          <w:rFonts w:ascii="Helvetica Neue" w:eastAsia="標楷體" w:hAnsi="Helvetica Neue" w:cs="新細明體"/>
+          <w:b/>
+          <w:bCs/>
+          <w:color w:val="334155"/>
+          <w:kern w:val="0"/>
+          <w:sz w:val="20"/>
+          <w:szCs w:val="20"/>
+          <w14:ligatures w14:val="none"/>
+        </w:rPr>
+        <w:t>* ,</w:t>
+      </w:r>
+      <w:proofErr w:type="gramEnd"/>
+      <w:r>
+        <w:rPr>
+          <w:rFonts w:ascii="Helvetica Neue" w:eastAsia="標楷體" w:hAnsi="Helvetica Neue" w:cs="新細明體"/>
+          <w:b/>
+          <w:bCs/>
+          <w:color w:val="334155"/>
+          <w:kern w:val="0"/>
+          <w:sz w:val="20"/>
+          <w:szCs w:val="20"/>
+          <w14:ligatures w14:val="none"/>
+        </w:rPr>
+        <w:t xml:space="preserve"> Yen-Yun Liu. "Optimizing Storage and Computation Costs in Backup Systems: A Dynamic Decision Model Based on Information Entropy", SAR Journal - Science and Research,</w:t>
       </w:r>
       <w:r>
         <w:t xml:space="preserve"> </w:t>
@@ -1788,7 +1846,36 @@
           <w:szCs w:val="20"/>
           <w14:ligatures w14:val="none"/>
         </w:rPr>
-        <w:t xml:space="preserve">, </w:t>
+        <w:t>,</w:t>
+      </w:r>
+      <w:r>
+        <w:t xml:space="preserve"> </w:t>
+      </w:r>
+      <w:r>
+        <w:rPr>
+          <w:rFonts w:ascii="Helvetica Neue" w:eastAsia="標楷體" w:hAnsi="Helvetica Neue" w:cs="新細明體"/>
+          <w:b/>
+          <w:bCs/>
+          <w:color w:val="334155"/>
+          <w:kern w:val="0"/>
+          <w:sz w:val="20"/>
+          <w:szCs w:val="20"/>
+          <w14:ligatures w14:val="none"/>
+        </w:rPr>
+        <w:t>pp. 3-15,</w:t>
+      </w:r>
+      <w:r>
+        <w:rPr>
+          <w:rFonts w:ascii="Helvetica Neue" w:eastAsia="標楷體" w:hAnsi="Helvetica Neue" w:cs="新細明體"/>
+          <w:b/>
+          <w:bCs/>
+          <w:color w:val="334155"/>
+          <w:kern w:val="0"/>
+          <w:sz w:val="20"/>
+          <w:szCs w:val="20"/>
+          <w14:ligatures w14:val="none"/>
+        </w:rPr>
+        <w:t xml:space="preserve"> </w:t>
       </w:r>
       <w:r>
         <w:rPr>
@@ -2299,7 +2386,35 @@
           <w:szCs w:val="20"/>
           <w14:ligatures w14:val="none"/>
         </w:rPr>
-        <w:t>Jie-Long Chen, Ching-Chung Chen, Arthur Chang. "A Comparative Analysis of Machine Learning Algorithms for Wheat Disease Classification in Taiwan Using the Orange Data Mining Tool." IEEE Conference on Computational Intelligence in Bioinformatics and Computational Biology , Tainan, Aug 2025.</w:t>
+        <w:t xml:space="preserve">Jie-Long Chen, Ching-Chung Chen, Arthur Chang. "A Comparative Analysis of Machine Learning Algorithms for Wheat Disease Classification in Taiwan Using the Orange Data Mining Tool." IEEE Conference on Computational Intelligence in Bioinformatics and Computational </w:t>
+      </w:r>
+      <w:proofErr w:type="gramStart"/>
+      <w:r>
+        <w:rPr>
+          <w:rFonts w:ascii="Helvetica Neue" w:eastAsia="標楷體" w:hAnsi="Helvetica Neue" w:cs="新細明體"/>
+          <w:b/>
+          <w:bCs/>
+          <w:color w:val="334155"/>
+          <w:kern w:val="0"/>
+          <w:sz w:val="20"/>
+          <w:szCs w:val="20"/>
+          <w14:ligatures w14:val="none"/>
+        </w:rPr>
+        <w:t>Biology ,</w:t>
+      </w:r>
+      <w:proofErr w:type="gramEnd"/>
+      <w:r>
+        <w:rPr>
+          <w:rFonts w:ascii="Helvetica Neue" w:eastAsia="標楷體" w:hAnsi="Helvetica Neue" w:cs="新細明體"/>
+          <w:b/>
+          <w:bCs/>
+          <w:color w:val="334155"/>
+          <w:kern w:val="0"/>
+          <w:sz w:val="20"/>
+          <w:szCs w:val="20"/>
+          <w14:ligatures w14:val="none"/>
+        </w:rPr>
+        <w:t xml:space="preserve"> Tainan, Aug 2025.</w:t>
       </w:r>
     </w:p>
     <w:p>
@@ -3594,6 +3709,7 @@
           <w:szCs w:val="20"/>
           <w14:ligatures w14:val="none"/>
         </w:rPr>
+        <w:lastRenderedPageBreak/>
         <w:t>國立屏東大學</w:t>
       </w:r>
       <w:r>
@@ -3692,7 +3808,6 @@
           <w:szCs w:val="20"/>
           <w14:ligatures w14:val="none"/>
         </w:rPr>
-        <w:lastRenderedPageBreak/>
         <w:t>錄取國立中央大學、國立中山大學、國立中興大學、國立彰化師範大學、國立雲林科技大學、國立屏東大學等資訊管理研究所碩士班</w:t>
       </w:r>
       <w:r>
@@ -3839,6 +3954,7 @@
         </w:rPr>
         <w:t>創辦</w:t>
       </w:r>
+      <w:proofErr w:type="spellStart"/>
       <w:r>
         <w:rPr>
           <w:rFonts w:ascii="Helvetica Neue" w:eastAsia="標楷體" w:hAnsi="Helvetica Neue" w:cs="新細明體"/>
@@ -3852,6 +3968,7 @@
         </w:rPr>
         <w:t>CodeCrafters</w:t>
       </w:r>
+      <w:proofErr w:type="spellEnd"/>
       <w:r>
         <w:rPr>
           <w:rFonts w:ascii="Helvetica Neue" w:eastAsia="標楷體" w:hAnsi="Helvetica Neue" w:cs="新細明體"/>
@@ -4291,18 +4408,33 @@
           <w14:ligatures w14:val="none"/>
         </w:rPr>
       </w:pPr>
-      <w:r>
-        <w:rPr>
-          <w:rFonts w:ascii="Helvetica Neue" w:eastAsia="標楷體" w:hAnsi="Helvetica Neue" w:cs="新細明體"/>
-          <w:b/>
-          <w:bCs/>
-          <w:color w:val="334155"/>
-          <w:kern w:val="0"/>
-          <w:sz w:val="20"/>
-          <w:szCs w:val="20"/>
-          <w14:ligatures w14:val="none"/>
-        </w:rPr>
-        <w:t>iPAS AI</w:t>
+      <w:proofErr w:type="spellStart"/>
+      <w:r>
+        <w:rPr>
+          <w:rFonts w:ascii="Helvetica Neue" w:eastAsia="標楷體" w:hAnsi="Helvetica Neue" w:cs="新細明體"/>
+          <w:b/>
+          <w:bCs/>
+          <w:color w:val="334155"/>
+          <w:kern w:val="0"/>
+          <w:sz w:val="20"/>
+          <w:szCs w:val="20"/>
+          <w14:ligatures w14:val="none"/>
+        </w:rPr>
+        <w:t>iPAS</w:t>
+      </w:r>
+      <w:proofErr w:type="spellEnd"/>
+      <w:r>
+        <w:rPr>
+          <w:rFonts w:ascii="Helvetica Neue" w:eastAsia="標楷體" w:hAnsi="Helvetica Neue" w:cs="新細明體"/>
+          <w:b/>
+          <w:bCs/>
+          <w:color w:val="334155"/>
+          <w:kern w:val="0"/>
+          <w:sz w:val="20"/>
+          <w:szCs w:val="20"/>
+          <w14:ligatures w14:val="none"/>
+        </w:rPr>
+        <w:t xml:space="preserve"> AI</w:t>
       </w:r>
       <w:r>
         <w:rPr>
@@ -5209,7 +5341,35 @@
           <w14:ligatures w14:val="none"/>
         </w:rPr>
         <w:br/>
-        <w:t>OpenAI GPT-3 API, Flask, ngrok.</w:t>
+        <w:t xml:space="preserve">OpenAI GPT-3 API, Flask, </w:t>
+      </w:r>
+      <w:proofErr w:type="spellStart"/>
+      <w:r>
+        <w:rPr>
+          <w:rFonts w:ascii="Helvetica Neue" w:eastAsia="標楷體" w:hAnsi="Helvetica Neue" w:cs="新細明體"/>
+          <w:b/>
+          <w:bCs/>
+          <w:color w:val="334155"/>
+          <w:kern w:val="0"/>
+          <w:sz w:val="20"/>
+          <w:szCs w:val="20"/>
+          <w14:ligatures w14:val="none"/>
+        </w:rPr>
+        <w:t>ngrok</w:t>
+      </w:r>
+      <w:proofErr w:type="spellEnd"/>
+      <w:r>
+        <w:rPr>
+          <w:rFonts w:ascii="Helvetica Neue" w:eastAsia="標楷體" w:hAnsi="Helvetica Neue" w:cs="新細明體"/>
+          <w:b/>
+          <w:bCs/>
+          <w:color w:val="334155"/>
+          <w:kern w:val="0"/>
+          <w:sz w:val="20"/>
+          <w:szCs w:val="20"/>
+          <w14:ligatures w14:val="none"/>
+        </w:rPr>
+        <w:t>.</w:t>
       </w:r>
     </w:p>
     <w:p>
@@ -5310,6 +5470,7 @@
         </w:rPr>
         <w:t>、</w:t>
       </w:r>
+      <w:proofErr w:type="spellStart"/>
       <w:r>
         <w:rPr>
           <w:rFonts w:ascii="Helvetica Neue" w:eastAsia="標楷體" w:hAnsi="Helvetica Neue" w:cs="新細明體"/>
@@ -5323,6 +5484,7 @@
         </w:rPr>
         <w:t>Css</w:t>
       </w:r>
+      <w:proofErr w:type="spellEnd"/>
       <w:r>
         <w:rPr>
           <w:rFonts w:ascii="Helvetica Neue" w:eastAsia="標楷體" w:hAnsi="Helvetica Neue" w:cs="新細明體"/>
@@ -5657,7 +5819,35 @@
           <w14:ligatures w14:val="none"/>
         </w:rPr>
         <w:br/>
-        <w:t>Python, TensorFlow, Keras.</w:t>
+        <w:t xml:space="preserve">Python, TensorFlow, </w:t>
+      </w:r>
+      <w:proofErr w:type="spellStart"/>
+      <w:r>
+        <w:rPr>
+          <w:rFonts w:ascii="Helvetica Neue" w:eastAsia="標楷體" w:hAnsi="Helvetica Neue" w:cs="新細明體"/>
+          <w:b/>
+          <w:bCs/>
+          <w:color w:val="334155"/>
+          <w:kern w:val="0"/>
+          <w:sz w:val="20"/>
+          <w:szCs w:val="20"/>
+          <w14:ligatures w14:val="none"/>
+        </w:rPr>
+        <w:t>Keras</w:t>
+      </w:r>
+      <w:proofErr w:type="spellEnd"/>
+      <w:r>
+        <w:rPr>
+          <w:rFonts w:ascii="Helvetica Neue" w:eastAsia="標楷體" w:hAnsi="Helvetica Neue" w:cs="新細明體"/>
+          <w:b/>
+          <w:bCs/>
+          <w:color w:val="334155"/>
+          <w:kern w:val="0"/>
+          <w:sz w:val="20"/>
+          <w:szCs w:val="20"/>
+          <w14:ligatures w14:val="none"/>
+        </w:rPr>
+        <w:t>.</w:t>
       </w:r>
     </w:p>
     <w:p>

--- a/assets/cv.docx
+++ b/assets/cv.docx
@@ -1552,7 +1552,7 @@
           <w:szCs w:val="20"/>
           <w14:ligatures w14:val="none"/>
         </w:rPr>
-        <w:t>Wen-Feng Hsiao, Min-Chun Tsai, Jie-Long Chen*. "Real-Time Facial Expression Detection for Gamified Application", Journal of Information Management, 2026. (TSSCI, ACI) (submitted)</w:t>
+        <w:t>Wen-Feng Hsiao, Min-Chun Tsai, Jie-Long Chen*. "Real-Time Facial Expression Detection for Gamified Application", Journal of Information Management, 2026. (TSSCI) (submitted)</w:t>
       </w:r>
     </w:p>
     <w:p>
@@ -1728,7 +1728,7 @@
           <w:szCs w:val="20"/>
           <w14:ligatures w14:val="none"/>
         </w:rPr>
-        <w:t>, 2026. (TSSCI, ACI) (submitted)</w:t>
+        <w:t>, 2026. (TSSCI) (submitted)</w:t>
       </w:r>
     </w:p>
     <w:p>
@@ -3026,6 +3026,173 @@
     </w:p>
     <w:p>
       <w:pPr>
+        <w:pStyle w:val="a9"/>
+        <w:numPr>
+          <w:ilvl w:val="0"/>
+          <w:numId w:val="6"/>
+        </w:numPr>
+        <w:spacing w:after="0" w:line="240" w:lineRule="exact"/>
+        <w:ind w:left="714" w:hanging="357"/>
+        <w:rPr>
+          <w:rFonts w:ascii="Helvetica Neue" w:eastAsia="標楷體" w:hAnsi="Helvetica Neue" w:cs="新細明體"/>
+          <w:b/>
+          <w:bCs/>
+          <w:color w:val="334155"/>
+          <w:kern w:val="0"/>
+          <w:sz w:val="20"/>
+          <w:szCs w:val="20"/>
+          <w14:ligatures w14:val="none"/>
+        </w:rPr>
+      </w:pPr>
+      <w:r>
+        <w:rPr>
+          <w:rFonts w:ascii="Helvetica Neue" w:eastAsia="標楷體" w:hAnsi="Helvetica Neue" w:cs="新細明體"/>
+          <w:b/>
+          <w:bCs/>
+          <w:color w:val="334155"/>
+          <w:kern w:val="0"/>
+          <w:sz w:val="20"/>
+          <w:szCs w:val="20"/>
+          <w14:ligatures w14:val="none"/>
+        </w:rPr>
+        <w:t xml:space="preserve">Scratch </w:t>
+      </w:r>
+      <w:r>
+        <w:rPr>
+          <w:rFonts w:ascii="Helvetica Neue" w:eastAsia="標楷體" w:hAnsi="Helvetica Neue" w:cs="新細明體"/>
+          <w:b/>
+          <w:bCs/>
+          <w:color w:val="334155"/>
+          <w:kern w:val="0"/>
+          <w:sz w:val="20"/>
+          <w:szCs w:val="20"/>
+          <w14:ligatures w14:val="none"/>
+        </w:rPr>
+        <w:t>程式設計暑期學習營老師</w:t>
+      </w:r>
+      <w:r>
+        <w:rPr>
+          <w:rFonts w:ascii="Helvetica Neue" w:eastAsia="標楷體" w:hAnsi="Helvetica Neue" w:cs="新細明體"/>
+          <w:b/>
+          <w:bCs/>
+          <w:color w:val="334155"/>
+          <w:kern w:val="0"/>
+          <w:sz w:val="20"/>
+          <w:szCs w:val="20"/>
+          <w14:ligatures w14:val="none"/>
+        </w:rPr>
+        <w:t>, 2026.</w:t>
+      </w:r>
+    </w:p>
+    <w:p>
+      <w:pPr>
+        <w:pStyle w:val="a9"/>
+        <w:numPr>
+          <w:ilvl w:val="0"/>
+          <w:numId w:val="6"/>
+        </w:numPr>
+        <w:spacing w:after="0" w:line="240" w:lineRule="exact"/>
+        <w:ind w:left="714" w:hanging="357"/>
+        <w:rPr>
+          <w:rFonts w:ascii="Helvetica Neue" w:eastAsia="標楷體" w:hAnsi="Helvetica Neue" w:cs="新細明體"/>
+          <w:b/>
+          <w:bCs/>
+          <w:color w:val="334155"/>
+          <w:kern w:val="0"/>
+          <w:sz w:val="20"/>
+          <w:szCs w:val="20"/>
+          <w14:ligatures w14:val="none"/>
+        </w:rPr>
+      </w:pPr>
+      <w:r>
+        <w:rPr>
+          <w:rFonts w:ascii="Helvetica Neue" w:eastAsia="標楷體" w:hAnsi="Helvetica Neue" w:cs="新細明體"/>
+          <w:b/>
+          <w:bCs/>
+          <w:color w:val="334155"/>
+          <w:kern w:val="0"/>
+          <w:sz w:val="20"/>
+          <w:szCs w:val="20"/>
+          <w14:ligatures w14:val="none"/>
+        </w:rPr>
+        <w:t>Reviewer, IEEE Conference on Computational Intelligence in Bioinformatics and Computational Biology, 2026.</w:t>
+      </w:r>
+    </w:p>
+    <w:p>
+      <w:pPr>
+        <w:pStyle w:val="a9"/>
+        <w:numPr>
+          <w:ilvl w:val="0"/>
+          <w:numId w:val="6"/>
+        </w:numPr>
+        <w:spacing w:after="0" w:line="240" w:lineRule="exact"/>
+        <w:ind w:left="714" w:hanging="357"/>
+        <w:rPr>
+          <w:rFonts w:ascii="Helvetica Neue" w:eastAsia="標楷體" w:hAnsi="Helvetica Neue" w:cs="新細明體"/>
+          <w:b/>
+          <w:bCs/>
+          <w:color w:val="334155"/>
+          <w:kern w:val="0"/>
+          <w:sz w:val="20"/>
+          <w:szCs w:val="20"/>
+          <w14:ligatures w14:val="none"/>
+        </w:rPr>
+      </w:pPr>
+      <w:r>
+        <w:rPr>
+          <w:rFonts w:ascii="Helvetica Neue" w:eastAsia="標楷體" w:hAnsi="Helvetica Neue" w:cs="新細明體"/>
+          <w:b/>
+          <w:bCs/>
+          <w:color w:val="334155"/>
+          <w:kern w:val="0"/>
+          <w:sz w:val="20"/>
+          <w:szCs w:val="20"/>
+          <w14:ligatures w14:val="none"/>
+        </w:rPr>
+        <w:t>當選</w:t>
+      </w:r>
+      <w:r>
+        <w:rPr>
+          <w:rFonts w:ascii="Helvetica Neue" w:eastAsia="標楷體" w:hAnsi="Helvetica Neue" w:cs="新細明體"/>
+          <w:b/>
+          <w:bCs/>
+          <w:color w:val="334155"/>
+          <w:kern w:val="0"/>
+          <w:sz w:val="20"/>
+          <w:szCs w:val="20"/>
+          <w14:ligatures w14:val="none"/>
+        </w:rPr>
+        <w:t>115</w:t>
+      </w:r>
+      <w:r>
+        <w:rPr>
+          <w:rFonts w:ascii="Helvetica Neue" w:eastAsia="標楷體" w:hAnsi="Helvetica Neue" w:cs="新細明體"/>
+          <w:b/>
+          <w:bCs/>
+          <w:color w:val="334155"/>
+          <w:kern w:val="0"/>
+          <w:sz w:val="20"/>
+          <w:szCs w:val="20"/>
+          <w14:ligatures w14:val="none"/>
+        </w:rPr>
+        <w:t>年度中華民國斐陶斐榮譽學會榮譽會員</w:t>
+      </w:r>
+      <w:r>
+        <w:rPr>
+          <w:rFonts w:ascii="Helvetica Neue" w:eastAsia="標楷體" w:hAnsi="Helvetica Neue" w:cs="新細明體"/>
+          <w:b/>
+          <w:bCs/>
+          <w:color w:val="334155"/>
+          <w:kern w:val="0"/>
+          <w:sz w:val="20"/>
+          <w:szCs w:val="20"/>
+          <w14:ligatures w14:val="none"/>
+        </w:rPr>
+        <w:t>, 2026</w:t>
+      </w:r>
+    </w:p>
+    <w:p>
+      <w:pPr>
         <w:widowControl/>
         <w:numPr>
           <w:ilvl w:val="0"/>
@@ -3473,6 +3640,7 @@
           <w:szCs w:val="20"/>
           <w14:ligatures w14:val="none"/>
         </w:rPr>
+        <w:lastRenderedPageBreak/>
         <w:t>國立屏東大學</w:t>
       </w:r>
       <w:r>
@@ -3709,7 +3877,6 @@
           <w:szCs w:val="20"/>
           <w14:ligatures w14:val="none"/>
         </w:rPr>
-        <w:lastRenderedPageBreak/>
         <w:t>國立屏東大學</w:t>
       </w:r>
       <w:r>

--- a/assets/cv.docx
+++ b/assets/cv.docx
@@ -1,6 +1,6 @@
 
 <file path=word/document.xml><?xml version="1.0" encoding="utf-8"?>
-<w:document xmlns:wpc="http://schemas.microsoft.com/office/word/2010/wordprocessingCanvas" xmlns:cx="http://schemas.microsoft.com/office/drawing/2014/chartex" xmlns:cx1="http://schemas.microsoft.com/office/drawing/2015/9/8/chartex" xmlns:cx2="http://schemas.microsoft.com/office/drawing/2015/10/21/chartex" xmlns:cx3="http://schemas.microsoft.com/office/drawing/2016/5/9/chartex" xmlns:cx4="http://schemas.microsoft.com/office/drawing/2016/5/10/chartex" xmlns:cx5="http://schemas.microsoft.com/office/drawing/2016/5/11/chartex" xmlns:cx6="http://schemas.microsoft.com/office/drawing/2016/5/12/chartex" xmlns:cx7="http://schemas.microsoft.com/office/drawing/2016/5/13/chartex" xmlns:cx8="http://schemas.microsoft.com/office/drawing/2016/5/14/chartex" xmlns:mc="http://schemas.openxmlformats.org/markup-compatibility/2006" xmlns:aink="http://schemas.microsoft.com/office/drawing/2016/ink" xmlns:am3d="http://schemas.microsoft.com/office/drawing/2017/model3d" xmlns:o="urn:schemas-microsoft-com:office:office" xmlns:oel="http://schemas.microsoft.com/office/2019/extlst" xmlns:r="http://schemas.openxmlformats.org/officeDocument/2006/relationships" xmlns:m="http://schemas.openxmlformats.org/officeDocument/2006/math" xmlns:v="urn:schemas-microsoft-com:vml" xmlns:wp14="http://schemas.microsoft.com/office/word/2010/wordprocessingDrawing" xmlns:wp="http://schemas.openxmlformats.org/drawingml/2006/wordprocessingDrawing" xmlns:w10="urn:schemas-microsoft-com:office:word" xmlns:w="http://schemas.openxmlformats.org/wordprocessingml/2006/main" xmlns:w14="http://schemas.microsoft.com/office/word/2010/wordml" xmlns:w15="http://schemas.microsoft.com/office/word/2012/wordml" xmlns:w16cex="http://schemas.microsoft.com/office/word/2018/wordml/cex" xmlns:w16cid="http://schemas.microsoft.com/office/word/2016/wordml/cid" xmlns:w16="http://schemas.microsoft.com/office/word/2018/wordml" xmlns:w16du="http://schemas.microsoft.com/office/word/2023/wordml/word16du" xmlns:w16sdtdh="http://schemas.microsoft.com/office/word/2020/wordml/sdtdatahash" xmlns:w16sdtfl="http://schemas.microsoft.com/office/word/2024/wordml/sdtformatlock" xmlns:w16se="http://schemas.microsoft.com/office/word/2015/wordml/symex" xmlns:wpg="http://schemas.microsoft.com/office/word/2010/wordprocessingGroup" xmlns:wpi="http://schemas.microsoft.com/office/word/2010/wordprocessingInk" xmlns:wne="http://schemas.microsoft.com/office/word/2006/wordml" xmlns:wps="http://schemas.microsoft.com/office/word/2010/wordprocessingShape" mc:Ignorable="w14 w15 w16se w16cid w16 w16cex w16sdtdh w16sdtfl w16du wp14">
+<w:document xmlns:wpc="http://schemas.microsoft.com/office/word/2010/wordprocessingCanvas" xmlns:cx="http://schemas.microsoft.com/office/drawing/2014/chartex" xmlns:cx1="http://schemas.microsoft.com/office/drawing/2015/9/8/chartex" xmlns:cx2="http://schemas.microsoft.com/office/drawing/2015/10/21/chartex" xmlns:cx3="http://schemas.microsoft.com/office/drawing/2016/5/9/chartex" xmlns:cx4="http://schemas.microsoft.com/office/drawing/2016/5/10/chartex" xmlns:cx5="http://schemas.microsoft.com/office/drawing/2016/5/11/chartex" xmlns:cx6="http://schemas.microsoft.com/office/drawing/2016/5/12/chartex" xmlns:cx7="http://schemas.microsoft.com/office/drawing/2016/5/13/chartex" xmlns:cx8="http://schemas.microsoft.com/office/drawing/2016/5/14/chartex" xmlns:mc="http://schemas.openxmlformats.org/markup-compatibility/2006" xmlns:m="http://schemas.openxmlformats.org/officeDocument/2006/math" xmlns:aink="http://schemas.microsoft.com/office/drawing/2016/ink" xmlns:am3d="http://schemas.microsoft.com/office/drawing/2017/model3d" xmlns:oel="http://schemas.microsoft.com/office/2019/extlst" xmlns:r="http://schemas.openxmlformats.org/officeDocument/2006/relationships" xmlns:wp14="http://schemas.microsoft.com/office/word/2010/wordprocessingDrawing" xmlns:wp="http://schemas.openxmlformats.org/drawingml/2006/wordprocessingDrawing" xmlns:wpg="http://schemas.microsoft.com/office/word/2010/wordprocessingGroup" xmlns:wpi="http://schemas.microsoft.com/office/word/2010/wordprocessingInk" xmlns:wps="http://schemas.microsoft.com/office/word/2010/wordprocessingShape" xmlns:o="urn:schemas-microsoft-com:office:office" xmlns:v="urn:schemas-microsoft-com:vml" xmlns:w10="urn:schemas-microsoft-com:office:word" xmlns:w="http://schemas.openxmlformats.org/wordprocessingml/2006/main" xmlns:w14="http://schemas.microsoft.com/office/word/2010/wordml" xmlns:w15="http://schemas.microsoft.com/office/word/2012/wordml" xmlns:w16cex="http://schemas.microsoft.com/office/word/2018/wordml/cex" xmlns:w16cid="http://schemas.microsoft.com/office/word/2016/wordml/cid" xmlns:w16="http://schemas.microsoft.com/office/word/2018/wordml" xmlns:w16sdtdh="http://schemas.microsoft.com/office/word/2020/wordml/sdtdatahash" xmlns:w16sdtfl="http://schemas.microsoft.com/office/word/2024/wordml/sdtformatlock" xmlns:w16se="http://schemas.microsoft.com/office/word/2015/wordml/symex" xmlns:w16du="http://schemas.microsoft.com/office/word/2023/wordml/word16du" xmlns:wne="http://schemas.microsoft.com/office/word/2006/wordml" mc:Ignorable="w14 w15 w16se w16cid w16 w16cex w16sdtdh w16sdtfl w16du wp14">
   <w:body>
     <w:p>
       <w:pPr>
@@ -149,94 +149,133 @@
       </w:pPr>
       <w:r>
         <w:rPr>
-          <w:rFonts w:ascii="Helvetica Neue" w:eastAsia="標楷體" w:hAnsi="Helvetica Neue" w:cs="新細明體" w:hint="eastAsia"/>
-          <w:b/>
-          <w:bCs/>
-          <w:color w:val="334155"/>
-          <w:kern w:val="0"/>
-          <w:sz w:val="20"/>
-          <w:szCs w:val="20"/>
-          <w14:ligatures w14:val="none"/>
-        </w:rPr>
-        <w:t>國立陽明交通大學</w:t>
-      </w:r>
-      <w:r>
-        <w:rPr>
-          <w:rFonts w:ascii="Helvetica Neue" w:eastAsia="標楷體" w:hAnsi="Helvetica Neue" w:cs="新細明體" w:hint="eastAsia"/>
-          <w:b/>
-          <w:bCs/>
-          <w:color w:val="334155"/>
-          <w:kern w:val="0"/>
-          <w:sz w:val="20"/>
-          <w:szCs w:val="20"/>
-          <w14:ligatures w14:val="none"/>
-        </w:rPr>
-        <w:t xml:space="preserve">, </w:t>
-      </w:r>
-      <w:r>
-        <w:rPr>
-          <w:rFonts w:ascii="Helvetica Neue" w:eastAsia="標楷體" w:hAnsi="Helvetica Neue" w:cs="新細明體" w:hint="eastAsia"/>
-          <w:b/>
-          <w:bCs/>
-          <w:color w:val="334155"/>
-          <w:kern w:val="0"/>
-          <w:sz w:val="20"/>
-          <w:szCs w:val="20"/>
-          <w14:ligatures w14:val="none"/>
-        </w:rPr>
-        <w:t>資訊管理研究所</w:t>
-      </w:r>
-      <w:r>
-        <w:rPr>
-          <w:rFonts w:ascii="Helvetica Neue" w:eastAsia="標楷體" w:hAnsi="Helvetica Neue" w:cs="新細明體" w:hint="eastAsia"/>
-          <w:b/>
-          <w:bCs/>
-          <w:color w:val="334155"/>
-          <w:kern w:val="0"/>
-          <w:sz w:val="20"/>
-          <w:szCs w:val="20"/>
-          <w14:ligatures w14:val="none"/>
-        </w:rPr>
-        <w:t xml:space="preserve">, </w:t>
-      </w:r>
-      <w:r>
-        <w:rPr>
-          <w:rFonts w:ascii="Helvetica Neue" w:eastAsia="標楷體" w:hAnsi="Helvetica Neue" w:cs="新細明體" w:hint="eastAsia"/>
-          <w:b/>
-          <w:bCs/>
-          <w:color w:val="334155"/>
-          <w:kern w:val="0"/>
-          <w:sz w:val="20"/>
-          <w:szCs w:val="20"/>
-          <w14:ligatures w14:val="none"/>
-        </w:rPr>
-        <w:t>博士</w:t>
-      </w:r>
-      <w:r>
-        <w:rPr>
-          <w:rFonts w:ascii="Helvetica Neue" w:eastAsia="標楷體" w:hAnsi="Helvetica Neue" w:cs="新細明體" w:hint="eastAsia"/>
-          <w:b/>
-          <w:bCs/>
-          <w:color w:val="334155"/>
-          <w:kern w:val="0"/>
-          <w:sz w:val="20"/>
-          <w:szCs w:val="20"/>
-          <w14:ligatures w14:val="none"/>
-        </w:rPr>
-        <w:t xml:space="preserve">, 2026/09 </w:t>
-      </w:r>
-      <w:r>
-        <w:rPr>
-          <w:rFonts w:ascii="Helvetica Neue" w:eastAsia="標楷體" w:hAnsi="Helvetica Neue" w:cs="新細明體" w:hint="eastAsia"/>
-          <w:b/>
-          <w:bCs/>
-          <w:color w:val="334155"/>
-          <w:kern w:val="0"/>
-          <w:sz w:val="20"/>
-          <w:szCs w:val="20"/>
-          <w14:ligatures w14:val="none"/>
-        </w:rPr>
-        <w:t>入學</w:t>
+          <w:rFonts w:ascii="Helvetica Neue" w:eastAsia="標楷體" w:hAnsi="Helvetica Neue" w:cs="新細明體"/>
+          <w:b/>
+          <w:bCs/>
+          <w:color w:val="334155"/>
+          <w:kern w:val="0"/>
+          <w:sz w:val="20"/>
+          <w:szCs w:val="20"/>
+          <w14:ligatures w14:val="none"/>
+        </w:rPr>
+        <w:t>國立雲林科技大學</w:t>
+      </w:r>
+      <w:r>
+        <w:rPr>
+          <w:rFonts w:ascii="Helvetica Neue" w:eastAsia="標楷體" w:hAnsi="Helvetica Neue" w:cs="新細明體"/>
+          <w:b/>
+          <w:bCs/>
+          <w:color w:val="334155"/>
+          <w:kern w:val="0"/>
+          <w:sz w:val="20"/>
+          <w:szCs w:val="20"/>
+          <w14:ligatures w14:val="none"/>
+        </w:rPr>
+        <w:t>,</w:t>
+      </w:r>
+      <w:r>
+        <w:rPr>
+          <w:rFonts w:ascii="Helvetica Neue" w:eastAsia="標楷體" w:hAnsi="Helvetica Neue" w:cs="新細明體"/>
+          <w:b/>
+          <w:bCs/>
+          <w:color w:val="334155"/>
+          <w:kern w:val="0"/>
+          <w:sz w:val="20"/>
+          <w:szCs w:val="20"/>
+          <w14:ligatures w14:val="none"/>
+        </w:rPr>
+        <w:t> </w:t>
+      </w:r>
+      <w:r>
+        <w:rPr>
+          <w:rFonts w:ascii="Helvetica Neue" w:eastAsia="標楷體" w:hAnsi="Helvetica Neue" w:cs="新細明體"/>
+          <w:b/>
+          <w:bCs/>
+          <w:color w:val="334155"/>
+          <w:kern w:val="0"/>
+          <w:sz w:val="20"/>
+          <w:szCs w:val="20"/>
+          <w14:ligatures w14:val="none"/>
+        </w:rPr>
+        <w:t>資訊管理系所</w:t>
+      </w:r>
+      <w:r>
+        <w:rPr>
+          <w:rFonts w:ascii="Helvetica Neue" w:eastAsia="標楷體" w:hAnsi="Helvetica Neue" w:cs="新細明體"/>
+          <w:b/>
+          <w:bCs/>
+          <w:color w:val="334155"/>
+          <w:kern w:val="0"/>
+          <w:sz w:val="20"/>
+          <w:szCs w:val="20"/>
+          <w14:ligatures w14:val="none"/>
+        </w:rPr>
+        <w:t>,</w:t>
+      </w:r>
+      <w:r>
+        <w:rPr>
+          <w:rFonts w:ascii="Helvetica Neue" w:eastAsia="標楷體" w:hAnsi="Helvetica Neue" w:cs="新細明體"/>
+          <w:b/>
+          <w:bCs/>
+          <w:color w:val="334155"/>
+          <w:kern w:val="0"/>
+          <w:sz w:val="20"/>
+          <w:szCs w:val="20"/>
+          <w14:ligatures w14:val="none"/>
+        </w:rPr>
+        <w:t> </w:t>
+      </w:r>
+      <w:r>
+        <w:rPr>
+          <w:rFonts w:ascii="Helvetica Neue" w:eastAsia="標楷體" w:hAnsi="Helvetica Neue" w:cs="新細明體"/>
+          <w:b/>
+          <w:bCs/>
+          <w:color w:val="334155"/>
+          <w:kern w:val="0"/>
+          <w:sz w:val="20"/>
+          <w:szCs w:val="20"/>
+          <w14:ligatures w14:val="none"/>
+        </w:rPr>
+        <w:t>碩士</w:t>
+      </w:r>
+      <w:r>
+        <w:rPr>
+          <w:rFonts w:ascii="Helvetica Neue" w:eastAsia="標楷體" w:hAnsi="Helvetica Neue" w:cs="新細明體"/>
+          <w:b/>
+          <w:bCs/>
+          <w:color w:val="334155"/>
+          <w:kern w:val="0"/>
+          <w:sz w:val="20"/>
+          <w:szCs w:val="20"/>
+          <w14:ligatures w14:val="none"/>
+        </w:rPr>
+        <w:t>,</w:t>
+      </w:r>
+      <w:r>
+        <w:rPr>
+          <w:rFonts w:ascii="Helvetica Neue" w:eastAsia="標楷體" w:hAnsi="Helvetica Neue" w:cs="新細明體"/>
+          <w:b/>
+          <w:bCs/>
+          <w:color w:val="334155"/>
+          <w:kern w:val="0"/>
+          <w:sz w:val="20"/>
+          <w:szCs w:val="20"/>
+          <w14:ligatures w14:val="none"/>
+        </w:rPr>
+        <w:t> </w:t>
+      </w:r>
+      <w:r>
+        <w:rPr>
+          <w:rFonts w:ascii="Helvetica Neue" w:eastAsia="標楷體" w:hAnsi="Helvetica Neue" w:cs="新細明體"/>
+          <w:b/>
+          <w:bCs/>
+          <w:color w:val="334155"/>
+          <w:kern w:val="0"/>
+          <w:sz w:val="20"/>
+          <w:szCs w:val="20"/>
+          <w14:ligatures w14:val="none"/>
+        </w:rPr>
+        <w:t>2024/09 - 2026/06</w:t>
       </w:r>
     </w:p>
     <w:p>
@@ -269,7 +308,7 @@
           <w:szCs w:val="20"/>
           <w14:ligatures w14:val="none"/>
         </w:rPr>
-        <w:t>國立雲林科技大學</w:t>
+        <w:t>國立屏東大學</w:t>
       </w:r>
       <w:r>
         <w:rPr>
@@ -308,7 +347,7 @@
           <w:szCs w:val="20"/>
           <w14:ligatures w14:val="none"/>
         </w:rPr>
-        <w:t>資訊管理系所</w:t>
+        <w:t>資訊管理學系</w:t>
       </w:r>
       <w:r>
         <w:rPr>
@@ -347,7 +386,7 @@
           <w:szCs w:val="20"/>
           <w14:ligatures w14:val="none"/>
         </w:rPr>
-        <w:t>碩士</w:t>
+        <w:t>學士</w:t>
       </w:r>
       <w:r>
         <w:rPr>
@@ -386,7 +425,7 @@
           <w:szCs w:val="20"/>
           <w14:ligatures w14:val="none"/>
         </w:rPr>
-        <w:t>2024/09 - 2026/06</w:t>
+        <w:t>2020/09 - 2024/01</w:t>
       </w:r>
     </w:p>
     <w:p>
@@ -419,156 +458,6 @@
           <w:szCs w:val="20"/>
           <w14:ligatures w14:val="none"/>
         </w:rPr>
-        <w:t>國立屏東大學</w:t>
-      </w:r>
-      <w:r>
-        <w:rPr>
-          <w:rFonts w:ascii="Helvetica Neue" w:eastAsia="標楷體" w:hAnsi="Helvetica Neue" w:cs="新細明體"/>
-          <w:b/>
-          <w:bCs/>
-          <w:color w:val="334155"/>
-          <w:kern w:val="0"/>
-          <w:sz w:val="20"/>
-          <w:szCs w:val="20"/>
-          <w14:ligatures w14:val="none"/>
-        </w:rPr>
-        <w:t>,</w:t>
-      </w:r>
-      <w:r>
-        <w:rPr>
-          <w:rFonts w:ascii="Helvetica Neue" w:eastAsia="標楷體" w:hAnsi="Helvetica Neue" w:cs="新細明體"/>
-          <w:b/>
-          <w:bCs/>
-          <w:color w:val="334155"/>
-          <w:kern w:val="0"/>
-          <w:sz w:val="20"/>
-          <w:szCs w:val="20"/>
-          <w14:ligatures w14:val="none"/>
-        </w:rPr>
-        <w:t> </w:t>
-      </w:r>
-      <w:r>
-        <w:rPr>
-          <w:rFonts w:ascii="Helvetica Neue" w:eastAsia="標楷體" w:hAnsi="Helvetica Neue" w:cs="新細明體"/>
-          <w:b/>
-          <w:bCs/>
-          <w:color w:val="334155"/>
-          <w:kern w:val="0"/>
-          <w:sz w:val="20"/>
-          <w:szCs w:val="20"/>
-          <w14:ligatures w14:val="none"/>
-        </w:rPr>
-        <w:t>資訊管理學系</w:t>
-      </w:r>
-      <w:r>
-        <w:rPr>
-          <w:rFonts w:ascii="Helvetica Neue" w:eastAsia="標楷體" w:hAnsi="Helvetica Neue" w:cs="新細明體"/>
-          <w:b/>
-          <w:bCs/>
-          <w:color w:val="334155"/>
-          <w:kern w:val="0"/>
-          <w:sz w:val="20"/>
-          <w:szCs w:val="20"/>
-          <w14:ligatures w14:val="none"/>
-        </w:rPr>
-        <w:t>,</w:t>
-      </w:r>
-      <w:r>
-        <w:rPr>
-          <w:rFonts w:ascii="Helvetica Neue" w:eastAsia="標楷體" w:hAnsi="Helvetica Neue" w:cs="新細明體"/>
-          <w:b/>
-          <w:bCs/>
-          <w:color w:val="334155"/>
-          <w:kern w:val="0"/>
-          <w:sz w:val="20"/>
-          <w:szCs w:val="20"/>
-          <w14:ligatures w14:val="none"/>
-        </w:rPr>
-        <w:t> </w:t>
-      </w:r>
-      <w:r>
-        <w:rPr>
-          <w:rFonts w:ascii="Helvetica Neue" w:eastAsia="標楷體" w:hAnsi="Helvetica Neue" w:cs="新細明體"/>
-          <w:b/>
-          <w:bCs/>
-          <w:color w:val="334155"/>
-          <w:kern w:val="0"/>
-          <w:sz w:val="20"/>
-          <w:szCs w:val="20"/>
-          <w14:ligatures w14:val="none"/>
-        </w:rPr>
-        <w:t>學士</w:t>
-      </w:r>
-      <w:r>
-        <w:rPr>
-          <w:rFonts w:ascii="Helvetica Neue" w:eastAsia="標楷體" w:hAnsi="Helvetica Neue" w:cs="新細明體"/>
-          <w:b/>
-          <w:bCs/>
-          <w:color w:val="334155"/>
-          <w:kern w:val="0"/>
-          <w:sz w:val="20"/>
-          <w:szCs w:val="20"/>
-          <w14:ligatures w14:val="none"/>
-        </w:rPr>
-        <w:t>,</w:t>
-      </w:r>
-      <w:r>
-        <w:rPr>
-          <w:rFonts w:ascii="Helvetica Neue" w:eastAsia="標楷體" w:hAnsi="Helvetica Neue" w:cs="新細明體"/>
-          <w:b/>
-          <w:bCs/>
-          <w:color w:val="334155"/>
-          <w:kern w:val="0"/>
-          <w:sz w:val="20"/>
-          <w:szCs w:val="20"/>
-          <w14:ligatures w14:val="none"/>
-        </w:rPr>
-        <w:t> </w:t>
-      </w:r>
-      <w:r>
-        <w:rPr>
-          <w:rFonts w:ascii="Helvetica Neue" w:eastAsia="標楷體" w:hAnsi="Helvetica Neue" w:cs="新細明體"/>
-          <w:b/>
-          <w:bCs/>
-          <w:color w:val="334155"/>
-          <w:kern w:val="0"/>
-          <w:sz w:val="20"/>
-          <w:szCs w:val="20"/>
-          <w14:ligatures w14:val="none"/>
-        </w:rPr>
-        <w:t>2020/09 - 2024/01</w:t>
-      </w:r>
-    </w:p>
-    <w:p>
-      <w:pPr>
-        <w:widowControl/>
-        <w:numPr>
-          <w:ilvl w:val="0"/>
-          <w:numId w:val="1"/>
-        </w:numPr>
-        <w:spacing w:after="0" w:line="240" w:lineRule="exact"/>
-        <w:rPr>
-          <w:rFonts w:ascii="Helvetica Neue" w:eastAsia="標楷體" w:hAnsi="Helvetica Neue" w:cs="新細明體"/>
-          <w:b/>
-          <w:bCs/>
-          <w:color w:val="334155"/>
-          <w:kern w:val="0"/>
-          <w:sz w:val="20"/>
-          <w:szCs w:val="20"/>
-          <w14:ligatures w14:val="none"/>
-        </w:rPr>
-      </w:pPr>
-      <w:r>
-        <w:rPr>
-          <w:rFonts w:ascii="Helvetica Neue" w:eastAsia="標楷體" w:hAnsi="Helvetica Neue" w:cs="新細明體"/>
-          <w:b/>
-          <w:bCs/>
-          <w:color w:val="334155"/>
-          <w:kern w:val="0"/>
-          <w:sz w:val="20"/>
-          <w:szCs w:val="20"/>
-          <w14:ligatures w14:val="none"/>
-        </w:rPr>
         <w:t>國立斗六高級家事商業職業學校</w:t>
       </w:r>
       <w:r>
@@ -780,7 +669,6 @@
         </w:rPr>
         <w:t> </w:t>
       </w:r>
-      <w:proofErr w:type="spellStart"/>
       <w:r>
         <w:rPr>
           <w:rFonts w:ascii="Helvetica Neue" w:eastAsia="標楷體" w:hAnsi="Helvetica Neue" w:cs="新細明體"/>
@@ -794,7 +682,6 @@
         </w:rPr>
         <w:t>CodeCrafters</w:t>
       </w:r>
-      <w:proofErr w:type="spellEnd"/>
       <w:r>
         <w:rPr>
           <w:rFonts w:ascii="Helvetica Neue" w:eastAsia="標楷體" w:hAnsi="Helvetica Neue" w:cs="新細明體"/>
@@ -1552,272 +1439,7 @@
           <w:szCs w:val="20"/>
           <w14:ligatures w14:val="none"/>
         </w:rPr>
-        <w:t>Wen-Feng Hsiao, Min-Chun Tsai, Jie-Long Chen*. "Real-Time Facial Expression Detection for Gamified Application", Journal of Information Management, 2026. (TSSCI) (submitted)</w:t>
-      </w:r>
-    </w:p>
-    <w:p>
-      <w:pPr>
-        <w:widowControl/>
-        <w:numPr>
-          <w:ilvl w:val="0"/>
-          <w:numId w:val="3"/>
-        </w:numPr>
-        <w:spacing w:after="0" w:line="240" w:lineRule="exact"/>
-        <w:rPr>
-          <w:rFonts w:ascii="Helvetica Neue" w:eastAsia="標楷體" w:hAnsi="Helvetica Neue" w:cs="新細明體"/>
-          <w:b/>
-          <w:bCs/>
-          <w:color w:val="334155"/>
-          <w:kern w:val="0"/>
-          <w:sz w:val="20"/>
-          <w:szCs w:val="20"/>
-          <w14:ligatures w14:val="none"/>
-        </w:rPr>
-      </w:pPr>
-      <w:r>
-        <w:rPr>
-          <w:rFonts w:ascii="Helvetica Neue" w:eastAsia="標楷體" w:hAnsi="Helvetica Neue" w:cs="新細明體"/>
-          <w:b/>
-          <w:bCs/>
-          <w:color w:val="334155"/>
-          <w:kern w:val="0"/>
-          <w:sz w:val="20"/>
-          <w:szCs w:val="20"/>
-          <w14:ligatures w14:val="none"/>
-        </w:rPr>
-        <w:t>陳杰龍</w:t>
-      </w:r>
-      <w:r>
-        <w:rPr>
-          <w:rFonts w:ascii="Helvetica Neue" w:eastAsia="標楷體" w:hAnsi="Helvetica Neue" w:cs="新細明體"/>
-          <w:b/>
-          <w:bCs/>
-          <w:color w:val="334155"/>
-          <w:kern w:val="0"/>
-          <w:sz w:val="20"/>
-          <w:szCs w:val="20"/>
-          <w14:ligatures w14:val="none"/>
-        </w:rPr>
-        <w:t xml:space="preserve">, </w:t>
-      </w:r>
-      <w:r>
-        <w:rPr>
-          <w:rFonts w:ascii="Helvetica Neue" w:eastAsia="標楷體" w:hAnsi="Helvetica Neue" w:cs="新細明體"/>
-          <w:b/>
-          <w:bCs/>
-          <w:color w:val="334155"/>
-          <w:kern w:val="0"/>
-          <w:sz w:val="20"/>
-          <w:szCs w:val="20"/>
-          <w14:ligatures w14:val="none"/>
-        </w:rPr>
-        <w:t>鄭琬瑩</w:t>
-      </w:r>
-      <w:r>
-        <w:rPr>
-          <w:rFonts w:ascii="Helvetica Neue" w:eastAsia="標楷體" w:hAnsi="Helvetica Neue" w:cs="新細明體"/>
-          <w:b/>
-          <w:bCs/>
-          <w:color w:val="334155"/>
-          <w:kern w:val="0"/>
-          <w:sz w:val="20"/>
-          <w:szCs w:val="20"/>
-          <w14:ligatures w14:val="none"/>
-        </w:rPr>
-        <w:t xml:space="preserve">, </w:t>
-      </w:r>
-      <w:r>
-        <w:rPr>
-          <w:rFonts w:ascii="Helvetica Neue" w:eastAsia="標楷體" w:hAnsi="Helvetica Neue" w:cs="新細明體"/>
-          <w:b/>
-          <w:bCs/>
-          <w:color w:val="334155"/>
-          <w:kern w:val="0"/>
-          <w:sz w:val="20"/>
-          <w:szCs w:val="20"/>
-          <w14:ligatures w14:val="none"/>
-        </w:rPr>
-        <w:t>蕭文峰</w:t>
-      </w:r>
-      <w:r>
-        <w:rPr>
-          <w:rFonts w:ascii="Helvetica Neue" w:eastAsia="標楷體" w:hAnsi="Helvetica Neue" w:cs="新細明體"/>
-          <w:b/>
-          <w:bCs/>
-          <w:color w:val="334155"/>
-          <w:kern w:val="0"/>
-          <w:sz w:val="20"/>
-          <w:szCs w:val="20"/>
-          <w14:ligatures w14:val="none"/>
-        </w:rPr>
-        <w:t xml:space="preserve">*, </w:t>
-      </w:r>
-      <w:r>
-        <w:rPr>
-          <w:rFonts w:ascii="Helvetica Neue" w:eastAsia="標楷體" w:hAnsi="Helvetica Neue" w:cs="新細明體"/>
-          <w:b/>
-          <w:bCs/>
-          <w:color w:val="334155"/>
-          <w:kern w:val="0"/>
-          <w:sz w:val="20"/>
-          <w:szCs w:val="20"/>
-          <w14:ligatures w14:val="none"/>
-        </w:rPr>
-        <w:t>郭東婕</w:t>
-      </w:r>
-      <w:r>
-        <w:rPr>
-          <w:rFonts w:ascii="Helvetica Neue" w:eastAsia="標楷體" w:hAnsi="Helvetica Neue" w:cs="新細明體"/>
-          <w:b/>
-          <w:bCs/>
-          <w:color w:val="334155"/>
-          <w:kern w:val="0"/>
-          <w:sz w:val="20"/>
-          <w:szCs w:val="20"/>
-          <w14:ligatures w14:val="none"/>
-        </w:rPr>
-        <w:t>. "</w:t>
-      </w:r>
-      <w:r>
-        <w:rPr>
-          <w:rFonts w:ascii="Helvetica Neue" w:eastAsia="標楷體" w:hAnsi="Helvetica Neue" w:cs="新細明體"/>
-          <w:b/>
-          <w:bCs/>
-          <w:color w:val="334155"/>
-          <w:kern w:val="0"/>
-          <w:sz w:val="20"/>
-          <w:szCs w:val="20"/>
-          <w14:ligatures w14:val="none"/>
-        </w:rPr>
-        <w:t>應用於特殊教育國語學習之遊戲化學習平台的先導與可行性研究</w:t>
-      </w:r>
-      <w:r>
-        <w:rPr>
-          <w:rFonts w:ascii="Helvetica Neue" w:eastAsia="標楷體" w:hAnsi="Helvetica Neue" w:cs="新細明體"/>
-          <w:b/>
-          <w:bCs/>
-          <w:color w:val="334155"/>
-          <w:kern w:val="0"/>
-          <w:sz w:val="20"/>
-          <w:szCs w:val="20"/>
-          <w14:ligatures w14:val="none"/>
-        </w:rPr>
-        <w:t xml:space="preserve">", </w:t>
-      </w:r>
-      <w:r>
-        <w:rPr>
-          <w:rFonts w:ascii="Helvetica Neue" w:eastAsia="標楷體" w:hAnsi="Helvetica Neue" w:cs="新細明體"/>
-          <w:b/>
-          <w:bCs/>
-          <w:color w:val="334155"/>
-          <w:kern w:val="0"/>
-          <w:sz w:val="20"/>
-          <w:szCs w:val="20"/>
-          <w14:ligatures w14:val="none"/>
-        </w:rPr>
-        <w:t>特殊教育學報</w:t>
-      </w:r>
-      <w:r>
-        <w:rPr>
-          <w:rFonts w:ascii="Helvetica Neue" w:eastAsia="標楷體" w:hAnsi="Helvetica Neue" w:cs="新細明體"/>
-          <w:b/>
-          <w:bCs/>
-          <w:color w:val="334155"/>
-          <w:kern w:val="0"/>
-          <w:sz w:val="20"/>
-          <w:szCs w:val="20"/>
-          <w14:ligatures w14:val="none"/>
-        </w:rPr>
-        <w:t>, 2026. (TSSCI) (submitted)</w:t>
-      </w:r>
-    </w:p>
-    <w:p>
-      <w:pPr>
-        <w:widowControl/>
-        <w:numPr>
-          <w:ilvl w:val="0"/>
-          <w:numId w:val="3"/>
-        </w:numPr>
-        <w:spacing w:after="0" w:line="240" w:lineRule="exact"/>
-        <w:rPr>
-          <w:rFonts w:ascii="Helvetica Neue" w:eastAsia="標楷體" w:hAnsi="Helvetica Neue" w:cs="新細明體"/>
-          <w:b/>
-          <w:bCs/>
-          <w:color w:val="334155"/>
-          <w:kern w:val="0"/>
-          <w:sz w:val="20"/>
-          <w:szCs w:val="20"/>
-          <w14:ligatures w14:val="none"/>
-        </w:rPr>
-      </w:pPr>
-      <w:r>
-        <w:rPr>
-          <w:rFonts w:ascii="Helvetica Neue" w:eastAsia="標楷體" w:hAnsi="Helvetica Neue" w:cs="新細明體"/>
-          <w:b/>
-          <w:bCs/>
-          <w:color w:val="334155"/>
-          <w:kern w:val="0"/>
-          <w:sz w:val="20"/>
-          <w:szCs w:val="20"/>
-          <w14:ligatures w14:val="none"/>
-        </w:rPr>
-        <w:t xml:space="preserve">Jie-Long </w:t>
-      </w:r>
-      <w:proofErr w:type="gramStart"/>
-      <w:r>
-        <w:rPr>
-          <w:rFonts w:ascii="Helvetica Neue" w:eastAsia="標楷體" w:hAnsi="Helvetica Neue" w:cs="新細明體"/>
-          <w:b/>
-          <w:bCs/>
-          <w:color w:val="334155"/>
-          <w:kern w:val="0"/>
-          <w:sz w:val="20"/>
-          <w:szCs w:val="20"/>
-          <w14:ligatures w14:val="none"/>
-        </w:rPr>
-        <w:t>Chen ,</w:t>
-      </w:r>
-      <w:proofErr w:type="gramEnd"/>
-      <w:r>
-        <w:rPr>
-          <w:rFonts w:ascii="Helvetica Neue" w:eastAsia="標楷體" w:hAnsi="Helvetica Neue" w:cs="新細明體"/>
-          <w:b/>
-          <w:bCs/>
-          <w:color w:val="334155"/>
-          <w:kern w:val="0"/>
-          <w:sz w:val="20"/>
-          <w:szCs w:val="20"/>
-          <w14:ligatures w14:val="none"/>
-        </w:rPr>
-        <w:t xml:space="preserve"> Tung-Chieh Kuo</w:t>
-      </w:r>
-      <w:proofErr w:type="gramStart"/>
-      <w:r>
-        <w:rPr>
-          <w:rFonts w:ascii="Helvetica Neue" w:eastAsia="標楷體" w:hAnsi="Helvetica Neue" w:cs="新細明體"/>
-          <w:b/>
-          <w:bCs/>
-          <w:color w:val="334155"/>
-          <w:kern w:val="0"/>
-          <w:sz w:val="20"/>
-          <w:szCs w:val="20"/>
-          <w14:ligatures w14:val="none"/>
-        </w:rPr>
-        <w:t>* ,</w:t>
-      </w:r>
-      <w:proofErr w:type="gramEnd"/>
-      <w:r>
-        <w:rPr>
-          <w:rFonts w:ascii="Helvetica Neue" w:eastAsia="標楷體" w:hAnsi="Helvetica Neue" w:cs="新細明體"/>
-          <w:b/>
-          <w:bCs/>
-          <w:color w:val="334155"/>
-          <w:kern w:val="0"/>
-          <w:sz w:val="20"/>
-          <w:szCs w:val="20"/>
-          <w14:ligatures w14:val="none"/>
-        </w:rPr>
-        <w:t xml:space="preserve"> Yen-Yun Liu. "Optimizing Storage and Computation Costs in Backup Systems: A Dynamic Decision Model Based on Information Entropy", SAR Journal - Science and Research,</w:t>
+        <w:t>Jie-Long Chen , Tung-Chieh Kuo* , Yen-Yun Liu. "Optimizing Storage and Computation Costs in Backup Systems: A Dynamic Decision Model Based on Information Entropy", SAR Journal - Science and Research,</w:t>
       </w:r>
       <w:r>
         <w:t xml:space="preserve"> </w:t>
@@ -1949,7 +1571,176 @@
           <w:szCs w:val="20"/>
           <w14:ligatures w14:val="none"/>
         </w:rPr>
-        <w:t>Jie-Long Chen, Tung-Chieh Kuo, Arthur Chang*. "Effects of Client Number and Non-IID Data Distributions on Federated Learning for Cervical Cancer Binary Classification." International Forum on Medical Imaging in Asia, Kaohsiung, Jan 2026.</w:t>
+        <w:t>劉晏沄</w:t>
+      </w:r>
+      <w:r>
+        <w:rPr>
+          <w:rFonts w:ascii="Helvetica Neue" w:eastAsia="標楷體" w:hAnsi="Helvetica Neue" w:cs="新細明體"/>
+          <w:b/>
+          <w:bCs/>
+          <w:color w:val="334155"/>
+          <w:kern w:val="0"/>
+          <w:sz w:val="20"/>
+          <w:szCs w:val="20"/>
+          <w14:ligatures w14:val="none"/>
+        </w:rPr>
+        <w:t xml:space="preserve">, </w:t>
+      </w:r>
+      <w:r>
+        <w:rPr>
+          <w:rFonts w:ascii="Helvetica Neue" w:eastAsia="標楷體" w:hAnsi="Helvetica Neue" w:cs="新細明體"/>
+          <w:b/>
+          <w:bCs/>
+          <w:color w:val="334155"/>
+          <w:kern w:val="0"/>
+          <w:sz w:val="20"/>
+          <w:szCs w:val="20"/>
+          <w14:ligatures w14:val="none"/>
+        </w:rPr>
+        <w:t>陳重臣</w:t>
+      </w:r>
+      <w:r>
+        <w:rPr>
+          <w:rFonts w:ascii="Helvetica Neue" w:eastAsia="標楷體" w:hAnsi="Helvetica Neue" w:cs="新細明體"/>
+          <w:b/>
+          <w:bCs/>
+          <w:color w:val="334155"/>
+          <w:kern w:val="0"/>
+          <w:sz w:val="20"/>
+          <w:szCs w:val="20"/>
+          <w14:ligatures w14:val="none"/>
+        </w:rPr>
+        <w:t xml:space="preserve">, </w:t>
+      </w:r>
+      <w:r>
+        <w:rPr>
+          <w:rFonts w:ascii="Helvetica Neue" w:eastAsia="標楷體" w:hAnsi="Helvetica Neue" w:cs="新細明體"/>
+          <w:b/>
+          <w:bCs/>
+          <w:color w:val="334155"/>
+          <w:kern w:val="0"/>
+          <w:sz w:val="20"/>
+          <w:szCs w:val="20"/>
+          <w14:ligatures w14:val="none"/>
+        </w:rPr>
+        <w:t>陳杰龍</w:t>
+      </w:r>
+      <w:r>
+        <w:rPr>
+          <w:rFonts w:ascii="Helvetica Neue" w:eastAsia="標楷體" w:hAnsi="Helvetica Neue" w:cs="新細明體"/>
+          <w:b/>
+          <w:bCs/>
+          <w:color w:val="334155"/>
+          <w:kern w:val="0"/>
+          <w:sz w:val="20"/>
+          <w:szCs w:val="20"/>
+          <w14:ligatures w14:val="none"/>
+        </w:rPr>
+        <w:t>. "</w:t>
+      </w:r>
+      <w:r>
+        <w:rPr>
+          <w:rFonts w:ascii="Helvetica Neue" w:eastAsia="標楷體" w:hAnsi="Helvetica Neue" w:cs="新細明體"/>
+          <w:b/>
+          <w:bCs/>
+          <w:color w:val="334155"/>
+          <w:kern w:val="0"/>
+          <w:sz w:val="20"/>
+          <w:szCs w:val="20"/>
+          <w14:ligatures w14:val="none"/>
+        </w:rPr>
+        <w:t>基於多模態輔助標註與深度學習於時序型詐騙對話偵測</w:t>
+      </w:r>
+      <w:r>
+        <w:rPr>
+          <w:rFonts w:ascii="Helvetica Neue" w:eastAsia="標楷體" w:hAnsi="Helvetica Neue" w:cs="新細明體"/>
+          <w:b/>
+          <w:bCs/>
+          <w:color w:val="334155"/>
+          <w:kern w:val="0"/>
+          <w:sz w:val="20"/>
+          <w:szCs w:val="20"/>
+          <w14:ligatures w14:val="none"/>
+        </w:rPr>
+        <w:t xml:space="preserve">." </w:t>
+      </w:r>
+      <w:r>
+        <w:rPr>
+          <w:rFonts w:ascii="Helvetica Neue" w:eastAsia="標楷體" w:hAnsi="Helvetica Neue" w:cs="新細明體"/>
+          <w:b/>
+          <w:bCs/>
+          <w:color w:val="334155"/>
+          <w:kern w:val="0"/>
+          <w:sz w:val="20"/>
+          <w:szCs w:val="20"/>
+          <w14:ligatures w14:val="none"/>
+        </w:rPr>
+        <w:t>第</w:t>
+      </w:r>
+      <w:r>
+        <w:rPr>
+          <w:rFonts w:ascii="Helvetica Neue" w:eastAsia="標楷體" w:hAnsi="Helvetica Neue" w:cs="新細明體"/>
+          <w:b/>
+          <w:bCs/>
+          <w:color w:val="334155"/>
+          <w:kern w:val="0"/>
+          <w:sz w:val="20"/>
+          <w:szCs w:val="20"/>
+          <w14:ligatures w14:val="none"/>
+        </w:rPr>
+        <w:t>16</w:t>
+      </w:r>
+      <w:r>
+        <w:rPr>
+          <w:rFonts w:ascii="Helvetica Neue" w:eastAsia="標楷體" w:hAnsi="Helvetica Neue" w:cs="新細明體"/>
+          <w:b/>
+          <w:bCs/>
+          <w:color w:val="334155"/>
+          <w:kern w:val="0"/>
+          <w:sz w:val="20"/>
+          <w:szCs w:val="20"/>
+          <w14:ligatures w14:val="none"/>
+        </w:rPr>
+        <w:t>屆網路智能與應用研討會</w:t>
+      </w:r>
+      <w:r>
+        <w:rPr>
+          <w:rFonts w:ascii="Helvetica Neue" w:eastAsia="標楷體" w:hAnsi="Helvetica Neue" w:cs="新細明體"/>
+          <w:b/>
+          <w:bCs/>
+          <w:color w:val="334155"/>
+          <w:kern w:val="0"/>
+          <w:sz w:val="20"/>
+          <w:szCs w:val="20"/>
+          <w14:ligatures w14:val="none"/>
+        </w:rPr>
+        <w:t xml:space="preserve">, </w:t>
+      </w:r>
+      <w:r>
+        <w:rPr>
+          <w:rFonts w:ascii="Helvetica Neue" w:eastAsia="標楷體" w:hAnsi="Helvetica Neue" w:cs="新細明體"/>
+          <w:b/>
+          <w:bCs/>
+          <w:color w:val="334155"/>
+          <w:kern w:val="0"/>
+          <w:sz w:val="20"/>
+          <w:szCs w:val="20"/>
+          <w14:ligatures w14:val="none"/>
+        </w:rPr>
+        <w:t>雲林縣</w:t>
+      </w:r>
+      <w:r>
+        <w:rPr>
+          <w:rFonts w:ascii="Helvetica Neue" w:eastAsia="標楷體" w:hAnsi="Helvetica Neue" w:cs="新細明體"/>
+          <w:b/>
+          <w:bCs/>
+          <w:color w:val="334155"/>
+          <w:kern w:val="0"/>
+          <w:sz w:val="20"/>
+          <w:szCs w:val="20"/>
+          <w14:ligatures w14:val="none"/>
+        </w:rPr>
+        <w:t>, Jul. 2026.</w:t>
       </w:r>
     </w:p>
     <w:p>
@@ -2008,7 +1799,7 @@
           <w:szCs w:val="20"/>
           <w14:ligatures w14:val="none"/>
         </w:rPr>
-        <w:t>蕭鉢</w:t>
+        <w:t>葛仲亘</w:t>
       </w:r>
       <w:r>
         <w:rPr>
@@ -2034,6 +1825,32 @@
           <w:szCs w:val="20"/>
           <w14:ligatures w14:val="none"/>
         </w:rPr>
+        <w:t>曾嬿苡</w:t>
+      </w:r>
+      <w:r>
+        <w:rPr>
+          <w:rFonts w:ascii="Helvetica Neue" w:eastAsia="標楷體" w:hAnsi="Helvetica Neue" w:cs="新細明體"/>
+          <w:b/>
+          <w:bCs/>
+          <w:color w:val="334155"/>
+          <w:kern w:val="0"/>
+          <w:sz w:val="20"/>
+          <w:szCs w:val="20"/>
+          <w14:ligatures w14:val="none"/>
+        </w:rPr>
+        <w:t xml:space="preserve">, </w:t>
+      </w:r>
+      <w:r>
+        <w:rPr>
+          <w:rFonts w:ascii="Helvetica Neue" w:eastAsia="標楷體" w:hAnsi="Helvetica Neue" w:cs="新細明體"/>
+          <w:b/>
+          <w:bCs/>
+          <w:color w:val="334155"/>
+          <w:kern w:val="0"/>
+          <w:sz w:val="20"/>
+          <w:szCs w:val="20"/>
+          <w14:ligatures w14:val="none"/>
+        </w:rPr>
         <w:t>陳杰龍</w:t>
       </w:r>
       <w:r>
@@ -2047,6 +1864,32 @@
           <w:szCs w:val="20"/>
           <w14:ligatures w14:val="none"/>
         </w:rPr>
+        <w:t xml:space="preserve">, </w:t>
+      </w:r>
+      <w:r>
+        <w:rPr>
+          <w:rFonts w:ascii="Helvetica Neue" w:eastAsia="標楷體" w:hAnsi="Helvetica Neue" w:cs="新細明體"/>
+          <w:b/>
+          <w:bCs/>
+          <w:color w:val="334155"/>
+          <w:kern w:val="0"/>
+          <w:sz w:val="20"/>
+          <w:szCs w:val="20"/>
+          <w14:ligatures w14:val="none"/>
+        </w:rPr>
+        <w:t>張榮昇</w:t>
+      </w:r>
+      <w:r>
+        <w:rPr>
+          <w:rFonts w:ascii="Helvetica Neue" w:eastAsia="標楷體" w:hAnsi="Helvetica Neue" w:cs="新細明體"/>
+          <w:b/>
+          <w:bCs/>
+          <w:color w:val="334155"/>
+          <w:kern w:val="0"/>
+          <w:sz w:val="20"/>
+          <w:szCs w:val="20"/>
+          <w14:ligatures w14:val="none"/>
+        </w:rPr>
         <w:t>. "</w:t>
       </w:r>
       <w:r>
@@ -2060,59 +1903,33 @@
           <w:szCs w:val="20"/>
           <w14:ligatures w14:val="none"/>
         </w:rPr>
-        <w:t>應用</w:t>
-      </w:r>
-      <w:r>
-        <w:rPr>
-          <w:rFonts w:ascii="Helvetica Neue" w:eastAsia="標楷體" w:hAnsi="Helvetica Neue" w:cs="新細明體"/>
-          <w:b/>
-          <w:bCs/>
-          <w:color w:val="334155"/>
-          <w:kern w:val="0"/>
-          <w:sz w:val="20"/>
-          <w:szCs w:val="20"/>
-          <w14:ligatures w14:val="none"/>
-        </w:rPr>
-        <w:t xml:space="preserve"> DEMATEL </w:t>
-      </w:r>
-      <w:r>
-        <w:rPr>
-          <w:rFonts w:ascii="Helvetica Neue" w:eastAsia="標楷體" w:hAnsi="Helvetica Neue" w:cs="新細明體"/>
-          <w:b/>
-          <w:bCs/>
-          <w:color w:val="334155"/>
-          <w:kern w:val="0"/>
-          <w:sz w:val="20"/>
-          <w:szCs w:val="20"/>
-          <w14:ligatures w14:val="none"/>
-        </w:rPr>
-        <w:t>辨識學生選擇</w:t>
-      </w:r>
-      <w:r>
-        <w:rPr>
-          <w:rFonts w:ascii="Helvetica Neue" w:eastAsia="標楷體" w:hAnsi="Helvetica Neue" w:cs="新細明體"/>
-          <w:b/>
-          <w:bCs/>
-          <w:color w:val="334155"/>
-          <w:kern w:val="0"/>
-          <w:sz w:val="20"/>
-          <w:szCs w:val="20"/>
-          <w14:ligatures w14:val="none"/>
-        </w:rPr>
-        <w:t xml:space="preserve"> EMI </w:t>
-      </w:r>
-      <w:r>
-        <w:rPr>
-          <w:rFonts w:ascii="Helvetica Neue" w:eastAsia="標楷體" w:hAnsi="Helvetica Neue" w:cs="新細明體"/>
-          <w:b/>
-          <w:bCs/>
-          <w:color w:val="334155"/>
-          <w:kern w:val="0"/>
-          <w:sz w:val="20"/>
-          <w:szCs w:val="20"/>
-          <w14:ligatures w14:val="none"/>
-        </w:rPr>
-        <w:t>課程的關鍵影響因素</w:t>
+        <w:t>基於聯邦式學習於肺炎胸腔</w:t>
+      </w:r>
+      <w:r>
+        <w:rPr>
+          <w:rFonts w:ascii="Helvetica Neue" w:eastAsia="標楷體" w:hAnsi="Helvetica Neue" w:cs="新細明體"/>
+          <w:b/>
+          <w:bCs/>
+          <w:color w:val="334155"/>
+          <w:kern w:val="0"/>
+          <w:sz w:val="20"/>
+          <w:szCs w:val="20"/>
+          <w14:ligatures w14:val="none"/>
+        </w:rPr>
+        <w:t>X</w:t>
+      </w:r>
+      <w:r>
+        <w:rPr>
+          <w:rFonts w:ascii="Helvetica Neue" w:eastAsia="標楷體" w:hAnsi="Helvetica Neue" w:cs="新細明體"/>
+          <w:b/>
+          <w:bCs/>
+          <w:color w:val="334155"/>
+          <w:kern w:val="0"/>
+          <w:sz w:val="20"/>
+          <w:szCs w:val="20"/>
+          <w14:ligatures w14:val="none"/>
+        </w:rPr>
+        <w:t>光影像分類</w:t>
       </w:r>
       <w:r>
         <w:rPr>
@@ -2151,20 +1968,20 @@
           <w:szCs w:val="20"/>
           <w14:ligatures w14:val="none"/>
         </w:rPr>
-        <w:t>30</w:t>
-      </w:r>
-      <w:r>
-        <w:rPr>
-          <w:rFonts w:ascii="Helvetica Neue" w:eastAsia="標楷體" w:hAnsi="Helvetica Neue" w:cs="新細明體"/>
-          <w:b/>
-          <w:bCs/>
-          <w:color w:val="334155"/>
-          <w:kern w:val="0"/>
-          <w:sz w:val="20"/>
-          <w:szCs w:val="20"/>
-          <w14:ligatures w14:val="none"/>
-        </w:rPr>
-        <w:t>屆資訊管理暨實務研討會</w:t>
+        <w:t>16</w:t>
+      </w:r>
+      <w:r>
+        <w:rPr>
+          <w:rFonts w:ascii="Helvetica Neue" w:eastAsia="標楷體" w:hAnsi="Helvetica Neue" w:cs="新細明體"/>
+          <w:b/>
+          <w:bCs/>
+          <w:color w:val="334155"/>
+          <w:kern w:val="0"/>
+          <w:sz w:val="20"/>
+          <w:szCs w:val="20"/>
+          <w14:ligatures w14:val="none"/>
+        </w:rPr>
+        <w:t>屆網路智能與應用研討會</w:t>
       </w:r>
       <w:r>
         <w:rPr>
@@ -2190,20 +2007,20 @@
           <w:szCs w:val="20"/>
           <w14:ligatures w14:val="none"/>
         </w:rPr>
-        <w:t>桃園市</w:t>
-      </w:r>
-      <w:r>
-        <w:rPr>
-          <w:rFonts w:ascii="Helvetica Neue" w:eastAsia="標楷體" w:hAnsi="Helvetica Neue" w:cs="新細明體"/>
-          <w:b/>
-          <w:bCs/>
-          <w:color w:val="334155"/>
-          <w:kern w:val="0"/>
-          <w:sz w:val="20"/>
-          <w:szCs w:val="20"/>
-          <w14:ligatures w14:val="none"/>
-        </w:rPr>
-        <w:t>, Dec 2025.</w:t>
+        <w:t>雲林縣</w:t>
+      </w:r>
+      <w:r>
+        <w:rPr>
+          <w:rFonts w:ascii="Helvetica Neue" w:eastAsia="標楷體" w:hAnsi="Helvetica Neue" w:cs="新細明體"/>
+          <w:b/>
+          <w:bCs/>
+          <w:color w:val="334155"/>
+          <w:kern w:val="0"/>
+          <w:sz w:val="20"/>
+          <w:szCs w:val="20"/>
+          <w14:ligatures w14:val="none"/>
+        </w:rPr>
+        <w:t>, Jul. 2026.</w:t>
       </w:r>
     </w:p>
     <w:p>
@@ -2215,145 +2032,34 @@
         </w:numPr>
         <w:spacing w:after="0" w:line="240" w:lineRule="exact"/>
         <w:rPr>
-          <w:rFonts w:ascii="Helvetica Neue" w:eastAsia="標楷體" w:hAnsi="Helvetica Neue" w:cs="新細明體"/>
-          <w:b/>
-          <w:bCs/>
-          <w:color w:val="334155"/>
-          <w:kern w:val="0"/>
-          <w:sz w:val="20"/>
-          <w:szCs w:val="20"/>
-          <w14:ligatures w14:val="none"/>
-        </w:rPr>
-      </w:pPr>
-      <w:r>
-        <w:rPr>
-          <w:rFonts w:ascii="Helvetica Neue" w:eastAsia="標楷體" w:hAnsi="Helvetica Neue" w:cs="新細明體"/>
-          <w:b/>
-          <w:bCs/>
-          <w:color w:val="334155"/>
-          <w:kern w:val="0"/>
-          <w:sz w:val="20"/>
-          <w:szCs w:val="20"/>
-          <w14:ligatures w14:val="none"/>
-        </w:rPr>
-        <w:t>陳杰龍</w:t>
-      </w:r>
-      <w:r>
-        <w:rPr>
-          <w:rFonts w:ascii="Helvetica Neue" w:eastAsia="標楷體" w:hAnsi="Helvetica Neue" w:cs="新細明體"/>
-          <w:b/>
-          <w:bCs/>
-          <w:color w:val="334155"/>
-          <w:kern w:val="0"/>
-          <w:sz w:val="20"/>
-          <w:szCs w:val="20"/>
-          <w14:ligatures w14:val="none"/>
-        </w:rPr>
-        <w:t xml:space="preserve">, </w:t>
-      </w:r>
-      <w:r>
-        <w:rPr>
-          <w:rFonts w:ascii="Helvetica Neue" w:eastAsia="標楷體" w:hAnsi="Helvetica Neue" w:cs="新細明體"/>
-          <w:b/>
-          <w:bCs/>
-          <w:color w:val="334155"/>
-          <w:kern w:val="0"/>
-          <w:sz w:val="20"/>
-          <w:szCs w:val="20"/>
-          <w14:ligatures w14:val="none"/>
-        </w:rPr>
-        <w:t>張榮昇</w:t>
-      </w:r>
-      <w:r>
-        <w:rPr>
-          <w:rFonts w:ascii="Helvetica Neue" w:eastAsia="標楷體" w:hAnsi="Helvetica Neue" w:cs="新細明體"/>
-          <w:b/>
-          <w:bCs/>
-          <w:color w:val="334155"/>
-          <w:kern w:val="0"/>
-          <w:sz w:val="20"/>
-          <w:szCs w:val="20"/>
-          <w14:ligatures w14:val="none"/>
-        </w:rPr>
-        <w:t>. "</w:t>
-      </w:r>
-      <w:r>
-        <w:rPr>
-          <w:rFonts w:ascii="Helvetica Neue" w:eastAsia="標楷體" w:hAnsi="Helvetica Neue" w:cs="新細明體"/>
-          <w:b/>
-          <w:bCs/>
-          <w:color w:val="334155"/>
-          <w:kern w:val="0"/>
-          <w:sz w:val="20"/>
-          <w:szCs w:val="20"/>
-          <w14:ligatures w14:val="none"/>
-        </w:rPr>
-        <w:t>跨資料集聯邦學習於子宮頸癌抹片影像分類之研究</w:t>
-      </w:r>
-      <w:r>
-        <w:rPr>
-          <w:rFonts w:ascii="Helvetica Neue" w:eastAsia="標楷體" w:hAnsi="Helvetica Neue" w:cs="新細明體"/>
-          <w:b/>
-          <w:bCs/>
-          <w:color w:val="334155"/>
-          <w:kern w:val="0"/>
-          <w:sz w:val="20"/>
-          <w:szCs w:val="20"/>
-          <w14:ligatures w14:val="none"/>
-        </w:rPr>
-        <w:t xml:space="preserve">." </w:t>
-      </w:r>
-      <w:r>
-        <w:rPr>
-          <w:rFonts w:ascii="Helvetica Neue" w:eastAsia="標楷體" w:hAnsi="Helvetica Neue" w:cs="新細明體"/>
-          <w:b/>
-          <w:bCs/>
-          <w:color w:val="334155"/>
-          <w:kern w:val="0"/>
-          <w:sz w:val="20"/>
-          <w:szCs w:val="20"/>
-          <w14:ligatures w14:val="none"/>
-        </w:rPr>
-        <w:t>台灣網際網路研討會暨全國計算機會議</w:t>
-      </w:r>
-      <w:r>
-        <w:rPr>
-          <w:rFonts w:ascii="Helvetica Neue" w:eastAsia="標楷體" w:hAnsi="Helvetica Neue" w:cs="新細明體"/>
-          <w:b/>
-          <w:bCs/>
-          <w:color w:val="334155"/>
-          <w:kern w:val="0"/>
-          <w:sz w:val="20"/>
-          <w:szCs w:val="20"/>
-          <w14:ligatures w14:val="none"/>
-        </w:rPr>
-        <w:t xml:space="preserve">, </w:t>
-      </w:r>
-      <w:r>
-        <w:rPr>
-          <w:rFonts w:ascii="Helvetica Neue" w:eastAsia="標楷體" w:hAnsi="Helvetica Neue" w:cs="新細明體"/>
-          <w:b/>
-          <w:bCs/>
-          <w:color w:val="334155"/>
-          <w:kern w:val="0"/>
-          <w:sz w:val="20"/>
-          <w:szCs w:val="20"/>
-          <w14:ligatures w14:val="none"/>
-        </w:rPr>
-        <w:t>宜蘭縣</w:t>
-      </w:r>
-      <w:r>
-        <w:rPr>
-          <w:rFonts w:ascii="Helvetica Neue" w:eastAsia="標楷體" w:hAnsi="Helvetica Neue" w:cs="新細明體"/>
-          <w:b/>
-          <w:bCs/>
-          <w:color w:val="334155"/>
-          <w:kern w:val="0"/>
-          <w:sz w:val="20"/>
-          <w:szCs w:val="20"/>
-          <w14:ligatures w14:val="none"/>
-        </w:rPr>
-        <w:t>, Oct 2025.</w:t>
+          <w:rFonts w:ascii="Helvetica Neue" w:eastAsia="標楷體" w:hAnsi="Helvetica Neue" w:cs="新細明體" w:hint="eastAsia"/>
+          <w:b/>
+          <w:bCs/>
+          <w:color w:val="334155"/>
+          <w:kern w:val="0"/>
+          <w:sz w:val="20"/>
+          <w:szCs w:val="20"/>
+          <w14:ligatures w14:val="none"/>
+        </w:rPr>
+      </w:pPr>
+      <w:r>
+        <w:rPr>
+          <w:rFonts w:ascii="Helvetica Neue" w:eastAsia="標楷體" w:hAnsi="Helvetica Neue" w:cs="新細明體"/>
+          <w:b/>
+          <w:bCs/>
+          <w:color w:val="334155"/>
+          <w:kern w:val="0"/>
+          <w:sz w:val="20"/>
+          <w:szCs w:val="20"/>
+          <w14:ligatures w14:val="none"/>
+        </w:rPr>
+        <w:t>Jie-Long Chen, Tung-Chieh Kuo, Arthur Chang*. "Effects of Client Number and Non-IID Data Distributions on Federated Learning for Cervical Cancer Binary Classification." International Forum on Medical Imaging in Asia, Kaohsiung, Jan 2026.</w:t>
+      </w:r>
+      <w:r>
+        <w:rPr>
+          <w:rFonts w:hint="eastAsia"/>
+        </w:rPr>
+        <w:t xml:space="preserve"> </w:t>
       </w:r>
     </w:p>
     <w:p>
@@ -2386,35 +2092,411 @@
           <w:szCs w:val="20"/>
           <w14:ligatures w14:val="none"/>
         </w:rPr>
-        <w:t xml:space="preserve">Jie-Long Chen, Ching-Chung Chen, Arthur Chang. "A Comparative Analysis of Machine Learning Algorithms for Wheat Disease Classification in Taiwan Using the Orange Data Mining Tool." IEEE Conference on Computational Intelligence in Bioinformatics and Computational </w:t>
-      </w:r>
-      <w:proofErr w:type="gramStart"/>
-      <w:r>
-        <w:rPr>
-          <w:rFonts w:ascii="Helvetica Neue" w:eastAsia="標楷體" w:hAnsi="Helvetica Neue" w:cs="新細明體"/>
-          <w:b/>
-          <w:bCs/>
-          <w:color w:val="334155"/>
-          <w:kern w:val="0"/>
-          <w:sz w:val="20"/>
-          <w:szCs w:val="20"/>
-          <w14:ligatures w14:val="none"/>
-        </w:rPr>
-        <w:t>Biology ,</w:t>
-      </w:r>
-      <w:proofErr w:type="gramEnd"/>
-      <w:r>
-        <w:rPr>
-          <w:rFonts w:ascii="Helvetica Neue" w:eastAsia="標楷體" w:hAnsi="Helvetica Neue" w:cs="新細明體"/>
-          <w:b/>
-          <w:bCs/>
-          <w:color w:val="334155"/>
-          <w:kern w:val="0"/>
-          <w:sz w:val="20"/>
-          <w:szCs w:val="20"/>
-          <w14:ligatures w14:val="none"/>
-        </w:rPr>
-        <w:t xml:space="preserve"> Tainan, Aug 2025.</w:t>
+        <w:t>郭東婕</w:t>
+      </w:r>
+      <w:r>
+        <w:rPr>
+          <w:rFonts w:ascii="Helvetica Neue" w:eastAsia="標楷體" w:hAnsi="Helvetica Neue" w:cs="新細明體"/>
+          <w:b/>
+          <w:bCs/>
+          <w:color w:val="334155"/>
+          <w:kern w:val="0"/>
+          <w:sz w:val="20"/>
+          <w:szCs w:val="20"/>
+          <w14:ligatures w14:val="none"/>
+        </w:rPr>
+        <w:t xml:space="preserve">, </w:t>
+      </w:r>
+      <w:r>
+        <w:rPr>
+          <w:rFonts w:ascii="Helvetica Neue" w:eastAsia="標楷體" w:hAnsi="Helvetica Neue" w:cs="新細明體"/>
+          <w:b/>
+          <w:bCs/>
+          <w:color w:val="334155"/>
+          <w:kern w:val="0"/>
+          <w:sz w:val="20"/>
+          <w:szCs w:val="20"/>
+          <w14:ligatures w14:val="none"/>
+        </w:rPr>
+        <w:t>蕭鉢</w:t>
+      </w:r>
+      <w:r>
+        <w:rPr>
+          <w:rFonts w:ascii="Helvetica Neue" w:eastAsia="標楷體" w:hAnsi="Helvetica Neue" w:cs="新細明體"/>
+          <w:b/>
+          <w:bCs/>
+          <w:color w:val="334155"/>
+          <w:kern w:val="0"/>
+          <w:sz w:val="20"/>
+          <w:szCs w:val="20"/>
+          <w14:ligatures w14:val="none"/>
+        </w:rPr>
+        <w:t xml:space="preserve">, </w:t>
+      </w:r>
+      <w:r>
+        <w:rPr>
+          <w:rFonts w:ascii="Helvetica Neue" w:eastAsia="標楷體" w:hAnsi="Helvetica Neue" w:cs="新細明體"/>
+          <w:b/>
+          <w:bCs/>
+          <w:color w:val="334155"/>
+          <w:kern w:val="0"/>
+          <w:sz w:val="20"/>
+          <w:szCs w:val="20"/>
+          <w14:ligatures w14:val="none"/>
+        </w:rPr>
+        <w:t>陳杰龍</w:t>
+      </w:r>
+      <w:r>
+        <w:rPr>
+          <w:rFonts w:ascii="Helvetica Neue" w:eastAsia="標楷體" w:hAnsi="Helvetica Neue" w:cs="新細明體"/>
+          <w:b/>
+          <w:bCs/>
+          <w:color w:val="334155"/>
+          <w:kern w:val="0"/>
+          <w:sz w:val="20"/>
+          <w:szCs w:val="20"/>
+          <w14:ligatures w14:val="none"/>
+        </w:rPr>
+        <w:t>. "</w:t>
+      </w:r>
+      <w:r>
+        <w:rPr>
+          <w:rFonts w:ascii="Helvetica Neue" w:eastAsia="標楷體" w:hAnsi="Helvetica Neue" w:cs="新細明體"/>
+          <w:b/>
+          <w:bCs/>
+          <w:color w:val="334155"/>
+          <w:kern w:val="0"/>
+          <w:sz w:val="20"/>
+          <w:szCs w:val="20"/>
+          <w14:ligatures w14:val="none"/>
+        </w:rPr>
+        <w:t>應用</w:t>
+      </w:r>
+      <w:r>
+        <w:rPr>
+          <w:rFonts w:ascii="Helvetica Neue" w:eastAsia="標楷體" w:hAnsi="Helvetica Neue" w:cs="新細明體"/>
+          <w:b/>
+          <w:bCs/>
+          <w:color w:val="334155"/>
+          <w:kern w:val="0"/>
+          <w:sz w:val="20"/>
+          <w:szCs w:val="20"/>
+          <w14:ligatures w14:val="none"/>
+        </w:rPr>
+        <w:t xml:space="preserve"> DEMATEL </w:t>
+      </w:r>
+      <w:r>
+        <w:rPr>
+          <w:rFonts w:ascii="Helvetica Neue" w:eastAsia="標楷體" w:hAnsi="Helvetica Neue" w:cs="新細明體"/>
+          <w:b/>
+          <w:bCs/>
+          <w:color w:val="334155"/>
+          <w:kern w:val="0"/>
+          <w:sz w:val="20"/>
+          <w:szCs w:val="20"/>
+          <w14:ligatures w14:val="none"/>
+        </w:rPr>
+        <w:t>辨識學生選擇</w:t>
+      </w:r>
+      <w:r>
+        <w:rPr>
+          <w:rFonts w:ascii="Helvetica Neue" w:eastAsia="標楷體" w:hAnsi="Helvetica Neue" w:cs="新細明體"/>
+          <w:b/>
+          <w:bCs/>
+          <w:color w:val="334155"/>
+          <w:kern w:val="0"/>
+          <w:sz w:val="20"/>
+          <w:szCs w:val="20"/>
+          <w14:ligatures w14:val="none"/>
+        </w:rPr>
+        <w:t xml:space="preserve"> EMI </w:t>
+      </w:r>
+      <w:r>
+        <w:rPr>
+          <w:rFonts w:ascii="Helvetica Neue" w:eastAsia="標楷體" w:hAnsi="Helvetica Neue" w:cs="新細明體"/>
+          <w:b/>
+          <w:bCs/>
+          <w:color w:val="334155"/>
+          <w:kern w:val="0"/>
+          <w:sz w:val="20"/>
+          <w:szCs w:val="20"/>
+          <w14:ligatures w14:val="none"/>
+        </w:rPr>
+        <w:t>課程的關鍵影響因素</w:t>
+      </w:r>
+      <w:r>
+        <w:rPr>
+          <w:rFonts w:ascii="Helvetica Neue" w:eastAsia="標楷體" w:hAnsi="Helvetica Neue" w:cs="新細明體"/>
+          <w:b/>
+          <w:bCs/>
+          <w:color w:val="334155"/>
+          <w:kern w:val="0"/>
+          <w:sz w:val="20"/>
+          <w:szCs w:val="20"/>
+          <w14:ligatures w14:val="none"/>
+        </w:rPr>
+        <w:t xml:space="preserve">." </w:t>
+      </w:r>
+      <w:r>
+        <w:rPr>
+          <w:rFonts w:ascii="Helvetica Neue" w:eastAsia="標楷體" w:hAnsi="Helvetica Neue" w:cs="新細明體"/>
+          <w:b/>
+          <w:bCs/>
+          <w:color w:val="334155"/>
+          <w:kern w:val="0"/>
+          <w:sz w:val="20"/>
+          <w:szCs w:val="20"/>
+          <w14:ligatures w14:val="none"/>
+        </w:rPr>
+        <w:t>第</w:t>
+      </w:r>
+      <w:r>
+        <w:rPr>
+          <w:rFonts w:ascii="Helvetica Neue" w:eastAsia="標楷體" w:hAnsi="Helvetica Neue" w:cs="新細明體"/>
+          <w:b/>
+          <w:bCs/>
+          <w:color w:val="334155"/>
+          <w:kern w:val="0"/>
+          <w:sz w:val="20"/>
+          <w:szCs w:val="20"/>
+          <w14:ligatures w14:val="none"/>
+        </w:rPr>
+        <w:t>30</w:t>
+      </w:r>
+      <w:r>
+        <w:rPr>
+          <w:rFonts w:ascii="Helvetica Neue" w:eastAsia="標楷體" w:hAnsi="Helvetica Neue" w:cs="新細明體"/>
+          <w:b/>
+          <w:bCs/>
+          <w:color w:val="334155"/>
+          <w:kern w:val="0"/>
+          <w:sz w:val="20"/>
+          <w:szCs w:val="20"/>
+          <w14:ligatures w14:val="none"/>
+        </w:rPr>
+        <w:t>屆資訊管理暨實務研討會</w:t>
+      </w:r>
+      <w:r>
+        <w:rPr>
+          <w:rFonts w:ascii="Helvetica Neue" w:eastAsia="標楷體" w:hAnsi="Helvetica Neue" w:cs="新細明體"/>
+          <w:b/>
+          <w:bCs/>
+          <w:color w:val="334155"/>
+          <w:kern w:val="0"/>
+          <w:sz w:val="20"/>
+          <w:szCs w:val="20"/>
+          <w14:ligatures w14:val="none"/>
+        </w:rPr>
+        <w:t xml:space="preserve">, </w:t>
+      </w:r>
+      <w:r>
+        <w:rPr>
+          <w:rFonts w:ascii="Helvetica Neue" w:eastAsia="標楷體" w:hAnsi="Helvetica Neue" w:cs="新細明體"/>
+          <w:b/>
+          <w:bCs/>
+          <w:color w:val="334155"/>
+          <w:kern w:val="0"/>
+          <w:sz w:val="20"/>
+          <w:szCs w:val="20"/>
+          <w14:ligatures w14:val="none"/>
+        </w:rPr>
+        <w:t>桃園市</w:t>
+      </w:r>
+      <w:r>
+        <w:rPr>
+          <w:rFonts w:ascii="Helvetica Neue" w:eastAsia="標楷體" w:hAnsi="Helvetica Neue" w:cs="新細明體"/>
+          <w:b/>
+          <w:bCs/>
+          <w:color w:val="334155"/>
+          <w:kern w:val="0"/>
+          <w:sz w:val="20"/>
+          <w:szCs w:val="20"/>
+          <w14:ligatures w14:val="none"/>
+        </w:rPr>
+        <w:t>, Dec 2025.</w:t>
+      </w:r>
+    </w:p>
+    <w:p>
+      <w:pPr>
+        <w:widowControl/>
+        <w:numPr>
+          <w:ilvl w:val="0"/>
+          <w:numId w:val="4"/>
+        </w:numPr>
+        <w:spacing w:after="0" w:line="240" w:lineRule="exact"/>
+        <w:rPr>
+          <w:rFonts w:ascii="Helvetica Neue" w:eastAsia="標楷體" w:hAnsi="Helvetica Neue" w:cs="新細明體"/>
+          <w:b/>
+          <w:bCs/>
+          <w:color w:val="334155"/>
+          <w:kern w:val="0"/>
+          <w:sz w:val="20"/>
+          <w:szCs w:val="20"/>
+          <w14:ligatures w14:val="none"/>
+        </w:rPr>
+      </w:pPr>
+      <w:r>
+        <w:rPr>
+          <w:rFonts w:ascii="Helvetica Neue" w:eastAsia="標楷體" w:hAnsi="Helvetica Neue" w:cs="新細明體"/>
+          <w:b/>
+          <w:bCs/>
+          <w:color w:val="334155"/>
+          <w:kern w:val="0"/>
+          <w:sz w:val="20"/>
+          <w:szCs w:val="20"/>
+          <w14:ligatures w14:val="none"/>
+        </w:rPr>
+        <w:t>陳杰龍</w:t>
+      </w:r>
+      <w:r>
+        <w:rPr>
+          <w:rFonts w:ascii="Helvetica Neue" w:eastAsia="標楷體" w:hAnsi="Helvetica Neue" w:cs="新細明體"/>
+          <w:b/>
+          <w:bCs/>
+          <w:color w:val="334155"/>
+          <w:kern w:val="0"/>
+          <w:sz w:val="20"/>
+          <w:szCs w:val="20"/>
+          <w14:ligatures w14:val="none"/>
+        </w:rPr>
+        <w:t xml:space="preserve">, </w:t>
+      </w:r>
+      <w:r>
+        <w:rPr>
+          <w:rFonts w:ascii="Helvetica Neue" w:eastAsia="標楷體" w:hAnsi="Helvetica Neue" w:cs="新細明體"/>
+          <w:b/>
+          <w:bCs/>
+          <w:color w:val="334155"/>
+          <w:kern w:val="0"/>
+          <w:sz w:val="20"/>
+          <w:szCs w:val="20"/>
+          <w14:ligatures w14:val="none"/>
+        </w:rPr>
+        <w:t>張榮昇</w:t>
+      </w:r>
+      <w:r>
+        <w:rPr>
+          <w:rFonts w:ascii="Helvetica Neue" w:eastAsia="標楷體" w:hAnsi="Helvetica Neue" w:cs="新細明體"/>
+          <w:b/>
+          <w:bCs/>
+          <w:color w:val="334155"/>
+          <w:kern w:val="0"/>
+          <w:sz w:val="20"/>
+          <w:szCs w:val="20"/>
+          <w14:ligatures w14:val="none"/>
+        </w:rPr>
+        <w:t>. "</w:t>
+      </w:r>
+      <w:r>
+        <w:rPr>
+          <w:rFonts w:ascii="Helvetica Neue" w:eastAsia="標楷體" w:hAnsi="Helvetica Neue" w:cs="新細明體"/>
+          <w:b/>
+          <w:bCs/>
+          <w:color w:val="334155"/>
+          <w:kern w:val="0"/>
+          <w:sz w:val="20"/>
+          <w:szCs w:val="20"/>
+          <w14:ligatures w14:val="none"/>
+        </w:rPr>
+        <w:t>跨資料集聯邦學習於子宮頸癌抹片影像分類之研究</w:t>
+      </w:r>
+      <w:r>
+        <w:rPr>
+          <w:rFonts w:ascii="Helvetica Neue" w:eastAsia="標楷體" w:hAnsi="Helvetica Neue" w:cs="新細明體"/>
+          <w:b/>
+          <w:bCs/>
+          <w:color w:val="334155"/>
+          <w:kern w:val="0"/>
+          <w:sz w:val="20"/>
+          <w:szCs w:val="20"/>
+          <w14:ligatures w14:val="none"/>
+        </w:rPr>
+        <w:t xml:space="preserve">." </w:t>
+      </w:r>
+      <w:r>
+        <w:rPr>
+          <w:rFonts w:ascii="Helvetica Neue" w:eastAsia="標楷體" w:hAnsi="Helvetica Neue" w:cs="新細明體"/>
+          <w:b/>
+          <w:bCs/>
+          <w:color w:val="334155"/>
+          <w:kern w:val="0"/>
+          <w:sz w:val="20"/>
+          <w:szCs w:val="20"/>
+          <w14:ligatures w14:val="none"/>
+        </w:rPr>
+        <w:t>台灣網際網路研討會暨全國計算機會議</w:t>
+      </w:r>
+      <w:r>
+        <w:rPr>
+          <w:rFonts w:ascii="Helvetica Neue" w:eastAsia="標楷體" w:hAnsi="Helvetica Neue" w:cs="新細明體"/>
+          <w:b/>
+          <w:bCs/>
+          <w:color w:val="334155"/>
+          <w:kern w:val="0"/>
+          <w:sz w:val="20"/>
+          <w:szCs w:val="20"/>
+          <w14:ligatures w14:val="none"/>
+        </w:rPr>
+        <w:t xml:space="preserve">, </w:t>
+      </w:r>
+      <w:r>
+        <w:rPr>
+          <w:rFonts w:ascii="Helvetica Neue" w:eastAsia="標楷體" w:hAnsi="Helvetica Neue" w:cs="新細明體"/>
+          <w:b/>
+          <w:bCs/>
+          <w:color w:val="334155"/>
+          <w:kern w:val="0"/>
+          <w:sz w:val="20"/>
+          <w:szCs w:val="20"/>
+          <w14:ligatures w14:val="none"/>
+        </w:rPr>
+        <w:t>宜蘭縣</w:t>
+      </w:r>
+      <w:r>
+        <w:rPr>
+          <w:rFonts w:ascii="Helvetica Neue" w:eastAsia="標楷體" w:hAnsi="Helvetica Neue" w:cs="新細明體"/>
+          <w:b/>
+          <w:bCs/>
+          <w:color w:val="334155"/>
+          <w:kern w:val="0"/>
+          <w:sz w:val="20"/>
+          <w:szCs w:val="20"/>
+          <w14:ligatures w14:val="none"/>
+        </w:rPr>
+        <w:t>, Oct 2025.</w:t>
+      </w:r>
+    </w:p>
+    <w:p>
+      <w:pPr>
+        <w:widowControl/>
+        <w:numPr>
+          <w:ilvl w:val="0"/>
+          <w:numId w:val="4"/>
+        </w:numPr>
+        <w:spacing w:after="0" w:line="240" w:lineRule="exact"/>
+        <w:rPr>
+          <w:rFonts w:ascii="Helvetica Neue" w:eastAsia="標楷體" w:hAnsi="Helvetica Neue" w:cs="新細明體"/>
+          <w:b/>
+          <w:bCs/>
+          <w:color w:val="334155"/>
+          <w:kern w:val="0"/>
+          <w:sz w:val="20"/>
+          <w:szCs w:val="20"/>
+          <w14:ligatures w14:val="none"/>
+        </w:rPr>
+      </w:pPr>
+      <w:r>
+        <w:rPr>
+          <w:rFonts w:ascii="Helvetica Neue" w:eastAsia="標楷體" w:hAnsi="Helvetica Neue" w:cs="新細明體"/>
+          <w:b/>
+          <w:bCs/>
+          <w:color w:val="334155"/>
+          <w:kern w:val="0"/>
+          <w:sz w:val="20"/>
+          <w:szCs w:val="20"/>
+          <w14:ligatures w14:val="none"/>
+        </w:rPr>
+        <w:t>Jie-Long Chen, Ching-Chung Chen, Arthur Chang. "A Comparative Analysis of Machine Learning Algorithms for Wheat Disease Classification in Taiwan Using the Orange Data Mining Tool." IEEE Conference on Computational Intelligence in Bioinformatics and Computational Biology , Tainan, Aug 2025.</w:t>
       </w:r>
     </w:p>
     <w:p>
@@ -3640,7 +3722,6 @@
           <w:szCs w:val="20"/>
           <w14:ligatures w14:val="none"/>
         </w:rPr>
-        <w:lastRenderedPageBreak/>
         <w:t>國立屏東大學</w:t>
       </w:r>
       <w:r>
@@ -3785,6 +3866,7 @@
           <w:szCs w:val="20"/>
           <w14:ligatures w14:val="none"/>
         </w:rPr>
+        <w:lastRenderedPageBreak/>
         <w:t>國立屏東大學資訊管理學系修業三年半提早畢業</w:t>
       </w:r>
       <w:r>
@@ -4121,7 +4203,6 @@
         </w:rPr>
         <w:t>創辦</w:t>
       </w:r>
-      <w:proofErr w:type="spellStart"/>
       <w:r>
         <w:rPr>
           <w:rFonts w:ascii="Helvetica Neue" w:eastAsia="標楷體" w:hAnsi="Helvetica Neue" w:cs="新細明體"/>
@@ -4135,7 +4216,6 @@
         </w:rPr>
         <w:t>CodeCrafters</w:t>
       </w:r>
-      <w:proofErr w:type="spellEnd"/>
       <w:r>
         <w:rPr>
           <w:rFonts w:ascii="Helvetica Neue" w:eastAsia="標楷體" w:hAnsi="Helvetica Neue" w:cs="新細明體"/>
@@ -4575,33 +4655,18 @@
           <w14:ligatures w14:val="none"/>
         </w:rPr>
       </w:pPr>
-      <w:proofErr w:type="spellStart"/>
-      <w:r>
-        <w:rPr>
-          <w:rFonts w:ascii="Helvetica Neue" w:eastAsia="標楷體" w:hAnsi="Helvetica Neue" w:cs="新細明體"/>
-          <w:b/>
-          <w:bCs/>
-          <w:color w:val="334155"/>
-          <w:kern w:val="0"/>
-          <w:sz w:val="20"/>
-          <w:szCs w:val="20"/>
-          <w14:ligatures w14:val="none"/>
-        </w:rPr>
-        <w:t>iPAS</w:t>
-      </w:r>
-      <w:proofErr w:type="spellEnd"/>
-      <w:r>
-        <w:rPr>
-          <w:rFonts w:ascii="Helvetica Neue" w:eastAsia="標楷體" w:hAnsi="Helvetica Neue" w:cs="新細明體"/>
-          <w:b/>
-          <w:bCs/>
-          <w:color w:val="334155"/>
-          <w:kern w:val="0"/>
-          <w:sz w:val="20"/>
-          <w:szCs w:val="20"/>
-          <w14:ligatures w14:val="none"/>
-        </w:rPr>
-        <w:t xml:space="preserve"> AI</w:t>
+      <w:r>
+        <w:rPr>
+          <w:rFonts w:ascii="Helvetica Neue" w:eastAsia="標楷體" w:hAnsi="Helvetica Neue" w:cs="新細明體"/>
+          <w:b/>
+          <w:bCs/>
+          <w:color w:val="334155"/>
+          <w:kern w:val="0"/>
+          <w:sz w:val="20"/>
+          <w:szCs w:val="20"/>
+          <w14:ligatures w14:val="none"/>
+        </w:rPr>
+        <w:t>iPAS AI</w:t>
       </w:r>
       <w:r>
         <w:rPr>
@@ -5508,35 +5573,7 @@
           <w14:ligatures w14:val="none"/>
         </w:rPr>
         <w:br/>
-        <w:t xml:space="preserve">OpenAI GPT-3 API, Flask, </w:t>
-      </w:r>
-      <w:proofErr w:type="spellStart"/>
-      <w:r>
-        <w:rPr>
-          <w:rFonts w:ascii="Helvetica Neue" w:eastAsia="標楷體" w:hAnsi="Helvetica Neue" w:cs="新細明體"/>
-          <w:b/>
-          <w:bCs/>
-          <w:color w:val="334155"/>
-          <w:kern w:val="0"/>
-          <w:sz w:val="20"/>
-          <w:szCs w:val="20"/>
-          <w14:ligatures w14:val="none"/>
-        </w:rPr>
-        <w:t>ngrok</w:t>
-      </w:r>
-      <w:proofErr w:type="spellEnd"/>
-      <w:r>
-        <w:rPr>
-          <w:rFonts w:ascii="Helvetica Neue" w:eastAsia="標楷體" w:hAnsi="Helvetica Neue" w:cs="新細明體"/>
-          <w:b/>
-          <w:bCs/>
-          <w:color w:val="334155"/>
-          <w:kern w:val="0"/>
-          <w:sz w:val="20"/>
-          <w:szCs w:val="20"/>
-          <w14:ligatures w14:val="none"/>
-        </w:rPr>
-        <w:t>.</w:t>
+        <w:t>OpenAI GPT-3 API, Flask, ngrok.</w:t>
       </w:r>
     </w:p>
     <w:p>
@@ -5637,7 +5674,6 @@
         </w:rPr>
         <w:t>、</w:t>
       </w:r>
-      <w:proofErr w:type="spellStart"/>
       <w:r>
         <w:rPr>
           <w:rFonts w:ascii="Helvetica Neue" w:eastAsia="標楷體" w:hAnsi="Helvetica Neue" w:cs="新細明體"/>
@@ -5651,7 +5687,6 @@
         </w:rPr>
         <w:t>Css</w:t>
       </w:r>
-      <w:proofErr w:type="spellEnd"/>
       <w:r>
         <w:rPr>
           <w:rFonts w:ascii="Helvetica Neue" w:eastAsia="標楷體" w:hAnsi="Helvetica Neue" w:cs="新細明體"/>
@@ -5986,35 +6021,7 @@
           <w14:ligatures w14:val="none"/>
         </w:rPr>
         <w:br/>
-        <w:t xml:space="preserve">Python, TensorFlow, </w:t>
-      </w:r>
-      <w:proofErr w:type="spellStart"/>
-      <w:r>
-        <w:rPr>
-          <w:rFonts w:ascii="Helvetica Neue" w:eastAsia="標楷體" w:hAnsi="Helvetica Neue" w:cs="新細明體"/>
-          <w:b/>
-          <w:bCs/>
-          <w:color w:val="334155"/>
-          <w:kern w:val="0"/>
-          <w:sz w:val="20"/>
-          <w:szCs w:val="20"/>
-          <w14:ligatures w14:val="none"/>
-        </w:rPr>
-        <w:t>Keras</w:t>
-      </w:r>
-      <w:proofErr w:type="spellEnd"/>
-      <w:r>
-        <w:rPr>
-          <w:rFonts w:ascii="Helvetica Neue" w:eastAsia="標楷體" w:hAnsi="Helvetica Neue" w:cs="新細明體"/>
-          <w:b/>
-          <w:bCs/>
-          <w:color w:val="334155"/>
-          <w:kern w:val="0"/>
-          <w:sz w:val="20"/>
-          <w:szCs w:val="20"/>
-          <w14:ligatures w14:val="none"/>
-        </w:rPr>
-        <w:t>.</w:t>
+        <w:t>Python, TensorFlow, Keras.</w:t>
       </w:r>
     </w:p>
     <w:p>
@@ -6376,7 +6383,7 @@
 </file>
 
 <file path=word/numbering.xml><?xml version="1.0" encoding="utf-8"?>
-<w:numbering xmlns:wpc="http://schemas.microsoft.com/office/word/2010/wordprocessingCanvas" xmlns:cx="http://schemas.microsoft.com/office/drawing/2014/chartex" xmlns:cx1="http://schemas.microsoft.com/office/drawing/2015/9/8/chartex" xmlns:cx2="http://schemas.microsoft.com/office/drawing/2015/10/21/chartex" xmlns:cx3="http://schemas.microsoft.com/office/drawing/2016/5/9/chartex" xmlns:cx4="http://schemas.microsoft.com/office/drawing/2016/5/10/chartex" xmlns:cx5="http://schemas.microsoft.com/office/drawing/2016/5/11/chartex" xmlns:cx6="http://schemas.microsoft.com/office/drawing/2016/5/12/chartex" xmlns:cx7="http://schemas.microsoft.com/office/drawing/2016/5/13/chartex" xmlns:cx8="http://schemas.microsoft.com/office/drawing/2016/5/14/chartex" xmlns:mc="http://schemas.openxmlformats.org/markup-compatibility/2006" xmlns:aink="http://schemas.microsoft.com/office/drawing/2016/ink" xmlns:am3d="http://schemas.microsoft.com/office/drawing/2017/model3d" xmlns:o="urn:schemas-microsoft-com:office:office" xmlns:oel="http://schemas.microsoft.com/office/2019/extlst" xmlns:r="http://schemas.openxmlformats.org/officeDocument/2006/relationships" xmlns:m="http://schemas.openxmlformats.org/officeDocument/2006/math" xmlns:v="urn:schemas-microsoft-com:vml" xmlns:wp14="http://schemas.microsoft.com/office/word/2010/wordprocessingDrawing" xmlns:wp="http://schemas.openxmlformats.org/drawingml/2006/wordprocessingDrawing" xmlns:w10="urn:schemas-microsoft-com:office:word" xmlns:w="http://schemas.openxmlformats.org/wordprocessingml/2006/main" xmlns:w14="http://schemas.microsoft.com/office/word/2010/wordml" xmlns:w15="http://schemas.microsoft.com/office/word/2012/wordml" xmlns:w16cex="http://schemas.microsoft.com/office/word/2018/wordml/cex" xmlns:w16cid="http://schemas.microsoft.com/office/word/2016/wordml/cid" xmlns:w16="http://schemas.microsoft.com/office/word/2018/wordml" xmlns:w16du="http://schemas.microsoft.com/office/word/2023/wordml/word16du" xmlns:w16sdtdh="http://schemas.microsoft.com/office/word/2020/wordml/sdtdatahash" xmlns:w16sdtfl="http://schemas.microsoft.com/office/word/2024/wordml/sdtformatlock" xmlns:w16se="http://schemas.microsoft.com/office/word/2015/wordml/symex" xmlns:wpg="http://schemas.microsoft.com/office/word/2010/wordprocessingGroup" xmlns:wpi="http://schemas.microsoft.com/office/word/2010/wordprocessingInk" xmlns:wne="http://schemas.microsoft.com/office/word/2006/wordml" xmlns:wps="http://schemas.microsoft.com/office/word/2010/wordprocessingShape" mc:Ignorable="w14 w15 w16se w16cid w16 w16cex w16sdtdh w16sdtfl w16du wp14">
+<w:numbering xmlns:wpc="http://schemas.microsoft.com/office/word/2010/wordprocessingCanvas" xmlns:cx="http://schemas.microsoft.com/office/drawing/2014/chartex" xmlns:cx1="http://schemas.microsoft.com/office/drawing/2015/9/8/chartex" xmlns:cx2="http://schemas.microsoft.com/office/drawing/2015/10/21/chartex" xmlns:cx3="http://schemas.microsoft.com/office/drawing/2016/5/9/chartex" xmlns:cx4="http://schemas.microsoft.com/office/drawing/2016/5/10/chartex" xmlns:cx5="http://schemas.microsoft.com/office/drawing/2016/5/11/chartex" xmlns:cx6="http://schemas.microsoft.com/office/drawing/2016/5/12/chartex" xmlns:cx7="http://schemas.microsoft.com/office/drawing/2016/5/13/chartex" xmlns:cx8="http://schemas.microsoft.com/office/drawing/2016/5/14/chartex" xmlns:mc="http://schemas.openxmlformats.org/markup-compatibility/2006" xmlns:m="http://schemas.openxmlformats.org/officeDocument/2006/math" xmlns:aink="http://schemas.microsoft.com/office/drawing/2016/ink" xmlns:am3d="http://schemas.microsoft.com/office/drawing/2017/model3d" xmlns:oel="http://schemas.microsoft.com/office/2019/extlst" xmlns:r="http://schemas.openxmlformats.org/officeDocument/2006/relationships" xmlns:wp14="http://schemas.microsoft.com/office/word/2010/wordprocessingDrawing" xmlns:wp="http://schemas.openxmlformats.org/drawingml/2006/wordprocessingDrawing" xmlns:wpg="http://schemas.microsoft.com/office/word/2010/wordprocessingGroup" xmlns:wpi="http://schemas.microsoft.com/office/word/2010/wordprocessingInk" xmlns:wps="http://schemas.microsoft.com/office/word/2010/wordprocessingShape" xmlns:o="urn:schemas-microsoft-com:office:office" xmlns:v="urn:schemas-microsoft-com:vml" xmlns:w10="urn:schemas-microsoft-com:office:word" xmlns:w="http://schemas.openxmlformats.org/wordprocessingml/2006/main" xmlns:w14="http://schemas.microsoft.com/office/word/2010/wordml" xmlns:w15="http://schemas.microsoft.com/office/word/2012/wordml" xmlns:w16cex="http://schemas.microsoft.com/office/word/2018/wordml/cex" xmlns:w16cid="http://schemas.microsoft.com/office/word/2016/wordml/cid" xmlns:w16="http://schemas.microsoft.com/office/word/2018/wordml" xmlns:w16sdtdh="http://schemas.microsoft.com/office/word/2020/wordml/sdtdatahash" xmlns:w16sdtfl="http://schemas.microsoft.com/office/word/2024/wordml/sdtformatlock" xmlns:w16se="http://schemas.microsoft.com/office/word/2015/wordml/symex" xmlns:w16du="http://schemas.microsoft.com/office/word/2023/wordml/word16du" xmlns:wne="http://schemas.microsoft.com/office/word/2006/wordml" mc:Ignorable="w14 w15 w16se w16cid w16 w16cex w16sdtdh w16sdtfl w16du wp14">
   <w:abstractNum w:abstractNumId="0" w15:restartNumberingAfterBreak="0">
     <w:nsid w:val="13153007"/>
     <w:multiLevelType w:val="multilevel"/>
@@ -7597,7 +7604,7 @@
 </file>
 
 <file path=word/styles.xml><?xml version="1.0" encoding="utf-8"?>
-<w:styles xmlns:mc="http://schemas.openxmlformats.org/markup-compatibility/2006" xmlns:r="http://schemas.openxmlformats.org/officeDocument/2006/relationships" xmlns:w="http://schemas.openxmlformats.org/wordprocessingml/2006/main" xmlns:w14="http://schemas.microsoft.com/office/word/2010/wordml" xmlns:w15="http://schemas.microsoft.com/office/word/2012/wordml" xmlns:w16cex="http://schemas.microsoft.com/office/word/2018/wordml/cex" xmlns:w16cid="http://schemas.microsoft.com/office/word/2016/wordml/cid" xmlns:w16="http://schemas.microsoft.com/office/word/2018/wordml" xmlns:w16du="http://schemas.microsoft.com/office/word/2023/wordml/word16du" xmlns:w16sdtdh="http://schemas.microsoft.com/office/word/2020/wordml/sdtdatahash" xmlns:w16sdtfl="http://schemas.microsoft.com/office/word/2024/wordml/sdtformatlock" xmlns:w16se="http://schemas.microsoft.com/office/word/2015/wordml/symex" mc:Ignorable="w14 w15 w16se w16cid w16 w16cex w16sdtdh w16sdtfl w16du">
+<w:styles xmlns:mc="http://schemas.openxmlformats.org/markup-compatibility/2006" xmlns:r="http://schemas.openxmlformats.org/officeDocument/2006/relationships" xmlns:w="http://schemas.openxmlformats.org/wordprocessingml/2006/main" xmlns:w14="http://schemas.microsoft.com/office/word/2010/wordml" xmlns:w15="http://schemas.microsoft.com/office/word/2012/wordml" xmlns:w16cex="http://schemas.microsoft.com/office/word/2018/wordml/cex" xmlns:w16cid="http://schemas.microsoft.com/office/word/2016/wordml/cid" xmlns:w16="http://schemas.microsoft.com/office/word/2018/wordml" xmlns:w16sdtdh="http://schemas.microsoft.com/office/word/2020/wordml/sdtdatahash" xmlns:w16sdtfl="http://schemas.microsoft.com/office/word/2024/wordml/sdtformatlock" xmlns:w16se="http://schemas.microsoft.com/office/word/2015/wordml/symex" xmlns:w16du="http://schemas.microsoft.com/office/word/2023/wordml/word16du" mc:Ignorable="w14 w15 w16se w16cid w16 w16cex w16sdtdh w16sdtfl w16du">
   <w:docDefaults>
     <w:rPrDefault>
       <w:rPr>

--- a/assets/cv.docx
+++ b/assets/cv.docx
@@ -669,6 +669,7 @@
         </w:rPr>
         <w:t> </w:t>
       </w:r>
+      <w:proofErr w:type="spellStart"/>
       <w:r>
         <w:rPr>
           <w:rFonts w:ascii="Helvetica Neue" w:eastAsia="標楷體" w:hAnsi="Helvetica Neue" w:cs="新細明體"/>
@@ -682,6 +683,7 @@
         </w:rPr>
         <w:t>CodeCrafters</w:t>
       </w:r>
+      <w:proofErr w:type="spellEnd"/>
       <w:r>
         <w:rPr>
           <w:rFonts w:ascii="Helvetica Neue" w:eastAsia="標楷體" w:hAnsi="Helvetica Neue" w:cs="新細明體"/>
@@ -1439,7 +1441,63 @@
           <w:szCs w:val="20"/>
           <w14:ligatures w14:val="none"/>
         </w:rPr>
-        <w:t>Jie-Long Chen , Tung-Chieh Kuo* , Yen-Yun Liu. "Optimizing Storage and Computation Costs in Backup Systems: A Dynamic Decision Model Based on Information Entropy", SAR Journal - Science and Research,</w:t>
+        <w:t xml:space="preserve">Jie-Long </w:t>
+      </w:r>
+      <w:proofErr w:type="gramStart"/>
+      <w:r>
+        <w:rPr>
+          <w:rFonts w:ascii="Helvetica Neue" w:eastAsia="標楷體" w:hAnsi="Helvetica Neue" w:cs="新細明體"/>
+          <w:b/>
+          <w:bCs/>
+          <w:color w:val="334155"/>
+          <w:kern w:val="0"/>
+          <w:sz w:val="20"/>
+          <w:szCs w:val="20"/>
+          <w14:ligatures w14:val="none"/>
+        </w:rPr>
+        <w:t>Chen ,</w:t>
+      </w:r>
+      <w:proofErr w:type="gramEnd"/>
+      <w:r>
+        <w:rPr>
+          <w:rFonts w:ascii="Helvetica Neue" w:eastAsia="標楷體" w:hAnsi="Helvetica Neue" w:cs="新細明體"/>
+          <w:b/>
+          <w:bCs/>
+          <w:color w:val="334155"/>
+          <w:kern w:val="0"/>
+          <w:sz w:val="20"/>
+          <w:szCs w:val="20"/>
+          <w14:ligatures w14:val="none"/>
+        </w:rPr>
+        <w:t xml:space="preserve"> Tung-Chieh Kuo</w:t>
+      </w:r>
+      <w:proofErr w:type="gramStart"/>
+      <w:r>
+        <w:rPr>
+          <w:rFonts w:ascii="Helvetica Neue" w:eastAsia="標楷體" w:hAnsi="Helvetica Neue" w:cs="新細明體"/>
+          <w:b/>
+          <w:bCs/>
+          <w:color w:val="334155"/>
+          <w:kern w:val="0"/>
+          <w:sz w:val="20"/>
+          <w:szCs w:val="20"/>
+          <w14:ligatures w14:val="none"/>
+        </w:rPr>
+        <w:t>* ,</w:t>
+      </w:r>
+      <w:proofErr w:type="gramEnd"/>
+      <w:r>
+        <w:rPr>
+          <w:rFonts w:ascii="Helvetica Neue" w:eastAsia="標楷體" w:hAnsi="Helvetica Neue" w:cs="新細明體"/>
+          <w:b/>
+          <w:bCs/>
+          <w:color w:val="334155"/>
+          <w:kern w:val="0"/>
+          <w:sz w:val="20"/>
+          <w:szCs w:val="20"/>
+          <w14:ligatures w14:val="none"/>
+        </w:rPr>
+        <w:t xml:space="preserve"> Yen-Yun Liu. "Optimizing Storage and Computation Costs in Backup Systems: A Dynamic Decision Model Based on Information Entropy", SAR Journal - Science and Research,</w:t>
       </w:r>
       <w:r>
         <w:t xml:space="preserve"> </w:t>
@@ -2032,7 +2090,7 @@
         </w:numPr>
         <w:spacing w:after="0" w:line="240" w:lineRule="exact"/>
         <w:rPr>
-          <w:rFonts w:ascii="Helvetica Neue" w:eastAsia="標楷體" w:hAnsi="Helvetica Neue" w:cs="新細明體" w:hint="eastAsia"/>
+          <w:rFonts w:ascii="Helvetica Neue" w:eastAsia="標楷體" w:hAnsi="Helvetica Neue" w:cs="新細明體"/>
           <w:b/>
           <w:bCs/>
           <w:color w:val="334155"/>
@@ -2496,7 +2554,35 @@
           <w:szCs w:val="20"/>
           <w14:ligatures w14:val="none"/>
         </w:rPr>
-        <w:t>Jie-Long Chen, Ching-Chung Chen, Arthur Chang. "A Comparative Analysis of Machine Learning Algorithms for Wheat Disease Classification in Taiwan Using the Orange Data Mining Tool." IEEE Conference on Computational Intelligence in Bioinformatics and Computational Biology , Tainan, Aug 2025.</w:t>
+        <w:t xml:space="preserve">Jie-Long Chen, Ching-Chung Chen, Arthur Chang. "A Comparative Analysis of Machine Learning Algorithms for Wheat Disease Classification in Taiwan Using the Orange Data Mining Tool." IEEE Conference on Computational Intelligence in Bioinformatics and Computational </w:t>
+      </w:r>
+      <w:proofErr w:type="gramStart"/>
+      <w:r>
+        <w:rPr>
+          <w:rFonts w:ascii="Helvetica Neue" w:eastAsia="標楷體" w:hAnsi="Helvetica Neue" w:cs="新細明體"/>
+          <w:b/>
+          <w:bCs/>
+          <w:color w:val="334155"/>
+          <w:kern w:val="0"/>
+          <w:sz w:val="20"/>
+          <w:szCs w:val="20"/>
+          <w14:ligatures w14:val="none"/>
+        </w:rPr>
+        <w:t>Biology ,</w:t>
+      </w:r>
+      <w:proofErr w:type="gramEnd"/>
+      <w:r>
+        <w:rPr>
+          <w:rFonts w:ascii="Helvetica Neue" w:eastAsia="標楷體" w:hAnsi="Helvetica Neue" w:cs="新細明體"/>
+          <w:b/>
+          <w:bCs/>
+          <w:color w:val="334155"/>
+          <w:kern w:val="0"/>
+          <w:sz w:val="20"/>
+          <w:szCs w:val="20"/>
+          <w14:ligatures w14:val="none"/>
+        </w:rPr>
+        <w:t xml:space="preserve"> Tainan, Aug 2025.</w:t>
       </w:r>
     </w:p>
     <w:p>
@@ -3137,33 +3223,46 @@
           <w:szCs w:val="20"/>
           <w14:ligatures w14:val="none"/>
         </w:rPr>
-        <w:t xml:space="preserve">Scratch </w:t>
-      </w:r>
-      <w:r>
-        <w:rPr>
-          <w:rFonts w:ascii="Helvetica Neue" w:eastAsia="標楷體" w:hAnsi="Helvetica Neue" w:cs="新細明體"/>
-          <w:b/>
-          <w:bCs/>
-          <w:color w:val="334155"/>
-          <w:kern w:val="0"/>
-          <w:sz w:val="20"/>
-          <w:szCs w:val="20"/>
-          <w14:ligatures w14:val="none"/>
-        </w:rPr>
-        <w:t>程式設計暑期學習營老師</w:t>
-      </w:r>
-      <w:r>
-        <w:rPr>
-          <w:rFonts w:ascii="Helvetica Neue" w:eastAsia="標楷體" w:hAnsi="Helvetica Neue" w:cs="新細明體"/>
-          <w:b/>
-          <w:bCs/>
-          <w:color w:val="334155"/>
-          <w:kern w:val="0"/>
-          <w:sz w:val="20"/>
-          <w:szCs w:val="20"/>
-          <w14:ligatures w14:val="none"/>
-        </w:rPr>
-        <w:t>, 2026.</w:t>
+        <w:t xml:space="preserve">Reviewer, IEEE Conference on Computational Intelligence in Bioinformatics and Computational Biology, </w:t>
+      </w:r>
+      <w:r>
+        <w:rPr>
+          <w:rFonts w:ascii="Helvetica Neue" w:eastAsia="標楷體" w:hAnsi="Helvetica Neue" w:cs="新細明體"/>
+          <w:b/>
+          <w:bCs/>
+          <w:color w:val="334155"/>
+          <w:kern w:val="0"/>
+          <w:sz w:val="20"/>
+          <w:szCs w:val="20"/>
+          <w14:ligatures w14:val="none"/>
+        </w:rPr>
+        <w:t>2025-</w:t>
+      </w:r>
+      <w:r>
+        <w:rPr>
+          <w:rFonts w:ascii="Helvetica Neue" w:eastAsia="標楷體" w:hAnsi="Helvetica Neue" w:cs="新細明體" w:hint="eastAsia"/>
+          <w:b/>
+          <w:bCs/>
+          <w:color w:val="334155"/>
+          <w:kern w:val="0"/>
+          <w:sz w:val="20"/>
+          <w:szCs w:val="20"/>
+          <w14:ligatures w14:val="none"/>
+        </w:rPr>
+        <w:t>2</w:t>
+      </w:r>
+      <w:r>
+        <w:rPr>
+          <w:rFonts w:ascii="Helvetica Neue" w:eastAsia="標楷體" w:hAnsi="Helvetica Neue" w:cs="新細明體"/>
+          <w:b/>
+          <w:bCs/>
+          <w:color w:val="334155"/>
+          <w:kern w:val="0"/>
+          <w:sz w:val="20"/>
+          <w:szCs w:val="20"/>
+          <w14:ligatures w14:val="none"/>
+        </w:rPr>
+        <w:t>026.</w:t>
       </w:r>
     </w:p>
     <w:p>
@@ -3197,40 +3296,6 @@
           <w:szCs w:val="20"/>
           <w14:ligatures w14:val="none"/>
         </w:rPr>
-        <w:t>Reviewer, IEEE Conference on Computational Intelligence in Bioinformatics and Computational Biology, 2026.</w:t>
-      </w:r>
-    </w:p>
-    <w:p>
-      <w:pPr>
-        <w:pStyle w:val="a9"/>
-        <w:numPr>
-          <w:ilvl w:val="0"/>
-          <w:numId w:val="6"/>
-        </w:numPr>
-        <w:spacing w:after="0" w:line="240" w:lineRule="exact"/>
-        <w:ind w:left="714" w:hanging="357"/>
-        <w:rPr>
-          <w:rFonts w:ascii="Helvetica Neue" w:eastAsia="標楷體" w:hAnsi="Helvetica Neue" w:cs="新細明體"/>
-          <w:b/>
-          <w:bCs/>
-          <w:color w:val="334155"/>
-          <w:kern w:val="0"/>
-          <w:sz w:val="20"/>
-          <w:szCs w:val="20"/>
-          <w14:ligatures w14:val="none"/>
-        </w:rPr>
-      </w:pPr>
-      <w:r>
-        <w:rPr>
-          <w:rFonts w:ascii="Helvetica Neue" w:eastAsia="標楷體" w:hAnsi="Helvetica Neue" w:cs="新細明體"/>
-          <w:b/>
-          <w:bCs/>
-          <w:color w:val="334155"/>
-          <w:kern w:val="0"/>
-          <w:sz w:val="20"/>
-          <w:szCs w:val="20"/>
-          <w14:ligatures w14:val="none"/>
-        </w:rPr>
         <w:t>當選</w:t>
       </w:r>
       <w:r>
@@ -3349,7 +3414,46 @@
           <w:szCs w:val="20"/>
           <w14:ligatures w14:val="none"/>
         </w:rPr>
-        <w:t>Reviewer, IEEE Conference on Computational Intelligence in Bioinformatics and Computational Biology, 2025.</w:t>
+        <w:t>國立雲林科技大學王秋雄榮譽博士研究所優秀入學</w:t>
+      </w:r>
+      <w:r>
+        <w:rPr>
+          <w:rFonts w:ascii="Helvetica Neue" w:eastAsia="標楷體" w:hAnsi="Helvetica Neue" w:cs="新細明體"/>
+          <w:b/>
+          <w:bCs/>
+          <w:color w:val="334155"/>
+          <w:kern w:val="0"/>
+          <w:sz w:val="20"/>
+          <w:szCs w:val="20"/>
+          <w14:ligatures w14:val="none"/>
+        </w:rPr>
+        <w:t xml:space="preserve"> $600,000 NTD </w:t>
+      </w:r>
+      <w:r>
+        <w:rPr>
+          <w:rFonts w:ascii="Helvetica Neue" w:eastAsia="標楷體" w:hAnsi="Helvetica Neue" w:cs="新細明體"/>
+          <w:b/>
+          <w:bCs/>
+          <w:color w:val="334155"/>
+          <w:kern w:val="0"/>
+          <w:sz w:val="20"/>
+          <w:szCs w:val="20"/>
+          <w14:ligatures w14:val="none"/>
+        </w:rPr>
+        <w:t>獎學金</w:t>
+      </w:r>
+      <w:r>
+        <w:rPr>
+          <w:rFonts w:ascii="Helvetica Neue" w:eastAsia="標楷體" w:hAnsi="Helvetica Neue" w:cs="新細明體"/>
+          <w:b/>
+          <w:bCs/>
+          <w:color w:val="334155"/>
+          <w:kern w:val="0"/>
+          <w:sz w:val="20"/>
+          <w:szCs w:val="20"/>
+          <w14:ligatures w14:val="none"/>
+        </w:rPr>
+        <w:t>, 2024</w:t>
       </w:r>
     </w:p>
     <w:p>
@@ -3382,46 +3486,20 @@
           <w:szCs w:val="20"/>
           <w14:ligatures w14:val="none"/>
         </w:rPr>
-        <w:t>國立雲林科技大學王秋雄榮譽博士研究所優秀入學</w:t>
-      </w:r>
-      <w:r>
-        <w:rPr>
-          <w:rFonts w:ascii="Helvetica Neue" w:eastAsia="標楷體" w:hAnsi="Helvetica Neue" w:cs="新細明體"/>
-          <w:b/>
-          <w:bCs/>
-          <w:color w:val="334155"/>
-          <w:kern w:val="0"/>
-          <w:sz w:val="20"/>
-          <w:szCs w:val="20"/>
-          <w14:ligatures w14:val="none"/>
-        </w:rPr>
-        <w:t xml:space="preserve"> $600,000 NTD </w:t>
-      </w:r>
-      <w:r>
-        <w:rPr>
-          <w:rFonts w:ascii="Helvetica Neue" w:eastAsia="標楷體" w:hAnsi="Helvetica Neue" w:cs="新細明體"/>
-          <w:b/>
-          <w:bCs/>
-          <w:color w:val="334155"/>
-          <w:kern w:val="0"/>
-          <w:sz w:val="20"/>
-          <w:szCs w:val="20"/>
-          <w14:ligatures w14:val="none"/>
-        </w:rPr>
-        <w:t>獎學金</w:t>
-      </w:r>
-      <w:r>
-        <w:rPr>
-          <w:rFonts w:ascii="Helvetica Neue" w:eastAsia="標楷體" w:hAnsi="Helvetica Neue" w:cs="新細明體"/>
-          <w:b/>
-          <w:bCs/>
-          <w:color w:val="334155"/>
-          <w:kern w:val="0"/>
-          <w:sz w:val="20"/>
-          <w:szCs w:val="20"/>
-          <w14:ligatures w14:val="none"/>
-        </w:rPr>
-        <w:t>, 2024</w:t>
+        <w:t>國立雲林科技大學資管系甄試錄取研究生獎學金</w:t>
+      </w:r>
+      <w:r>
+        <w:rPr>
+          <w:rFonts w:ascii="Helvetica Neue" w:eastAsia="標楷體" w:hAnsi="Helvetica Neue" w:cs="新細明體"/>
+          <w:b/>
+          <w:bCs/>
+          <w:color w:val="334155"/>
+          <w:kern w:val="0"/>
+          <w:sz w:val="20"/>
+          <w:szCs w:val="20"/>
+          <w14:ligatures w14:val="none"/>
+        </w:rPr>
+        <w:t xml:space="preserve"> $30,000 NTD, 2024</w:t>
       </w:r>
     </w:p>
     <w:p>
@@ -3454,20 +3532,124 @@
           <w:szCs w:val="20"/>
           <w14:ligatures w14:val="none"/>
         </w:rPr>
-        <w:t>國立雲林科技大學資管系甄試錄取研究生獎學金</w:t>
-      </w:r>
-      <w:r>
-        <w:rPr>
-          <w:rFonts w:ascii="Helvetica Neue" w:eastAsia="標楷體" w:hAnsi="Helvetica Neue" w:cs="新細明體"/>
-          <w:b/>
-          <w:bCs/>
-          <w:color w:val="334155"/>
-          <w:kern w:val="0"/>
-          <w:sz w:val="20"/>
-          <w:szCs w:val="20"/>
-          <w14:ligatures w14:val="none"/>
-        </w:rPr>
-        <w:t xml:space="preserve"> $30,000 NTD, 2024</w:t>
+        <w:t>臺灣銀行</w:t>
+      </w:r>
+      <w:r>
+        <w:rPr>
+          <w:rFonts w:ascii="Helvetica Neue" w:eastAsia="標楷體" w:hAnsi="Helvetica Neue" w:cs="新細明體"/>
+          <w:b/>
+          <w:bCs/>
+          <w:color w:val="334155"/>
+          <w:kern w:val="0"/>
+          <w:sz w:val="20"/>
+          <w:szCs w:val="20"/>
+          <w14:ligatures w14:val="none"/>
+        </w:rPr>
+        <w:t xml:space="preserve">113 </w:t>
+      </w:r>
+      <w:r>
+        <w:rPr>
+          <w:rFonts w:ascii="Helvetica Neue" w:eastAsia="標楷體" w:hAnsi="Helvetica Neue" w:cs="新細明體"/>
+          <w:b/>
+          <w:bCs/>
+          <w:color w:val="334155"/>
+          <w:kern w:val="0"/>
+          <w:sz w:val="20"/>
+          <w:szCs w:val="20"/>
+          <w14:ligatures w14:val="none"/>
+        </w:rPr>
+        <w:t>年新進人員甄試</w:t>
+      </w:r>
+      <w:r>
+        <w:rPr>
+          <w:rFonts w:ascii="Helvetica Neue" w:eastAsia="標楷體" w:hAnsi="Helvetica Neue" w:cs="新細明體"/>
+          <w:b/>
+          <w:bCs/>
+          <w:color w:val="334155"/>
+          <w:kern w:val="0"/>
+          <w:sz w:val="20"/>
+          <w:szCs w:val="20"/>
+          <w14:ligatures w14:val="none"/>
+        </w:rPr>
+        <w:t>-</w:t>
+      </w:r>
+      <w:r>
+        <w:rPr>
+          <w:rFonts w:ascii="Helvetica Neue" w:eastAsia="標楷體" w:hAnsi="Helvetica Neue" w:cs="新細明體"/>
+          <w:b/>
+          <w:bCs/>
+          <w:color w:val="334155"/>
+          <w:kern w:val="0"/>
+          <w:sz w:val="20"/>
+          <w:szCs w:val="20"/>
+          <w14:ligatures w14:val="none"/>
+        </w:rPr>
+        <w:t>程式設計人員</w:t>
+      </w:r>
+      <w:r>
+        <w:rPr>
+          <w:rFonts w:ascii="Helvetica Neue" w:eastAsia="標楷體" w:hAnsi="Helvetica Neue" w:cs="新細明體"/>
+          <w:b/>
+          <w:bCs/>
+          <w:color w:val="334155"/>
+          <w:kern w:val="0"/>
+          <w:sz w:val="20"/>
+          <w:szCs w:val="20"/>
+          <w14:ligatures w14:val="none"/>
+        </w:rPr>
+        <w:t>(</w:t>
+      </w:r>
+      <w:r>
+        <w:rPr>
+          <w:rFonts w:ascii="Helvetica Neue" w:eastAsia="標楷體" w:hAnsi="Helvetica Neue" w:cs="新細明體"/>
+          <w:b/>
+          <w:bCs/>
+          <w:color w:val="334155"/>
+          <w:kern w:val="0"/>
+          <w:sz w:val="20"/>
+          <w:szCs w:val="20"/>
+          <w14:ligatures w14:val="none"/>
+        </w:rPr>
+        <w:t>二</w:t>
+      </w:r>
+      <w:r>
+        <w:rPr>
+          <w:rFonts w:ascii="Helvetica Neue" w:eastAsia="標楷體" w:hAnsi="Helvetica Neue" w:cs="新細明體"/>
+          <w:b/>
+          <w:bCs/>
+          <w:color w:val="334155"/>
+          <w:kern w:val="0"/>
+          <w:sz w:val="20"/>
+          <w:szCs w:val="20"/>
+          <w14:ligatures w14:val="none"/>
+        </w:rPr>
+        <w:t>)</w:t>
+      </w:r>
+      <w:r>
+        <w:rPr>
+          <w:rFonts w:ascii="Helvetica Neue" w:eastAsia="標楷體" w:hAnsi="Helvetica Neue" w:cs="新細明體"/>
+          <w:b/>
+          <w:bCs/>
+          <w:color w:val="334155"/>
+          <w:kern w:val="0"/>
+          <w:sz w:val="20"/>
+          <w:szCs w:val="20"/>
+          <w14:ligatures w14:val="none"/>
+        </w:rPr>
+        <w:t>錄取</w:t>
+      </w:r>
+      <w:r>
+        <w:rPr>
+          <w:rFonts w:ascii="Helvetica Neue" w:eastAsia="標楷體" w:hAnsi="Helvetica Neue" w:cs="新細明體"/>
+          <w:b/>
+          <w:bCs/>
+          <w:color w:val="334155"/>
+          <w:kern w:val="0"/>
+          <w:sz w:val="20"/>
+          <w:szCs w:val="20"/>
+          <w14:ligatures w14:val="none"/>
+        </w:rPr>
+        <w:t>, 2024</w:t>
       </w:r>
     </w:p>
     <w:p>
@@ -3500,33 +3682,7 @@
           <w:szCs w:val="20"/>
           <w14:ligatures w14:val="none"/>
         </w:rPr>
-        <w:t>臺灣銀行</w:t>
-      </w:r>
-      <w:r>
-        <w:rPr>
-          <w:rFonts w:ascii="Helvetica Neue" w:eastAsia="標楷體" w:hAnsi="Helvetica Neue" w:cs="新細明體"/>
-          <w:b/>
-          <w:bCs/>
-          <w:color w:val="334155"/>
-          <w:kern w:val="0"/>
-          <w:sz w:val="20"/>
-          <w:szCs w:val="20"/>
-          <w14:ligatures w14:val="none"/>
-        </w:rPr>
-        <w:t xml:space="preserve">113 </w:t>
-      </w:r>
-      <w:r>
-        <w:rPr>
-          <w:rFonts w:ascii="Helvetica Neue" w:eastAsia="標楷體" w:hAnsi="Helvetica Neue" w:cs="新細明體"/>
-          <w:b/>
-          <w:bCs/>
-          <w:color w:val="334155"/>
-          <w:kern w:val="0"/>
-          <w:sz w:val="20"/>
-          <w:szCs w:val="20"/>
-          <w14:ligatures w14:val="none"/>
-        </w:rPr>
-        <w:t>年新進人員甄試</w:t>
+        <w:t>國家科學及技術委員會</w:t>
       </w:r>
       <w:r>
         <w:rPr>
@@ -3552,59 +3708,7 @@
           <w:szCs w:val="20"/>
           <w14:ligatures w14:val="none"/>
         </w:rPr>
-        <w:t>程式設計人員</w:t>
-      </w:r>
-      <w:r>
-        <w:rPr>
-          <w:rFonts w:ascii="Helvetica Neue" w:eastAsia="標楷體" w:hAnsi="Helvetica Neue" w:cs="新細明體"/>
-          <w:b/>
-          <w:bCs/>
-          <w:color w:val="334155"/>
-          <w:kern w:val="0"/>
-          <w:sz w:val="20"/>
-          <w:szCs w:val="20"/>
-          <w14:ligatures w14:val="none"/>
-        </w:rPr>
-        <w:t>(</w:t>
-      </w:r>
-      <w:r>
-        <w:rPr>
-          <w:rFonts w:ascii="Helvetica Neue" w:eastAsia="標楷體" w:hAnsi="Helvetica Neue" w:cs="新細明體"/>
-          <w:b/>
-          <w:bCs/>
-          <w:color w:val="334155"/>
-          <w:kern w:val="0"/>
-          <w:sz w:val="20"/>
-          <w:szCs w:val="20"/>
-          <w14:ligatures w14:val="none"/>
-        </w:rPr>
-        <w:t>二</w:t>
-      </w:r>
-      <w:r>
-        <w:rPr>
-          <w:rFonts w:ascii="Helvetica Neue" w:eastAsia="標楷體" w:hAnsi="Helvetica Neue" w:cs="新細明體"/>
-          <w:b/>
-          <w:bCs/>
-          <w:color w:val="334155"/>
-          <w:kern w:val="0"/>
-          <w:sz w:val="20"/>
-          <w:szCs w:val="20"/>
-          <w14:ligatures w14:val="none"/>
-        </w:rPr>
-        <w:t>)</w:t>
-      </w:r>
-      <w:r>
-        <w:rPr>
-          <w:rFonts w:ascii="Helvetica Neue" w:eastAsia="標楷體" w:hAnsi="Helvetica Neue" w:cs="新細明體"/>
-          <w:b/>
-          <w:bCs/>
-          <w:color w:val="334155"/>
-          <w:kern w:val="0"/>
-          <w:sz w:val="20"/>
-          <w:szCs w:val="20"/>
-          <w14:ligatures w14:val="none"/>
-        </w:rPr>
-        <w:t>錄取</w:t>
+        <w:t>大專學生研究創作獎</w:t>
       </w:r>
       <w:r>
         <w:rPr>
@@ -3650,7 +3754,7 @@
           <w:szCs w:val="20"/>
           <w14:ligatures w14:val="none"/>
         </w:rPr>
-        <w:t>國家科學及技術委員會</w:t>
+        <w:t>國立屏東大學</w:t>
       </w:r>
       <w:r>
         <w:rPr>
@@ -3676,7 +3780,7 @@
           <w:szCs w:val="20"/>
           <w14:ligatures w14:val="none"/>
         </w:rPr>
-        <w:t>大專學生研究創作獎</w:t>
+        <w:t>第二名畢業</w:t>
       </w:r>
       <w:r>
         <w:rPr>
@@ -3722,33 +3826,33 @@
           <w:szCs w:val="20"/>
           <w14:ligatures w14:val="none"/>
         </w:rPr>
-        <w:t>國立屏東大學</w:t>
-      </w:r>
-      <w:r>
-        <w:rPr>
-          <w:rFonts w:ascii="Helvetica Neue" w:eastAsia="標楷體" w:hAnsi="Helvetica Neue" w:cs="新細明體"/>
-          <w:b/>
-          <w:bCs/>
-          <w:color w:val="334155"/>
-          <w:kern w:val="0"/>
-          <w:sz w:val="20"/>
-          <w:szCs w:val="20"/>
-          <w14:ligatures w14:val="none"/>
-        </w:rPr>
-        <w:t>-</w:t>
-      </w:r>
-      <w:r>
-        <w:rPr>
-          <w:rFonts w:ascii="Helvetica Neue" w:eastAsia="標楷體" w:hAnsi="Helvetica Neue" w:cs="新細明體"/>
-          <w:b/>
-          <w:bCs/>
-          <w:color w:val="334155"/>
-          <w:kern w:val="0"/>
-          <w:sz w:val="20"/>
-          <w:szCs w:val="20"/>
-          <w14:ligatures w14:val="none"/>
-        </w:rPr>
-        <w:t>第二名畢業</w:t>
+        <w:t>國立屏東大學資管系</w:t>
+      </w:r>
+      <w:r>
+        <w:rPr>
+          <w:rFonts w:ascii="Helvetica Neue" w:eastAsia="標楷體" w:hAnsi="Helvetica Neue" w:cs="新細明體"/>
+          <w:b/>
+          <w:bCs/>
+          <w:color w:val="334155"/>
+          <w:kern w:val="0"/>
+          <w:sz w:val="20"/>
+          <w:szCs w:val="20"/>
+          <w14:ligatures w14:val="none"/>
+        </w:rPr>
+        <w:t>5</w:t>
+      </w:r>
+      <w:r>
+        <w:rPr>
+          <w:rFonts w:ascii="Helvetica Neue" w:eastAsia="標楷體" w:hAnsi="Helvetica Neue" w:cs="新細明體"/>
+          <w:b/>
+          <w:bCs/>
+          <w:color w:val="334155"/>
+          <w:kern w:val="0"/>
+          <w:sz w:val="20"/>
+          <w:szCs w:val="20"/>
+          <w14:ligatures w14:val="none"/>
+        </w:rPr>
+        <w:t>次書卷獎</w:t>
       </w:r>
       <w:r>
         <w:rPr>
@@ -3794,33 +3898,7 @@
           <w:szCs w:val="20"/>
           <w14:ligatures w14:val="none"/>
         </w:rPr>
-        <w:t>國立屏東大學資管系</w:t>
-      </w:r>
-      <w:r>
-        <w:rPr>
-          <w:rFonts w:ascii="Helvetica Neue" w:eastAsia="標楷體" w:hAnsi="Helvetica Neue" w:cs="新細明體"/>
-          <w:b/>
-          <w:bCs/>
-          <w:color w:val="334155"/>
-          <w:kern w:val="0"/>
-          <w:sz w:val="20"/>
-          <w:szCs w:val="20"/>
-          <w14:ligatures w14:val="none"/>
-        </w:rPr>
-        <w:t>5</w:t>
-      </w:r>
-      <w:r>
-        <w:rPr>
-          <w:rFonts w:ascii="Helvetica Neue" w:eastAsia="標楷體" w:hAnsi="Helvetica Neue" w:cs="新細明體"/>
-          <w:b/>
-          <w:bCs/>
-          <w:color w:val="334155"/>
-          <w:kern w:val="0"/>
-          <w:sz w:val="20"/>
-          <w:szCs w:val="20"/>
-          <w14:ligatures w14:val="none"/>
-        </w:rPr>
-        <w:t>次書卷獎</w:t>
+        <w:t>國立屏東大學資訊管理學系修業三年半提早畢業</w:t>
       </w:r>
       <w:r>
         <w:rPr>
@@ -3866,8 +3944,7 @@
           <w:szCs w:val="20"/>
           <w14:ligatures w14:val="none"/>
         </w:rPr>
-        <w:lastRenderedPageBreak/>
-        <w:t>國立屏東大學資訊管理學系修業三年半提早畢業</w:t>
+        <w:t>超過二十位程式設計授課經驗</w:t>
       </w:r>
       <w:r>
         <w:rPr>
@@ -3913,20 +3990,72 @@
           <w:szCs w:val="20"/>
           <w14:ligatures w14:val="none"/>
         </w:rPr>
-        <w:t>超過二十位程式設計授課經驗</w:t>
-      </w:r>
-      <w:r>
-        <w:rPr>
-          <w:rFonts w:ascii="Helvetica Neue" w:eastAsia="標楷體" w:hAnsi="Helvetica Neue" w:cs="新細明體"/>
-          <w:b/>
-          <w:bCs/>
-          <w:color w:val="334155"/>
-          <w:kern w:val="0"/>
-          <w:sz w:val="20"/>
-          <w:szCs w:val="20"/>
-          <w14:ligatures w14:val="none"/>
-        </w:rPr>
-        <w:t>, 2024</w:t>
+        <w:t>國立屏東大學</w:t>
+      </w:r>
+      <w:r>
+        <w:rPr>
+          <w:rFonts w:ascii="Helvetica Neue" w:eastAsia="標楷體" w:hAnsi="Helvetica Neue" w:cs="新細明體"/>
+          <w:b/>
+          <w:bCs/>
+          <w:color w:val="334155"/>
+          <w:kern w:val="0"/>
+          <w:sz w:val="20"/>
+          <w:szCs w:val="20"/>
+          <w14:ligatures w14:val="none"/>
+        </w:rPr>
+        <w:t>112</w:t>
+      </w:r>
+      <w:r>
+        <w:rPr>
+          <w:rFonts w:ascii="Helvetica Neue" w:eastAsia="標楷體" w:hAnsi="Helvetica Neue" w:cs="新細明體"/>
+          <w:b/>
+          <w:bCs/>
+          <w:color w:val="334155"/>
+          <w:kern w:val="0"/>
+          <w:sz w:val="20"/>
+          <w:szCs w:val="20"/>
+          <w14:ligatures w14:val="none"/>
+        </w:rPr>
+        <w:t>年資訊學院實務專題成果競賽</w:t>
+      </w:r>
+      <w:r>
+        <w:rPr>
+          <w:rFonts w:ascii="Helvetica Neue" w:eastAsia="標楷體" w:hAnsi="Helvetica Neue" w:cs="新細明體"/>
+          <w:b/>
+          <w:bCs/>
+          <w:color w:val="334155"/>
+          <w:kern w:val="0"/>
+          <w:sz w:val="20"/>
+          <w:szCs w:val="20"/>
+          <w14:ligatures w14:val="none"/>
+        </w:rPr>
+        <w:t>-C</w:t>
+      </w:r>
+      <w:r>
+        <w:rPr>
+          <w:rFonts w:ascii="Helvetica Neue" w:eastAsia="標楷體" w:hAnsi="Helvetica Neue" w:cs="新細明體"/>
+          <w:b/>
+          <w:bCs/>
+          <w:color w:val="334155"/>
+          <w:kern w:val="0"/>
+          <w:sz w:val="20"/>
+          <w:szCs w:val="20"/>
+          <w14:ligatures w14:val="none"/>
+        </w:rPr>
+        <w:t>組第三名</w:t>
+      </w:r>
+      <w:r>
+        <w:rPr>
+          <w:rFonts w:ascii="Helvetica Neue" w:eastAsia="標楷體" w:hAnsi="Helvetica Neue" w:cs="新細明體"/>
+          <w:b/>
+          <w:bCs/>
+          <w:color w:val="334155"/>
+          <w:kern w:val="0"/>
+          <w:sz w:val="20"/>
+          <w:szCs w:val="20"/>
+          <w14:ligatures w14:val="none"/>
+        </w:rPr>
+        <w:t>, 2023</w:t>
       </w:r>
     </w:p>
     <w:p>
@@ -3959,59 +4088,8 @@
           <w:szCs w:val="20"/>
           <w14:ligatures w14:val="none"/>
         </w:rPr>
-        <w:t>國立屏東大學</w:t>
-      </w:r>
-      <w:r>
-        <w:rPr>
-          <w:rFonts w:ascii="Helvetica Neue" w:eastAsia="標楷體" w:hAnsi="Helvetica Neue" w:cs="新細明體"/>
-          <w:b/>
-          <w:bCs/>
-          <w:color w:val="334155"/>
-          <w:kern w:val="0"/>
-          <w:sz w:val="20"/>
-          <w:szCs w:val="20"/>
-          <w14:ligatures w14:val="none"/>
-        </w:rPr>
-        <w:t>112</w:t>
-      </w:r>
-      <w:r>
-        <w:rPr>
-          <w:rFonts w:ascii="Helvetica Neue" w:eastAsia="標楷體" w:hAnsi="Helvetica Neue" w:cs="新細明體"/>
-          <w:b/>
-          <w:bCs/>
-          <w:color w:val="334155"/>
-          <w:kern w:val="0"/>
-          <w:sz w:val="20"/>
-          <w:szCs w:val="20"/>
-          <w14:ligatures w14:val="none"/>
-        </w:rPr>
-        <w:t>年資訊學院實務專題成果競賽</w:t>
-      </w:r>
-      <w:r>
-        <w:rPr>
-          <w:rFonts w:ascii="Helvetica Neue" w:eastAsia="標楷體" w:hAnsi="Helvetica Neue" w:cs="新細明體"/>
-          <w:b/>
-          <w:bCs/>
-          <w:color w:val="334155"/>
-          <w:kern w:val="0"/>
-          <w:sz w:val="20"/>
-          <w:szCs w:val="20"/>
-          <w14:ligatures w14:val="none"/>
-        </w:rPr>
-        <w:t>-C</w:t>
-      </w:r>
-      <w:r>
-        <w:rPr>
-          <w:rFonts w:ascii="Helvetica Neue" w:eastAsia="標楷體" w:hAnsi="Helvetica Neue" w:cs="新細明體"/>
-          <w:b/>
-          <w:bCs/>
-          <w:color w:val="334155"/>
-          <w:kern w:val="0"/>
-          <w:sz w:val="20"/>
-          <w:szCs w:val="20"/>
-          <w14:ligatures w14:val="none"/>
-        </w:rPr>
-        <w:t>組第三名</w:t>
+        <w:lastRenderedPageBreak/>
+        <w:t>錄取國立中央大學、國立中山大學、國立中興大學、國立彰化師範大學、國立雲林科技大學、國立屏東大學等資訊管理研究所碩士班</w:t>
       </w:r>
       <w:r>
         <w:rPr>
@@ -4057,7 +4135,59 @@
           <w:szCs w:val="20"/>
           <w14:ligatures w14:val="none"/>
         </w:rPr>
-        <w:t>錄取國立中央大學、國立中山大學、國立中興大學、國立彰化師範大學、國立雲林科技大學、國立屏東大學等資訊管理研究所碩士班</w:t>
+        <w:t>第</w:t>
+      </w:r>
+      <w:r>
+        <w:rPr>
+          <w:rFonts w:ascii="Helvetica Neue" w:eastAsia="標楷體" w:hAnsi="Helvetica Neue" w:cs="新細明體"/>
+          <w:b/>
+          <w:bCs/>
+          <w:color w:val="334155"/>
+          <w:kern w:val="0"/>
+          <w:sz w:val="20"/>
+          <w:szCs w:val="20"/>
+          <w14:ligatures w14:val="none"/>
+        </w:rPr>
+        <w:t>28</w:t>
+      </w:r>
+      <w:r>
+        <w:rPr>
+          <w:rFonts w:ascii="Helvetica Neue" w:eastAsia="標楷體" w:hAnsi="Helvetica Neue" w:cs="新細明體"/>
+          <w:b/>
+          <w:bCs/>
+          <w:color w:val="334155"/>
+          <w:kern w:val="0"/>
+          <w:sz w:val="20"/>
+          <w:szCs w:val="20"/>
+          <w14:ligatures w14:val="none"/>
+        </w:rPr>
+        <w:t>屆大專院校資訊應用服務創新競賽</w:t>
+      </w:r>
+      <w:r>
+        <w:rPr>
+          <w:rFonts w:ascii="Helvetica Neue" w:eastAsia="標楷體" w:hAnsi="Helvetica Neue" w:cs="新細明體"/>
+          <w:b/>
+          <w:bCs/>
+          <w:color w:val="334155"/>
+          <w:kern w:val="0"/>
+          <w:sz w:val="20"/>
+          <w:szCs w:val="20"/>
+          <w14:ligatures w14:val="none"/>
+        </w:rPr>
+        <w:t>-</w:t>
+      </w:r>
+      <w:r>
+        <w:rPr>
+          <w:rFonts w:ascii="Helvetica Neue" w:eastAsia="標楷體" w:hAnsi="Helvetica Neue" w:cs="新細明體"/>
+          <w:b/>
+          <w:bCs/>
+          <w:color w:val="334155"/>
+          <w:kern w:val="0"/>
+          <w:sz w:val="20"/>
+          <w:szCs w:val="20"/>
+          <w14:ligatures w14:val="none"/>
+        </w:rPr>
+        <w:t>教育開放組第一名</w:t>
       </w:r>
       <w:r>
         <w:rPr>
@@ -4103,59 +4233,35 @@
           <w:szCs w:val="20"/>
           <w14:ligatures w14:val="none"/>
         </w:rPr>
-        <w:t>第</w:t>
-      </w:r>
-      <w:r>
-        <w:rPr>
-          <w:rFonts w:ascii="Helvetica Neue" w:eastAsia="標楷體" w:hAnsi="Helvetica Neue" w:cs="新細明體"/>
-          <w:b/>
-          <w:bCs/>
-          <w:color w:val="334155"/>
-          <w:kern w:val="0"/>
-          <w:sz w:val="20"/>
-          <w:szCs w:val="20"/>
-          <w14:ligatures w14:val="none"/>
-        </w:rPr>
-        <w:t>28</w:t>
-      </w:r>
-      <w:r>
-        <w:rPr>
-          <w:rFonts w:ascii="Helvetica Neue" w:eastAsia="標楷體" w:hAnsi="Helvetica Neue" w:cs="新細明體"/>
-          <w:b/>
-          <w:bCs/>
-          <w:color w:val="334155"/>
-          <w:kern w:val="0"/>
-          <w:sz w:val="20"/>
-          <w:szCs w:val="20"/>
-          <w14:ligatures w14:val="none"/>
-        </w:rPr>
-        <w:t>屆大專院校資訊應用服務創新競賽</w:t>
-      </w:r>
-      <w:r>
-        <w:rPr>
-          <w:rFonts w:ascii="Helvetica Neue" w:eastAsia="標楷體" w:hAnsi="Helvetica Neue" w:cs="新細明體"/>
-          <w:b/>
-          <w:bCs/>
-          <w:color w:val="334155"/>
-          <w:kern w:val="0"/>
-          <w:sz w:val="20"/>
-          <w:szCs w:val="20"/>
-          <w14:ligatures w14:val="none"/>
-        </w:rPr>
-        <w:t>-</w:t>
-      </w:r>
-      <w:r>
-        <w:rPr>
-          <w:rFonts w:ascii="Helvetica Neue" w:eastAsia="標楷體" w:hAnsi="Helvetica Neue" w:cs="新細明體"/>
-          <w:b/>
-          <w:bCs/>
-          <w:color w:val="334155"/>
-          <w:kern w:val="0"/>
-          <w:sz w:val="20"/>
-          <w:szCs w:val="20"/>
-          <w14:ligatures w14:val="none"/>
-        </w:rPr>
-        <w:t>教育開放組第一名</w:t>
+        <w:t>創辦</w:t>
+      </w:r>
+      <w:proofErr w:type="spellStart"/>
+      <w:r>
+        <w:rPr>
+          <w:rFonts w:ascii="Helvetica Neue" w:eastAsia="標楷體" w:hAnsi="Helvetica Neue" w:cs="新細明體"/>
+          <w:b/>
+          <w:bCs/>
+          <w:color w:val="334155"/>
+          <w:kern w:val="0"/>
+          <w:sz w:val="20"/>
+          <w:szCs w:val="20"/>
+          <w14:ligatures w14:val="none"/>
+        </w:rPr>
+        <w:t>CodeCrafters</w:t>
+      </w:r>
+      <w:proofErr w:type="spellEnd"/>
+      <w:r>
+        <w:rPr>
+          <w:rFonts w:ascii="Helvetica Neue" w:eastAsia="標楷體" w:hAnsi="Helvetica Neue" w:cs="新細明體"/>
+          <w:b/>
+          <w:bCs/>
+          <w:color w:val="334155"/>
+          <w:kern w:val="0"/>
+          <w:sz w:val="20"/>
+          <w:szCs w:val="20"/>
+          <w14:ligatures w14:val="none"/>
+        </w:rPr>
+        <w:t>交流站</w:t>
       </w:r>
       <w:r>
         <w:rPr>
@@ -4201,33 +4307,33 @@
           <w:szCs w:val="20"/>
           <w14:ligatures w14:val="none"/>
         </w:rPr>
-        <w:t>創辦</w:t>
-      </w:r>
-      <w:r>
-        <w:rPr>
-          <w:rFonts w:ascii="Helvetica Neue" w:eastAsia="標楷體" w:hAnsi="Helvetica Neue" w:cs="新細明體"/>
-          <w:b/>
-          <w:bCs/>
-          <w:color w:val="334155"/>
-          <w:kern w:val="0"/>
-          <w:sz w:val="20"/>
-          <w:szCs w:val="20"/>
-          <w14:ligatures w14:val="none"/>
-        </w:rPr>
-        <w:t>CodeCrafters</w:t>
-      </w:r>
-      <w:r>
-        <w:rPr>
-          <w:rFonts w:ascii="Helvetica Neue" w:eastAsia="標楷體" w:hAnsi="Helvetica Neue" w:cs="新細明體"/>
-          <w:b/>
-          <w:bCs/>
-          <w:color w:val="334155"/>
-          <w:kern w:val="0"/>
-          <w:sz w:val="20"/>
-          <w:szCs w:val="20"/>
-          <w14:ligatures w14:val="none"/>
-        </w:rPr>
-        <w:t>交流站</w:t>
+        <w:t>國家科學及技術委員會</w:t>
+      </w:r>
+      <w:r>
+        <w:rPr>
+          <w:rFonts w:ascii="Helvetica Neue" w:eastAsia="標楷體" w:hAnsi="Helvetica Neue" w:cs="新細明體"/>
+          <w:b/>
+          <w:bCs/>
+          <w:color w:val="334155"/>
+          <w:kern w:val="0"/>
+          <w:sz w:val="20"/>
+          <w:szCs w:val="20"/>
+          <w14:ligatures w14:val="none"/>
+        </w:rPr>
+        <w:t>-</w:t>
+      </w:r>
+      <w:r>
+        <w:rPr>
+          <w:rFonts w:ascii="Helvetica Neue" w:eastAsia="標楷體" w:hAnsi="Helvetica Neue" w:cs="新細明體"/>
+          <w:b/>
+          <w:bCs/>
+          <w:color w:val="334155"/>
+          <w:kern w:val="0"/>
+          <w:sz w:val="20"/>
+          <w:szCs w:val="20"/>
+          <w14:ligatures w14:val="none"/>
+        </w:rPr>
+        <w:t>大專學生研究計畫通過</w:t>
       </w:r>
       <w:r>
         <w:rPr>
@@ -4273,33 +4379,7 @@
           <w:szCs w:val="20"/>
           <w14:ligatures w14:val="none"/>
         </w:rPr>
-        <w:t>國家科學及技術委員會</w:t>
-      </w:r>
-      <w:r>
-        <w:rPr>
-          <w:rFonts w:ascii="Helvetica Neue" w:eastAsia="標楷體" w:hAnsi="Helvetica Neue" w:cs="新細明體"/>
-          <w:b/>
-          <w:bCs/>
-          <w:color w:val="334155"/>
-          <w:kern w:val="0"/>
-          <w:sz w:val="20"/>
-          <w:szCs w:val="20"/>
-          <w14:ligatures w14:val="none"/>
-        </w:rPr>
-        <w:t>-</w:t>
-      </w:r>
-      <w:r>
-        <w:rPr>
-          <w:rFonts w:ascii="Helvetica Neue" w:eastAsia="標楷體" w:hAnsi="Helvetica Neue" w:cs="新細明體"/>
-          <w:b/>
-          <w:bCs/>
-          <w:color w:val="334155"/>
-          <w:kern w:val="0"/>
-          <w:sz w:val="20"/>
-          <w:szCs w:val="20"/>
-          <w14:ligatures w14:val="none"/>
-        </w:rPr>
-        <w:t>大專學生研究計畫通過</w:t>
+        <w:t>新光人壽獎助學金</w:t>
       </w:r>
       <w:r>
         <w:rPr>
@@ -4345,20 +4425,46 @@
           <w:szCs w:val="20"/>
           <w14:ligatures w14:val="none"/>
         </w:rPr>
-        <w:t>新光人壽獎助學金</w:t>
-      </w:r>
-      <w:r>
-        <w:rPr>
-          <w:rFonts w:ascii="Helvetica Neue" w:eastAsia="標楷體" w:hAnsi="Helvetica Neue" w:cs="新細明體"/>
-          <w:b/>
-          <w:bCs/>
-          <w:color w:val="334155"/>
-          <w:kern w:val="0"/>
-          <w:sz w:val="20"/>
-          <w:szCs w:val="20"/>
-          <w14:ligatures w14:val="none"/>
-        </w:rPr>
-        <w:t>, 2023</w:t>
+        <w:t>擔任大學專題組長並與國立成功大學資工系教授蘇文鈺、愛自造者學習協會</w:t>
+      </w:r>
+      <w:r>
+        <w:rPr>
+          <w:rFonts w:ascii="Helvetica Neue" w:eastAsia="標楷體" w:hAnsi="Helvetica Neue" w:cs="新細明體"/>
+          <w:b/>
+          <w:bCs/>
+          <w:color w:val="334155"/>
+          <w:kern w:val="0"/>
+          <w:sz w:val="20"/>
+          <w:szCs w:val="20"/>
+          <w14:ligatures w14:val="none"/>
+        </w:rPr>
+        <w:t>(PTWA)</w:t>
+      </w:r>
+      <w:r>
+        <w:rPr>
+          <w:rFonts w:ascii="Helvetica Neue" w:eastAsia="標楷體" w:hAnsi="Helvetica Neue" w:cs="新細明體"/>
+          <w:b/>
+          <w:bCs/>
+          <w:color w:val="334155"/>
+          <w:kern w:val="0"/>
+          <w:sz w:val="20"/>
+          <w:szCs w:val="20"/>
+          <w14:ligatures w14:val="none"/>
+        </w:rPr>
+        <w:t>合作</w:t>
+      </w:r>
+      <w:r>
+        <w:rPr>
+          <w:rFonts w:ascii="Helvetica Neue" w:eastAsia="標楷體" w:hAnsi="Helvetica Neue" w:cs="新細明體"/>
+          <w:b/>
+          <w:bCs/>
+          <w:color w:val="334155"/>
+          <w:kern w:val="0"/>
+          <w:sz w:val="20"/>
+          <w:szCs w:val="20"/>
+          <w14:ligatures w14:val="none"/>
+        </w:rPr>
+        <w:t>, 2022</w:t>
       </w:r>
     </w:p>
     <w:p>
@@ -4391,33 +4497,59 @@
           <w:szCs w:val="20"/>
           <w14:ligatures w14:val="none"/>
         </w:rPr>
-        <w:t>擔任大學專題組長並與國立成功大學資工系教授蘇文鈺、愛自造者學習協會</w:t>
-      </w:r>
-      <w:r>
-        <w:rPr>
-          <w:rFonts w:ascii="Helvetica Neue" w:eastAsia="標楷體" w:hAnsi="Helvetica Neue" w:cs="新細明體"/>
-          <w:b/>
-          <w:bCs/>
-          <w:color w:val="334155"/>
-          <w:kern w:val="0"/>
-          <w:sz w:val="20"/>
-          <w:szCs w:val="20"/>
-          <w14:ligatures w14:val="none"/>
-        </w:rPr>
-        <w:t>(PTWA)</w:t>
-      </w:r>
-      <w:r>
-        <w:rPr>
-          <w:rFonts w:ascii="Helvetica Neue" w:eastAsia="標楷體" w:hAnsi="Helvetica Neue" w:cs="新細明體"/>
-          <w:b/>
-          <w:bCs/>
-          <w:color w:val="334155"/>
-          <w:kern w:val="0"/>
-          <w:sz w:val="20"/>
-          <w:szCs w:val="20"/>
-          <w14:ligatures w14:val="none"/>
-        </w:rPr>
-        <w:t>合作</w:t>
+        <w:t>巨匠電腦金匠獎</w:t>
+      </w:r>
+      <w:r>
+        <w:rPr>
+          <w:rFonts w:ascii="Helvetica Neue" w:eastAsia="標楷體" w:hAnsi="Helvetica Neue" w:cs="新細明體"/>
+          <w:b/>
+          <w:bCs/>
+          <w:color w:val="334155"/>
+          <w:kern w:val="0"/>
+          <w:sz w:val="20"/>
+          <w:szCs w:val="20"/>
+          <w14:ligatures w14:val="none"/>
+        </w:rPr>
+        <w:t>-</w:t>
+      </w:r>
+      <w:r>
+        <w:rPr>
+          <w:rFonts w:ascii="Helvetica Neue" w:eastAsia="標楷體" w:hAnsi="Helvetica Neue" w:cs="新細明體"/>
+          <w:b/>
+          <w:bCs/>
+          <w:color w:val="334155"/>
+          <w:kern w:val="0"/>
+          <w:sz w:val="20"/>
+          <w:szCs w:val="20"/>
+          <w14:ligatures w14:val="none"/>
+        </w:rPr>
+        <w:t>程式設計競賽</w:t>
+      </w:r>
+      <w:r>
+        <w:rPr>
+          <w:rFonts w:ascii="Helvetica Neue" w:eastAsia="標楷體" w:hAnsi="Helvetica Neue" w:cs="新細明體"/>
+          <w:b/>
+          <w:bCs/>
+          <w:color w:val="334155"/>
+          <w:kern w:val="0"/>
+          <w:sz w:val="20"/>
+          <w:szCs w:val="20"/>
+          <w14:ligatures w14:val="none"/>
+        </w:rPr>
+        <w:t>Python</w:t>
+      </w:r>
+      <w:r>
+        <w:rPr>
+          <w:rFonts w:ascii="Helvetica Neue" w:eastAsia="標楷體" w:hAnsi="Helvetica Neue" w:cs="新細明體"/>
+          <w:b/>
+          <w:bCs/>
+          <w:color w:val="334155"/>
+          <w:kern w:val="0"/>
+          <w:sz w:val="20"/>
+          <w:szCs w:val="20"/>
+          <w14:ligatures w14:val="none"/>
+        </w:rPr>
+        <w:t>組決賽</w:t>
       </w:r>
       <w:r>
         <w:rPr>
@@ -4463,104 +4595,6 @@
           <w:szCs w:val="20"/>
           <w14:ligatures w14:val="none"/>
         </w:rPr>
-        <w:t>巨匠電腦金匠獎</w:t>
-      </w:r>
-      <w:r>
-        <w:rPr>
-          <w:rFonts w:ascii="Helvetica Neue" w:eastAsia="標楷體" w:hAnsi="Helvetica Neue" w:cs="新細明體"/>
-          <w:b/>
-          <w:bCs/>
-          <w:color w:val="334155"/>
-          <w:kern w:val="0"/>
-          <w:sz w:val="20"/>
-          <w:szCs w:val="20"/>
-          <w14:ligatures w14:val="none"/>
-        </w:rPr>
-        <w:t>-</w:t>
-      </w:r>
-      <w:r>
-        <w:rPr>
-          <w:rFonts w:ascii="Helvetica Neue" w:eastAsia="標楷體" w:hAnsi="Helvetica Neue" w:cs="新細明體"/>
-          <w:b/>
-          <w:bCs/>
-          <w:color w:val="334155"/>
-          <w:kern w:val="0"/>
-          <w:sz w:val="20"/>
-          <w:szCs w:val="20"/>
-          <w14:ligatures w14:val="none"/>
-        </w:rPr>
-        <w:t>程式設計競賽</w:t>
-      </w:r>
-      <w:r>
-        <w:rPr>
-          <w:rFonts w:ascii="Helvetica Neue" w:eastAsia="標楷體" w:hAnsi="Helvetica Neue" w:cs="新細明體"/>
-          <w:b/>
-          <w:bCs/>
-          <w:color w:val="334155"/>
-          <w:kern w:val="0"/>
-          <w:sz w:val="20"/>
-          <w:szCs w:val="20"/>
-          <w14:ligatures w14:val="none"/>
-        </w:rPr>
-        <w:t>Python</w:t>
-      </w:r>
-      <w:r>
-        <w:rPr>
-          <w:rFonts w:ascii="Helvetica Neue" w:eastAsia="標楷體" w:hAnsi="Helvetica Neue" w:cs="新細明體"/>
-          <w:b/>
-          <w:bCs/>
-          <w:color w:val="334155"/>
-          <w:kern w:val="0"/>
-          <w:sz w:val="20"/>
-          <w:szCs w:val="20"/>
-          <w14:ligatures w14:val="none"/>
-        </w:rPr>
-        <w:t>組決賽</w:t>
-      </w:r>
-      <w:r>
-        <w:rPr>
-          <w:rFonts w:ascii="Helvetica Neue" w:eastAsia="標楷體" w:hAnsi="Helvetica Neue" w:cs="新細明體"/>
-          <w:b/>
-          <w:bCs/>
-          <w:color w:val="334155"/>
-          <w:kern w:val="0"/>
-          <w:sz w:val="20"/>
-          <w:szCs w:val="20"/>
-          <w14:ligatures w14:val="none"/>
-        </w:rPr>
-        <w:t>, 2022</w:t>
-      </w:r>
-    </w:p>
-    <w:p>
-      <w:pPr>
-        <w:widowControl/>
-        <w:numPr>
-          <w:ilvl w:val="0"/>
-          <w:numId w:val="6"/>
-        </w:numPr>
-        <w:spacing w:after="0" w:line="240" w:lineRule="exact"/>
-        <w:rPr>
-          <w:rFonts w:ascii="Helvetica Neue" w:eastAsia="標楷體" w:hAnsi="Helvetica Neue" w:cs="新細明體"/>
-          <w:b/>
-          <w:bCs/>
-          <w:color w:val="334155"/>
-          <w:kern w:val="0"/>
-          <w:sz w:val="20"/>
-          <w:szCs w:val="20"/>
-          <w14:ligatures w14:val="none"/>
-        </w:rPr>
-      </w:pPr>
-      <w:r>
-        <w:rPr>
-          <w:rFonts w:ascii="Helvetica Neue" w:eastAsia="標楷體" w:hAnsi="Helvetica Neue" w:cs="新細明體"/>
-          <w:b/>
-          <w:bCs/>
-          <w:color w:val="334155"/>
-          <w:kern w:val="0"/>
-          <w:sz w:val="20"/>
-          <w:szCs w:val="20"/>
-          <w14:ligatures w14:val="none"/>
-        </w:rPr>
         <w:t>四技二專統一入學測驗</w:t>
       </w:r>
       <w:r>
@@ -4655,18 +4689,33 @@
           <w14:ligatures w14:val="none"/>
         </w:rPr>
       </w:pPr>
-      <w:r>
-        <w:rPr>
-          <w:rFonts w:ascii="Helvetica Neue" w:eastAsia="標楷體" w:hAnsi="Helvetica Neue" w:cs="新細明體"/>
-          <w:b/>
-          <w:bCs/>
-          <w:color w:val="334155"/>
-          <w:kern w:val="0"/>
-          <w:sz w:val="20"/>
-          <w:szCs w:val="20"/>
-          <w14:ligatures w14:val="none"/>
-        </w:rPr>
-        <w:t>iPAS AI</w:t>
+      <w:proofErr w:type="spellStart"/>
+      <w:r>
+        <w:rPr>
+          <w:rFonts w:ascii="Helvetica Neue" w:eastAsia="標楷體" w:hAnsi="Helvetica Neue" w:cs="新細明體"/>
+          <w:b/>
+          <w:bCs/>
+          <w:color w:val="334155"/>
+          <w:kern w:val="0"/>
+          <w:sz w:val="20"/>
+          <w:szCs w:val="20"/>
+          <w14:ligatures w14:val="none"/>
+        </w:rPr>
+        <w:t>iPAS</w:t>
+      </w:r>
+      <w:proofErr w:type="spellEnd"/>
+      <w:r>
+        <w:rPr>
+          <w:rFonts w:ascii="Helvetica Neue" w:eastAsia="標楷體" w:hAnsi="Helvetica Neue" w:cs="新細明體"/>
+          <w:b/>
+          <w:bCs/>
+          <w:color w:val="334155"/>
+          <w:kern w:val="0"/>
+          <w:sz w:val="20"/>
+          <w:szCs w:val="20"/>
+          <w14:ligatures w14:val="none"/>
+        </w:rPr>
+        <w:t xml:space="preserve"> AI</w:t>
       </w:r>
       <w:r>
         <w:rPr>
@@ -4696,16 +4745,29 @@
       </w:r>
       <w:r>
         <w:rPr>
-          <w:rFonts w:ascii="Helvetica Neue" w:eastAsia="標楷體" w:hAnsi="Helvetica Neue" w:cs="新細明體"/>
-          <w:b/>
-          <w:bCs/>
-          <w:color w:val="334155"/>
-          <w:kern w:val="0"/>
-          <w:sz w:val="20"/>
-          <w:szCs w:val="20"/>
-          <w14:ligatures w14:val="none"/>
-        </w:rPr>
-        <w:t>初級</w:t>
+          <w:rFonts w:ascii="Helvetica Neue" w:eastAsia="標楷體" w:hAnsi="Helvetica Neue" w:cs="新細明體" w:hint="eastAsia"/>
+          <w:b/>
+          <w:bCs/>
+          <w:color w:val="334155"/>
+          <w:kern w:val="0"/>
+          <w:sz w:val="20"/>
+          <w:szCs w:val="20"/>
+          <w14:ligatures w14:val="none"/>
+        </w:rPr>
+        <w:t>中</w:t>
+      </w:r>
+      <w:r>
+        <w:rPr>
+          <w:rFonts w:ascii="Helvetica Neue" w:eastAsia="標楷體" w:hAnsi="Helvetica Neue" w:cs="新細明體"/>
+          <w:b/>
+          <w:bCs/>
+          <w:color w:val="334155"/>
+          <w:kern w:val="0"/>
+          <w:sz w:val="20"/>
+          <w:szCs w:val="20"/>
+          <w14:ligatures w14:val="none"/>
+        </w:rPr>
+        <w:t>級</w:t>
       </w:r>
       <w:r>
         <w:rPr>
@@ -4722,29 +4784,42 @@
       </w:r>
       <w:r>
         <w:rPr>
-          <w:rFonts w:ascii="Helvetica Neue" w:eastAsia="標楷體" w:hAnsi="Helvetica Neue" w:cs="新細明體"/>
-          <w:b/>
-          <w:bCs/>
-          <w:color w:val="334155"/>
-          <w:kern w:val="0"/>
-          <w:sz w:val="20"/>
-          <w:szCs w:val="20"/>
-          <w14:ligatures w14:val="none"/>
-        </w:rPr>
-        <w:t>全國首批</w:t>
-      </w:r>
-      <w:r>
-        <w:rPr>
-          <w:rFonts w:ascii="Helvetica Neue" w:eastAsia="標楷體" w:hAnsi="Helvetica Neue" w:cs="新細明體"/>
-          <w:b/>
-          <w:bCs/>
-          <w:color w:val="334155"/>
-          <w:kern w:val="0"/>
-          <w:sz w:val="20"/>
-          <w:szCs w:val="20"/>
-          <w14:ligatures w14:val="none"/>
-        </w:rPr>
-        <w:t>), 2025</w:t>
+          <w:rFonts w:ascii="Helvetica Neue" w:eastAsia="標楷體" w:hAnsi="Helvetica Neue" w:cs="新細明體" w:hint="eastAsia"/>
+          <w:b/>
+          <w:bCs/>
+          <w:color w:val="334155"/>
+          <w:kern w:val="0"/>
+          <w:sz w:val="20"/>
+          <w:szCs w:val="20"/>
+          <w14:ligatures w14:val="none"/>
+        </w:rPr>
+        <w:t>機器學習</w:t>
+      </w:r>
+      <w:r>
+        <w:rPr>
+          <w:rFonts w:ascii="Helvetica Neue" w:eastAsia="標楷體" w:hAnsi="Helvetica Neue" w:cs="新細明體"/>
+          <w:b/>
+          <w:bCs/>
+          <w:color w:val="334155"/>
+          <w:kern w:val="0"/>
+          <w:sz w:val="20"/>
+          <w:szCs w:val="20"/>
+          <w14:ligatures w14:val="none"/>
+        </w:rPr>
+        <w:t>), 202</w:t>
+      </w:r>
+      <w:r>
+        <w:rPr>
+          <w:rFonts w:ascii="Helvetica Neue" w:eastAsia="標楷體" w:hAnsi="Helvetica Neue" w:cs="新細明體"/>
+          <w:b/>
+          <w:bCs/>
+          <w:color w:val="334155"/>
+          <w:kern w:val="0"/>
+          <w:sz w:val="20"/>
+          <w:szCs w:val="20"/>
+          <w14:ligatures w14:val="none"/>
+        </w:rPr>
+        <w:t>6</w:t>
       </w:r>
     </w:p>
     <w:p>
@@ -4777,7 +4852,46 @@
           <w:szCs w:val="20"/>
           <w14:ligatures w14:val="none"/>
         </w:rPr>
-        <w:t>TOEIC Listening and Reading Test 550, 2024</w:t>
+        <w:t>TOEIC Listening and Reading Test 5</w:t>
+      </w:r>
+      <w:r>
+        <w:rPr>
+          <w:rFonts w:ascii="Helvetica Neue" w:eastAsia="標楷體" w:hAnsi="Helvetica Neue" w:cs="新細明體"/>
+          <w:b/>
+          <w:bCs/>
+          <w:color w:val="334155"/>
+          <w:kern w:val="0"/>
+          <w:sz w:val="20"/>
+          <w:szCs w:val="20"/>
+          <w14:ligatures w14:val="none"/>
+        </w:rPr>
+        <w:t>9</w:t>
+      </w:r>
+      <w:r>
+        <w:rPr>
+          <w:rFonts w:ascii="Helvetica Neue" w:eastAsia="標楷體" w:hAnsi="Helvetica Neue" w:cs="新細明體"/>
+          <w:b/>
+          <w:bCs/>
+          <w:color w:val="334155"/>
+          <w:kern w:val="0"/>
+          <w:sz w:val="20"/>
+          <w:szCs w:val="20"/>
+          <w14:ligatures w14:val="none"/>
+        </w:rPr>
+        <w:t>0, 202</w:t>
+      </w:r>
+      <w:r>
+        <w:rPr>
+          <w:rFonts w:ascii="Helvetica Neue" w:eastAsia="標楷體" w:hAnsi="Helvetica Neue" w:cs="新細明體"/>
+          <w:b/>
+          <w:bCs/>
+          <w:color w:val="334155"/>
+          <w:kern w:val="0"/>
+          <w:sz w:val="20"/>
+          <w:szCs w:val="20"/>
+          <w14:ligatures w14:val="none"/>
+        </w:rPr>
+        <w:t>6</w:t>
       </w:r>
     </w:p>
     <w:p>
@@ -4799,31 +4913,111 @@
           <w14:ligatures w14:val="none"/>
         </w:rPr>
       </w:pPr>
-      <w:r>
-        <w:rPr>
-          <w:rFonts w:ascii="Helvetica Neue" w:eastAsia="標楷體" w:hAnsi="Helvetica Neue" w:cs="新細明體"/>
-          <w:b/>
-          <w:bCs/>
-          <w:color w:val="334155"/>
-          <w:kern w:val="0"/>
-          <w:sz w:val="20"/>
-          <w:szCs w:val="20"/>
-          <w14:ligatures w14:val="none"/>
-        </w:rPr>
-        <w:t>電腦硬體裝修技術士丙級</w:t>
-      </w:r>
-      <w:r>
-        <w:rPr>
-          <w:rFonts w:ascii="Helvetica Neue" w:eastAsia="標楷體" w:hAnsi="Helvetica Neue" w:cs="新細明體"/>
-          <w:b/>
-          <w:bCs/>
-          <w:color w:val="334155"/>
-          <w:kern w:val="0"/>
-          <w:sz w:val="20"/>
-          <w:szCs w:val="20"/>
-          <w14:ligatures w14:val="none"/>
-        </w:rPr>
-        <w:t>, 2023</w:t>
+      <w:proofErr w:type="spellStart"/>
+      <w:r>
+        <w:rPr>
+          <w:rFonts w:ascii="Helvetica Neue" w:eastAsia="標楷體" w:hAnsi="Helvetica Neue" w:cs="新細明體"/>
+          <w:b/>
+          <w:bCs/>
+          <w:color w:val="334155"/>
+          <w:kern w:val="0"/>
+          <w:sz w:val="20"/>
+          <w:szCs w:val="20"/>
+          <w14:ligatures w14:val="none"/>
+        </w:rPr>
+        <w:t>iPAS</w:t>
+      </w:r>
+      <w:proofErr w:type="spellEnd"/>
+      <w:r>
+        <w:rPr>
+          <w:rFonts w:ascii="Helvetica Neue" w:eastAsia="標楷體" w:hAnsi="Helvetica Neue" w:cs="新細明體"/>
+          <w:b/>
+          <w:bCs/>
+          <w:color w:val="334155"/>
+          <w:kern w:val="0"/>
+          <w:sz w:val="20"/>
+          <w:szCs w:val="20"/>
+          <w14:ligatures w14:val="none"/>
+        </w:rPr>
+        <w:t xml:space="preserve"> AI</w:t>
+      </w:r>
+      <w:r>
+        <w:rPr>
+          <w:rFonts w:ascii="Helvetica Neue" w:eastAsia="標楷體" w:hAnsi="Helvetica Neue" w:cs="新細明體"/>
+          <w:b/>
+          <w:bCs/>
+          <w:color w:val="334155"/>
+          <w:kern w:val="0"/>
+          <w:sz w:val="20"/>
+          <w:szCs w:val="20"/>
+          <w14:ligatures w14:val="none"/>
+        </w:rPr>
+        <w:t>應用規劃師</w:t>
+      </w:r>
+      <w:r>
+        <w:rPr>
+          <w:rFonts w:ascii="Helvetica Neue" w:eastAsia="標楷體" w:hAnsi="Helvetica Neue" w:cs="新細明體"/>
+          <w:b/>
+          <w:bCs/>
+          <w:color w:val="334155"/>
+          <w:kern w:val="0"/>
+          <w:sz w:val="20"/>
+          <w:szCs w:val="20"/>
+          <w14:ligatures w14:val="none"/>
+        </w:rPr>
+        <w:t>-</w:t>
+      </w:r>
+      <w:r>
+        <w:rPr>
+          <w:rFonts w:ascii="Helvetica Neue" w:eastAsia="標楷體" w:hAnsi="Helvetica Neue" w:cs="新細明體"/>
+          <w:b/>
+          <w:bCs/>
+          <w:color w:val="334155"/>
+          <w:kern w:val="0"/>
+          <w:sz w:val="20"/>
+          <w:szCs w:val="20"/>
+          <w14:ligatures w14:val="none"/>
+        </w:rPr>
+        <w:t>初級</w:t>
+      </w:r>
+      <w:r>
+        <w:rPr>
+          <w:rFonts w:ascii="Helvetica Neue" w:eastAsia="標楷體" w:hAnsi="Helvetica Neue" w:cs="新細明體"/>
+          <w:b/>
+          <w:bCs/>
+          <w:color w:val="334155"/>
+          <w:kern w:val="0"/>
+          <w:sz w:val="20"/>
+          <w:szCs w:val="20"/>
+          <w14:ligatures w14:val="none"/>
+        </w:rPr>
+        <w:t xml:space="preserve"> (</w:t>
+      </w:r>
+      <w:r>
+        <w:rPr>
+          <w:rFonts w:ascii="Helvetica Neue" w:eastAsia="標楷體" w:hAnsi="Helvetica Neue" w:cs="新細明體"/>
+          <w:b/>
+          <w:bCs/>
+          <w:color w:val="334155"/>
+          <w:kern w:val="0"/>
+          <w:sz w:val="20"/>
+          <w:szCs w:val="20"/>
+          <w14:ligatures w14:val="none"/>
+        </w:rPr>
+        <w:t>全國首批</w:t>
+      </w:r>
+      <w:r>
+        <w:rPr>
+          <w:rFonts w:ascii="Helvetica Neue" w:eastAsia="標楷體" w:hAnsi="Helvetica Neue" w:cs="新細明體"/>
+          <w:b/>
+          <w:bCs/>
+          <w:color w:val="334155"/>
+          <w:kern w:val="0"/>
+          <w:sz w:val="20"/>
+          <w:szCs w:val="20"/>
+          <w14:ligatures w14:val="none"/>
+        </w:rPr>
+        <w:t>), 2025</w:t>
       </w:r>
     </w:p>
     <w:p>
@@ -4856,33 +5050,20 @@
           <w:szCs w:val="20"/>
           <w14:ligatures w14:val="none"/>
         </w:rPr>
-        <w:t xml:space="preserve">TQC+ </w:t>
-      </w:r>
-      <w:r>
-        <w:rPr>
-          <w:rFonts w:ascii="Helvetica Neue" w:eastAsia="標楷體" w:hAnsi="Helvetica Neue" w:cs="新細明體"/>
-          <w:b/>
-          <w:bCs/>
-          <w:color w:val="334155"/>
-          <w:kern w:val="0"/>
-          <w:sz w:val="20"/>
-          <w:szCs w:val="20"/>
-          <w14:ligatures w14:val="none"/>
-        </w:rPr>
-        <w:t>軟體設計領域物件導向程式語言</w:t>
-      </w:r>
-      <w:r>
-        <w:rPr>
-          <w:rFonts w:ascii="Helvetica Neue" w:eastAsia="標楷體" w:hAnsi="Helvetica Neue" w:cs="新細明體"/>
-          <w:b/>
-          <w:bCs/>
-          <w:color w:val="334155"/>
-          <w:kern w:val="0"/>
-          <w:sz w:val="20"/>
-          <w:szCs w:val="20"/>
-          <w14:ligatures w14:val="none"/>
-        </w:rPr>
-        <w:t xml:space="preserve"> Java, 2021</w:t>
+        <w:t>電腦硬體裝修技術士丙級</w:t>
+      </w:r>
+      <w:r>
+        <w:rPr>
+          <w:rFonts w:ascii="Helvetica Neue" w:eastAsia="標楷體" w:hAnsi="Helvetica Neue" w:cs="新細明體"/>
+          <w:b/>
+          <w:bCs/>
+          <w:color w:val="334155"/>
+          <w:kern w:val="0"/>
+          <w:sz w:val="20"/>
+          <w:szCs w:val="20"/>
+          <w14:ligatures w14:val="none"/>
+        </w:rPr>
+        <w:t>, 2023</w:t>
       </w:r>
     </w:p>
     <w:p>
@@ -4928,20 +5109,20 @@
           <w:szCs w:val="20"/>
           <w14:ligatures w14:val="none"/>
         </w:rPr>
-        <w:t>程式語言</w:t>
-      </w:r>
-      <w:r>
-        <w:rPr>
-          <w:rFonts w:ascii="Helvetica Neue" w:eastAsia="標楷體" w:hAnsi="Helvetica Neue" w:cs="新細明體"/>
-          <w:b/>
-          <w:bCs/>
-          <w:color w:val="334155"/>
-          <w:kern w:val="0"/>
-          <w:sz w:val="20"/>
-          <w:szCs w:val="20"/>
-          <w14:ligatures w14:val="none"/>
-        </w:rPr>
-        <w:t xml:space="preserve"> Python 3, 2020</w:t>
+        <w:t>軟體設計領域物件導向程式語言</w:t>
+      </w:r>
+      <w:r>
+        <w:rPr>
+          <w:rFonts w:ascii="Helvetica Neue" w:eastAsia="標楷體" w:hAnsi="Helvetica Neue" w:cs="新細明體"/>
+          <w:b/>
+          <w:bCs/>
+          <w:color w:val="334155"/>
+          <w:kern w:val="0"/>
+          <w:sz w:val="20"/>
+          <w:szCs w:val="20"/>
+          <w14:ligatures w14:val="none"/>
+        </w:rPr>
+        <w:t xml:space="preserve"> Java, 2021</w:t>
       </w:r>
     </w:p>
     <w:p>
@@ -4974,20 +5155,33 @@
           <w:szCs w:val="20"/>
           <w14:ligatures w14:val="none"/>
         </w:rPr>
-        <w:t>電腦軟體應用技術士乙級</w:t>
-      </w:r>
-      <w:r>
-        <w:rPr>
-          <w:rFonts w:ascii="Helvetica Neue" w:eastAsia="標楷體" w:hAnsi="Helvetica Neue" w:cs="新細明體"/>
-          <w:b/>
-          <w:bCs/>
-          <w:color w:val="334155"/>
-          <w:kern w:val="0"/>
-          <w:sz w:val="20"/>
-          <w:szCs w:val="20"/>
-          <w14:ligatures w14:val="none"/>
-        </w:rPr>
-        <w:t>, 2020</w:t>
+        <w:t xml:space="preserve">TQC+ </w:t>
+      </w:r>
+      <w:r>
+        <w:rPr>
+          <w:rFonts w:ascii="Helvetica Neue" w:eastAsia="標楷體" w:hAnsi="Helvetica Neue" w:cs="新細明體"/>
+          <w:b/>
+          <w:bCs/>
+          <w:color w:val="334155"/>
+          <w:kern w:val="0"/>
+          <w:sz w:val="20"/>
+          <w:szCs w:val="20"/>
+          <w14:ligatures w14:val="none"/>
+        </w:rPr>
+        <w:t>程式語言</w:t>
+      </w:r>
+      <w:r>
+        <w:rPr>
+          <w:rFonts w:ascii="Helvetica Neue" w:eastAsia="標楷體" w:hAnsi="Helvetica Neue" w:cs="新細明體"/>
+          <w:b/>
+          <w:bCs/>
+          <w:color w:val="334155"/>
+          <w:kern w:val="0"/>
+          <w:sz w:val="20"/>
+          <w:szCs w:val="20"/>
+          <w14:ligatures w14:val="none"/>
+        </w:rPr>
+        <w:t xml:space="preserve"> Python 3, 2020</w:t>
       </w:r>
     </w:p>
     <w:p>
@@ -5020,33 +5214,20 @@
           <w:szCs w:val="20"/>
           <w14:ligatures w14:val="none"/>
         </w:rPr>
-        <w:t>BAP</w:t>
-      </w:r>
-      <w:r>
-        <w:rPr>
-          <w:rFonts w:ascii="Helvetica Neue" w:eastAsia="標楷體" w:hAnsi="Helvetica Neue" w:cs="新細明體"/>
-          <w:b/>
-          <w:bCs/>
-          <w:color w:val="334155"/>
-          <w:kern w:val="0"/>
-          <w:sz w:val="20"/>
-          <w:szCs w:val="20"/>
-          <w14:ligatures w14:val="none"/>
-        </w:rPr>
-        <w:t>商務專業應用能力國際認證</w:t>
-      </w:r>
-      <w:r>
-        <w:rPr>
-          <w:rFonts w:ascii="Helvetica Neue" w:eastAsia="標楷體" w:hAnsi="Helvetica Neue" w:cs="新細明體"/>
-          <w:b/>
-          <w:bCs/>
-          <w:color w:val="334155"/>
-          <w:kern w:val="0"/>
-          <w:sz w:val="20"/>
-          <w:szCs w:val="20"/>
-          <w14:ligatures w14:val="none"/>
-        </w:rPr>
-        <w:t xml:space="preserve"> Excel, 2019</w:t>
+        <w:t>電腦軟體應用技術士乙級</w:t>
+      </w:r>
+      <w:r>
+        <w:rPr>
+          <w:rFonts w:ascii="Helvetica Neue" w:eastAsia="標楷體" w:hAnsi="Helvetica Neue" w:cs="新細明體"/>
+          <w:b/>
+          <w:bCs/>
+          <w:color w:val="334155"/>
+          <w:kern w:val="0"/>
+          <w:sz w:val="20"/>
+          <w:szCs w:val="20"/>
+          <w14:ligatures w14:val="none"/>
+        </w:rPr>
+        <w:t>, 2020</w:t>
       </w:r>
     </w:p>
     <w:p>
@@ -5079,33 +5260,33 @@
           <w:szCs w:val="20"/>
           <w14:ligatures w14:val="none"/>
         </w:rPr>
-        <w:t>TQC+ App Inventor</w:t>
-      </w:r>
-      <w:r>
-        <w:rPr>
-          <w:rFonts w:ascii="Helvetica Neue" w:eastAsia="標楷體" w:hAnsi="Helvetica Neue" w:cs="新細明體"/>
-          <w:b/>
-          <w:bCs/>
-          <w:color w:val="334155"/>
-          <w:kern w:val="0"/>
-          <w:sz w:val="20"/>
-          <w:szCs w:val="20"/>
-          <w14:ligatures w14:val="none"/>
-        </w:rPr>
-        <w:t>程式設計</w:t>
-      </w:r>
-      <w:r>
-        <w:rPr>
-          <w:rFonts w:ascii="Helvetica Neue" w:eastAsia="標楷體" w:hAnsi="Helvetica Neue" w:cs="新細明體"/>
-          <w:b/>
-          <w:bCs/>
-          <w:color w:val="334155"/>
-          <w:kern w:val="0"/>
-          <w:sz w:val="20"/>
-          <w:szCs w:val="20"/>
-          <w14:ligatures w14:val="none"/>
-        </w:rPr>
-        <w:t>, 2019</w:t>
+        <w:t>BAP</w:t>
+      </w:r>
+      <w:r>
+        <w:rPr>
+          <w:rFonts w:ascii="Helvetica Neue" w:eastAsia="標楷體" w:hAnsi="Helvetica Neue" w:cs="新細明體"/>
+          <w:b/>
+          <w:bCs/>
+          <w:color w:val="334155"/>
+          <w:kern w:val="0"/>
+          <w:sz w:val="20"/>
+          <w:szCs w:val="20"/>
+          <w14:ligatures w14:val="none"/>
+        </w:rPr>
+        <w:t>商務專業應用能力國際認證</w:t>
+      </w:r>
+      <w:r>
+        <w:rPr>
+          <w:rFonts w:ascii="Helvetica Neue" w:eastAsia="標楷體" w:hAnsi="Helvetica Neue" w:cs="新細明體"/>
+          <w:b/>
+          <w:bCs/>
+          <w:color w:val="334155"/>
+          <w:kern w:val="0"/>
+          <w:sz w:val="20"/>
+          <w:szCs w:val="20"/>
+          <w14:ligatures w14:val="none"/>
+        </w:rPr>
+        <w:t xml:space="preserve"> Excel, 2019</w:t>
       </w:r>
     </w:p>
     <w:p>
@@ -5138,33 +5319,33 @@
           <w:szCs w:val="20"/>
           <w14:ligatures w14:val="none"/>
         </w:rPr>
-        <w:t xml:space="preserve">TQC </w:t>
-      </w:r>
-      <w:r>
-        <w:rPr>
-          <w:rFonts w:ascii="Helvetica Neue" w:eastAsia="標楷體" w:hAnsi="Helvetica Neue" w:cs="新細明體"/>
-          <w:b/>
-          <w:bCs/>
-          <w:color w:val="334155"/>
-          <w:kern w:val="0"/>
-          <w:sz w:val="20"/>
-          <w:szCs w:val="20"/>
-          <w14:ligatures w14:val="none"/>
-        </w:rPr>
-        <w:t>英文輸入</w:t>
-      </w:r>
-      <w:r>
-        <w:rPr>
-          <w:rFonts w:ascii="Helvetica Neue" w:eastAsia="標楷體" w:hAnsi="Helvetica Neue" w:cs="新細明體"/>
-          <w:b/>
-          <w:bCs/>
-          <w:color w:val="334155"/>
-          <w:kern w:val="0"/>
-          <w:sz w:val="20"/>
-          <w:szCs w:val="20"/>
-          <w14:ligatures w14:val="none"/>
-        </w:rPr>
-        <w:t>, 2018</w:t>
+        <w:t>TQC+ App Inventor</w:t>
+      </w:r>
+      <w:r>
+        <w:rPr>
+          <w:rFonts w:ascii="Helvetica Neue" w:eastAsia="標楷體" w:hAnsi="Helvetica Neue" w:cs="新細明體"/>
+          <w:b/>
+          <w:bCs/>
+          <w:color w:val="334155"/>
+          <w:kern w:val="0"/>
+          <w:sz w:val="20"/>
+          <w:szCs w:val="20"/>
+          <w14:ligatures w14:val="none"/>
+        </w:rPr>
+        <w:t>程式設計</w:t>
+      </w:r>
+      <w:r>
+        <w:rPr>
+          <w:rFonts w:ascii="Helvetica Neue" w:eastAsia="標楷體" w:hAnsi="Helvetica Neue" w:cs="新細明體"/>
+          <w:b/>
+          <w:bCs/>
+          <w:color w:val="334155"/>
+          <w:kern w:val="0"/>
+          <w:sz w:val="20"/>
+          <w:szCs w:val="20"/>
+          <w14:ligatures w14:val="none"/>
+        </w:rPr>
+        <w:t>, 2019</w:t>
       </w:r>
     </w:p>
     <w:p>
@@ -5210,7 +5391,7 @@
           <w:szCs w:val="20"/>
           <w14:ligatures w14:val="none"/>
         </w:rPr>
-        <w:t>中文輸入</w:t>
+        <w:t>英文輸入</w:t>
       </w:r>
       <w:r>
         <w:rPr>
@@ -5256,6 +5437,65 @@
           <w:szCs w:val="20"/>
           <w14:ligatures w14:val="none"/>
         </w:rPr>
+        <w:t xml:space="preserve">TQC </w:t>
+      </w:r>
+      <w:r>
+        <w:rPr>
+          <w:rFonts w:ascii="Helvetica Neue" w:eastAsia="標楷體" w:hAnsi="Helvetica Neue" w:cs="新細明體"/>
+          <w:b/>
+          <w:bCs/>
+          <w:color w:val="334155"/>
+          <w:kern w:val="0"/>
+          <w:sz w:val="20"/>
+          <w:szCs w:val="20"/>
+          <w14:ligatures w14:val="none"/>
+        </w:rPr>
+        <w:t>中文輸入</w:t>
+      </w:r>
+      <w:r>
+        <w:rPr>
+          <w:rFonts w:ascii="Helvetica Neue" w:eastAsia="標楷體" w:hAnsi="Helvetica Neue" w:cs="新細明體"/>
+          <w:b/>
+          <w:bCs/>
+          <w:color w:val="334155"/>
+          <w:kern w:val="0"/>
+          <w:sz w:val="20"/>
+          <w:szCs w:val="20"/>
+          <w14:ligatures w14:val="none"/>
+        </w:rPr>
+        <w:t>, 2018</w:t>
+      </w:r>
+    </w:p>
+    <w:p>
+      <w:pPr>
+        <w:widowControl/>
+        <w:numPr>
+          <w:ilvl w:val="0"/>
+          <w:numId w:val="7"/>
+        </w:numPr>
+        <w:spacing w:after="0" w:line="240" w:lineRule="exact"/>
+        <w:rPr>
+          <w:rFonts w:ascii="Helvetica Neue" w:eastAsia="標楷體" w:hAnsi="Helvetica Neue" w:cs="新細明體"/>
+          <w:b/>
+          <w:bCs/>
+          <w:color w:val="334155"/>
+          <w:kern w:val="0"/>
+          <w:sz w:val="20"/>
+          <w:szCs w:val="20"/>
+          <w14:ligatures w14:val="none"/>
+        </w:rPr>
+      </w:pPr>
+      <w:r>
+        <w:rPr>
+          <w:rFonts w:ascii="Helvetica Neue" w:eastAsia="標楷體" w:hAnsi="Helvetica Neue" w:cs="新細明體"/>
+          <w:b/>
+          <w:bCs/>
+          <w:color w:val="334155"/>
+          <w:kern w:val="0"/>
+          <w:sz w:val="20"/>
+          <w:szCs w:val="20"/>
+          <w14:ligatures w14:val="none"/>
+        </w:rPr>
         <w:t>電腦軟體應用技術士丙級</w:t>
       </w:r>
       <w:r>
@@ -5573,7 +5813,35 @@
           <w14:ligatures w14:val="none"/>
         </w:rPr>
         <w:br/>
-        <w:t>OpenAI GPT-3 API, Flask, ngrok.</w:t>
+        <w:t xml:space="preserve">OpenAI GPT-3 API, Flask, </w:t>
+      </w:r>
+      <w:proofErr w:type="spellStart"/>
+      <w:r>
+        <w:rPr>
+          <w:rFonts w:ascii="Helvetica Neue" w:eastAsia="標楷體" w:hAnsi="Helvetica Neue" w:cs="新細明體"/>
+          <w:b/>
+          <w:bCs/>
+          <w:color w:val="334155"/>
+          <w:kern w:val="0"/>
+          <w:sz w:val="20"/>
+          <w:szCs w:val="20"/>
+          <w14:ligatures w14:val="none"/>
+        </w:rPr>
+        <w:t>ngrok</w:t>
+      </w:r>
+      <w:proofErr w:type="spellEnd"/>
+      <w:r>
+        <w:rPr>
+          <w:rFonts w:ascii="Helvetica Neue" w:eastAsia="標楷體" w:hAnsi="Helvetica Neue" w:cs="新細明體"/>
+          <w:b/>
+          <w:bCs/>
+          <w:color w:val="334155"/>
+          <w:kern w:val="0"/>
+          <w:sz w:val="20"/>
+          <w:szCs w:val="20"/>
+          <w14:ligatures w14:val="none"/>
+        </w:rPr>
+        <w:t>.</w:t>
       </w:r>
     </w:p>
     <w:p>
@@ -5674,6 +5942,7 @@
         </w:rPr>
         <w:t>、</w:t>
       </w:r>
+      <w:proofErr w:type="spellStart"/>
       <w:r>
         <w:rPr>
           <w:rFonts w:ascii="Helvetica Neue" w:eastAsia="標楷體" w:hAnsi="Helvetica Neue" w:cs="新細明體"/>
@@ -5687,6 +5956,7 @@
         </w:rPr>
         <w:t>Css</w:t>
       </w:r>
+      <w:proofErr w:type="spellEnd"/>
       <w:r>
         <w:rPr>
           <w:rFonts w:ascii="Helvetica Neue" w:eastAsia="標楷體" w:hAnsi="Helvetica Neue" w:cs="新細明體"/>
@@ -6021,7 +6291,35 @@
           <w14:ligatures w14:val="none"/>
         </w:rPr>
         <w:br/>
-        <w:t>Python, TensorFlow, Keras.</w:t>
+        <w:t xml:space="preserve">Python, TensorFlow, </w:t>
+      </w:r>
+      <w:proofErr w:type="spellStart"/>
+      <w:r>
+        <w:rPr>
+          <w:rFonts w:ascii="Helvetica Neue" w:eastAsia="標楷體" w:hAnsi="Helvetica Neue" w:cs="新細明體"/>
+          <w:b/>
+          <w:bCs/>
+          <w:color w:val="334155"/>
+          <w:kern w:val="0"/>
+          <w:sz w:val="20"/>
+          <w:szCs w:val="20"/>
+          <w14:ligatures w14:val="none"/>
+        </w:rPr>
+        <w:t>Keras</w:t>
+      </w:r>
+      <w:proofErr w:type="spellEnd"/>
+      <w:r>
+        <w:rPr>
+          <w:rFonts w:ascii="Helvetica Neue" w:eastAsia="標楷體" w:hAnsi="Helvetica Neue" w:cs="新細明體"/>
+          <w:b/>
+          <w:bCs/>
+          <w:color w:val="334155"/>
+          <w:kern w:val="0"/>
+          <w:sz w:val="20"/>
+          <w:szCs w:val="20"/>
+          <w14:ligatures w14:val="none"/>
+        </w:rPr>
+        <w:t>.</w:t>
       </w:r>
     </w:p>
     <w:p>
